--- a/docs/网安实战项目学习手册.docx
+++ b/docs/网安实战项目学习手册.docx
@@ -3859,6 +3859,3093 @@
                 <w:sz w:val="20"/>
               </w:rPr>
               <w:t>本实验的攻击机</w:t>
+            </w:r>
+          </w:p>
+        </w:tc>
+      </w:tr>
+    </w:tbl>
+    <w:p>
+      <w:pPr>
+        <w:pStyle w:val="Heading2"/>
+        <w:spacing w:before="200" w:after="120"/>
+      </w:pPr>
+      <w:r>
+        <w:rPr>
+          <w:rFonts w:ascii="微软雅黑" w:hAnsi="微软雅黑" w:eastAsia="微软雅黑"/>
+          <w:b/>
+          <w:sz w:val="26"/>
+        </w:rPr>
+        <w:t>2.4  常用 Linux 命令速查（英文拆解版）</w:t>
+      </w:r>
+    </w:p>
+    <w:p>
+      <w:pPr>
+        <w:spacing w:after="80"/>
+      </w:pPr>
+      <w:r>
+        <w:rPr>
+          <w:rFonts w:ascii="微软雅黑" w:hAnsi="微软雅黑" w:eastAsia="微软雅黑"/>
+          <w:b w:val="0"/>
+          <w:sz w:val="22"/>
+        </w:rPr>
+        <w:t>命令结构 = 动词(干什么) + 选项(微调) + 对象(对谁干)。英文大多是单词或首字母缩写，看懂词根就不用背。常用词根：ctl=control 控制，d=daemon 后台守护进程，-l=list 列表，-n=number 数字，-p=process 进程，-a=all 全部，-r=recursive 递归。</w:t>
+      </w:r>
+    </w:p>
+    <w:p>
+      <w:pPr>
+        <w:spacing w:before="120" w:after="60"/>
+      </w:pPr>
+      <w:r>
+        <w:rPr>
+          <w:rFonts w:ascii="微软雅黑" w:hAnsi="微软雅黑" w:eastAsia="微软雅黑"/>
+          <w:b/>
+          <w:sz w:val="23"/>
+        </w:rPr>
+        <w:t>登录与身份</w:t>
+      </w:r>
+    </w:p>
+    <w:tbl>
+      <w:tblPr>
+        <w:tblStyle w:val="TableGrid"/>
+        <w:tblW w:type="auto" w:w="0"/>
+        <w:tblLook w:firstColumn="1" w:firstRow="1" w:lastColumn="0" w:lastRow="0" w:noHBand="0" w:noVBand="1" w:val="04A0"/>
+      </w:tblPr>
+      <w:tblGrid>
+        <w:gridCol w:w="2160"/>
+        <w:gridCol w:w="2160"/>
+        <w:gridCol w:w="2160"/>
+        <w:gridCol w:w="2160"/>
+      </w:tblGrid>
+      <w:tr>
+        <w:tc>
+          <w:tcPr>
+            <w:tcW w:type="dxa" w:w="2160"/>
+          </w:tcPr>
+          <w:p>
+            <w:r/>
+            <w:r>
+              <w:rPr>
+                <w:rFonts w:ascii="微软雅黑" w:hAnsi="微软雅黑" w:eastAsia="微软雅黑"/>
+                <w:b/>
+                <w:sz w:val="20"/>
+              </w:rPr>
+              <w:t>命令</w:t>
+            </w:r>
+          </w:p>
+        </w:tc>
+        <w:tc>
+          <w:tcPr>
+            <w:tcW w:type="dxa" w:w="2160"/>
+          </w:tcPr>
+          <w:p>
+            <w:r/>
+            <w:r>
+              <w:rPr>
+                <w:rFonts w:ascii="微软雅黑" w:hAnsi="微软雅黑" w:eastAsia="微软雅黑"/>
+                <w:b/>
+                <w:sz w:val="20"/>
+              </w:rPr>
+              <w:t>英文拆解</w:t>
+            </w:r>
+          </w:p>
+        </w:tc>
+        <w:tc>
+          <w:tcPr>
+            <w:tcW w:type="dxa" w:w="2160"/>
+          </w:tcPr>
+          <w:p>
+            <w:r/>
+            <w:r>
+              <w:rPr>
+                <w:rFonts w:ascii="微软雅黑" w:hAnsi="微软雅黑" w:eastAsia="微软雅黑"/>
+                <w:b/>
+                <w:sz w:val="20"/>
+              </w:rPr>
+              <w:t>中文意思</w:t>
+            </w:r>
+          </w:p>
+        </w:tc>
+        <w:tc>
+          <w:tcPr>
+            <w:tcW w:type="dxa" w:w="2160"/>
+          </w:tcPr>
+          <w:p>
+            <w:r/>
+            <w:r>
+              <w:rPr>
+                <w:rFonts w:ascii="微软雅黑" w:hAnsi="微软雅黑" w:eastAsia="微软雅黑"/>
+                <w:b/>
+                <w:sz w:val="20"/>
+              </w:rPr>
+              <w:t>常用场景</w:t>
+            </w:r>
+          </w:p>
+        </w:tc>
+      </w:tr>
+      <w:tr>
+        <w:tc>
+          <w:tcPr>
+            <w:tcW w:type="dxa" w:w="2160"/>
+          </w:tcPr>
+          <w:p>
+            <w:r/>
+            <w:r>
+              <w:rPr>
+                <w:rFonts w:ascii="微软雅黑" w:hAnsi="微软雅黑" w:eastAsia="微软雅黑"/>
+                <w:b w:val="0"/>
+                <w:sz w:val="20"/>
+              </w:rPr>
+              <w:t>ssh</w:t>
+            </w:r>
+          </w:p>
+        </w:tc>
+        <w:tc>
+          <w:tcPr>
+            <w:tcW w:type="dxa" w:w="2160"/>
+          </w:tcPr>
+          <w:p>
+            <w:r/>
+            <w:r>
+              <w:rPr>
+                <w:rFonts w:ascii="微软雅黑" w:hAnsi="微软雅黑" w:eastAsia="微软雅黑"/>
+                <w:b w:val="0"/>
+                <w:sz w:val="20"/>
+              </w:rPr>
+              <w:t>Secure Shell 安全外壳</w:t>
+            </w:r>
+          </w:p>
+        </w:tc>
+        <w:tc>
+          <w:tcPr>
+            <w:tcW w:type="dxa" w:w="2160"/>
+          </w:tcPr>
+          <w:p>
+            <w:r/>
+            <w:r>
+              <w:rPr>
+                <w:rFonts w:ascii="微软雅黑" w:hAnsi="微软雅黑" w:eastAsia="微软雅黑"/>
+                <w:b w:val="0"/>
+                <w:sz w:val="20"/>
+              </w:rPr>
+              <w:t>远程登录另一台机器</w:t>
+            </w:r>
+          </w:p>
+        </w:tc>
+        <w:tc>
+          <w:tcPr>
+            <w:tcW w:type="dxa" w:w="2160"/>
+          </w:tcPr>
+          <w:p>
+            <w:r/>
+            <w:r>
+              <w:rPr>
+                <w:rFonts w:ascii="微软雅黑" w:hAnsi="微软雅黑" w:eastAsia="微软雅黑"/>
+                <w:b w:val="0"/>
+                <w:sz w:val="20"/>
+              </w:rPr>
+              <w:t>从 Windows 连 Ubuntu</w:t>
+            </w:r>
+          </w:p>
+        </w:tc>
+      </w:tr>
+      <w:tr>
+        <w:tc>
+          <w:tcPr>
+            <w:tcW w:type="dxa" w:w="2160"/>
+          </w:tcPr>
+          <w:p>
+            <w:r/>
+            <w:r>
+              <w:rPr>
+                <w:rFonts w:ascii="微软雅黑" w:hAnsi="微软雅黑" w:eastAsia="微软雅黑"/>
+                <w:b w:val="0"/>
+                <w:sz w:val="20"/>
+              </w:rPr>
+              <w:t>sudo</w:t>
+            </w:r>
+          </w:p>
+        </w:tc>
+        <w:tc>
+          <w:tcPr>
+            <w:tcW w:type="dxa" w:w="2160"/>
+          </w:tcPr>
+          <w:p>
+            <w:r/>
+            <w:r>
+              <w:rPr>
+                <w:rFonts w:ascii="微软雅黑" w:hAnsi="微软雅黑" w:eastAsia="微软雅黑"/>
+                <w:b w:val="0"/>
+                <w:sz w:val="20"/>
+              </w:rPr>
+              <w:t>superuser do 以超级用户身份做</w:t>
+            </w:r>
+          </w:p>
+        </w:tc>
+        <w:tc>
+          <w:tcPr>
+            <w:tcW w:type="dxa" w:w="2160"/>
+          </w:tcPr>
+          <w:p>
+            <w:r/>
+            <w:r>
+              <w:rPr>
+                <w:rFonts w:ascii="微软雅黑" w:hAnsi="微软雅黑" w:eastAsia="微软雅黑"/>
+                <w:b w:val="0"/>
+                <w:sz w:val="20"/>
+              </w:rPr>
+              <w:t>临时用管理员权限执行</w:t>
+            </w:r>
+          </w:p>
+        </w:tc>
+        <w:tc>
+          <w:tcPr>
+            <w:tcW w:type="dxa" w:w="2160"/>
+          </w:tcPr>
+          <w:p>
+            <w:r/>
+            <w:r>
+              <w:rPr>
+                <w:rFonts w:ascii="微软雅黑" w:hAnsi="微软雅黑" w:eastAsia="微软雅黑"/>
+                <w:b w:val="0"/>
+                <w:sz w:val="20"/>
+              </w:rPr>
+              <w:t>装软件、改系统配置</w:t>
+            </w:r>
+          </w:p>
+        </w:tc>
+      </w:tr>
+      <w:tr>
+        <w:tc>
+          <w:tcPr>
+            <w:tcW w:type="dxa" w:w="2160"/>
+          </w:tcPr>
+          <w:p>
+            <w:r/>
+            <w:r>
+              <w:rPr>
+                <w:rFonts w:ascii="微软雅黑" w:hAnsi="微软雅黑" w:eastAsia="微软雅黑"/>
+                <w:b w:val="0"/>
+                <w:sz w:val="20"/>
+              </w:rPr>
+              <w:t>whoami</w:t>
+            </w:r>
+          </w:p>
+        </w:tc>
+        <w:tc>
+          <w:tcPr>
+            <w:tcW w:type="dxa" w:w="2160"/>
+          </w:tcPr>
+          <w:p>
+            <w:r/>
+            <w:r>
+              <w:rPr>
+                <w:rFonts w:ascii="微软雅黑" w:hAnsi="微软雅黑" w:eastAsia="微软雅黑"/>
+                <w:b w:val="0"/>
+                <w:sz w:val="20"/>
+              </w:rPr>
+              <w:t>who am I</w:t>
+            </w:r>
+          </w:p>
+        </w:tc>
+        <w:tc>
+          <w:tcPr>
+            <w:tcW w:type="dxa" w:w="2160"/>
+          </w:tcPr>
+          <w:p>
+            <w:r/>
+            <w:r>
+              <w:rPr>
+                <w:rFonts w:ascii="微软雅黑" w:hAnsi="微软雅黑" w:eastAsia="微软雅黑"/>
+                <w:b w:val="0"/>
+                <w:sz w:val="20"/>
+              </w:rPr>
+              <w:t>显示当前用户名</w:t>
+            </w:r>
+          </w:p>
+        </w:tc>
+        <w:tc>
+          <w:tcPr>
+            <w:tcW w:type="dxa" w:w="2160"/>
+          </w:tcPr>
+          <w:p>
+            <w:r/>
+            <w:r>
+              <w:rPr>
+                <w:rFonts w:ascii="微软雅黑" w:hAnsi="微软雅黑" w:eastAsia="微软雅黑"/>
+                <w:b w:val="0"/>
+                <w:sz w:val="20"/>
+              </w:rPr>
+              <w:t>确认自己是谁</w:t>
+            </w:r>
+          </w:p>
+        </w:tc>
+      </w:tr>
+      <w:tr>
+        <w:tc>
+          <w:tcPr>
+            <w:tcW w:type="dxa" w:w="2160"/>
+          </w:tcPr>
+          <w:p>
+            <w:r/>
+            <w:r>
+              <w:rPr>
+                <w:rFonts w:ascii="微软雅黑" w:hAnsi="微软雅黑" w:eastAsia="微软雅黑"/>
+                <w:b w:val="0"/>
+                <w:sz w:val="20"/>
+              </w:rPr>
+              <w:t>passwd</w:t>
+            </w:r>
+          </w:p>
+        </w:tc>
+        <w:tc>
+          <w:tcPr>
+            <w:tcW w:type="dxa" w:w="2160"/>
+          </w:tcPr>
+          <w:p>
+            <w:r/>
+            <w:r>
+              <w:rPr>
+                <w:rFonts w:ascii="微软雅黑" w:hAnsi="微软雅黑" w:eastAsia="微软雅黑"/>
+                <w:b w:val="0"/>
+                <w:sz w:val="20"/>
+              </w:rPr>
+              <w:t>password 密码</w:t>
+            </w:r>
+          </w:p>
+        </w:tc>
+        <w:tc>
+          <w:tcPr>
+            <w:tcW w:type="dxa" w:w="2160"/>
+          </w:tcPr>
+          <w:p>
+            <w:r/>
+            <w:r>
+              <w:rPr>
+                <w:rFonts w:ascii="微软雅黑" w:hAnsi="微软雅黑" w:eastAsia="微软雅黑"/>
+                <w:b w:val="0"/>
+                <w:sz w:val="20"/>
+              </w:rPr>
+              <w:t>修改密码</w:t>
+            </w:r>
+          </w:p>
+        </w:tc>
+        <w:tc>
+          <w:tcPr>
+            <w:tcW w:type="dxa" w:w="2160"/>
+          </w:tcPr>
+          <w:p>
+            <w:r/>
+            <w:r>
+              <w:rPr>
+                <w:rFonts w:ascii="微软雅黑" w:hAnsi="微软雅黑" w:eastAsia="微软雅黑"/>
+                <w:b w:val="0"/>
+                <w:sz w:val="20"/>
+              </w:rPr>
+              <w:t>改账号密码</w:t>
+            </w:r>
+          </w:p>
+        </w:tc>
+      </w:tr>
+    </w:tbl>
+    <w:p>
+      <w:pPr>
+        <w:spacing w:before="120" w:after="60"/>
+      </w:pPr>
+      <w:r>
+        <w:rPr>
+          <w:rFonts w:ascii="微软雅黑" w:hAnsi="微软雅黑" w:eastAsia="微软雅黑"/>
+          <w:b/>
+          <w:sz w:val="23"/>
+        </w:rPr>
+        <w:t>文件与目录</w:t>
+      </w:r>
+    </w:p>
+    <w:tbl>
+      <w:tblPr>
+        <w:tblStyle w:val="TableGrid"/>
+        <w:tblW w:type="auto" w:w="0"/>
+        <w:tblLook w:firstColumn="1" w:firstRow="1" w:lastColumn="0" w:lastRow="0" w:noHBand="0" w:noVBand="1" w:val="04A0"/>
+      </w:tblPr>
+      <w:tblGrid>
+        <w:gridCol w:w="2160"/>
+        <w:gridCol w:w="2160"/>
+        <w:gridCol w:w="2160"/>
+        <w:gridCol w:w="2160"/>
+      </w:tblGrid>
+      <w:tr>
+        <w:tc>
+          <w:tcPr>
+            <w:tcW w:type="dxa" w:w="2160"/>
+          </w:tcPr>
+          <w:p>
+            <w:r/>
+            <w:r>
+              <w:rPr>
+                <w:rFonts w:ascii="微软雅黑" w:hAnsi="微软雅黑" w:eastAsia="微软雅黑"/>
+                <w:b/>
+                <w:sz w:val="20"/>
+              </w:rPr>
+              <w:t>命令</w:t>
+            </w:r>
+          </w:p>
+        </w:tc>
+        <w:tc>
+          <w:tcPr>
+            <w:tcW w:type="dxa" w:w="2160"/>
+          </w:tcPr>
+          <w:p>
+            <w:r/>
+            <w:r>
+              <w:rPr>
+                <w:rFonts w:ascii="微软雅黑" w:hAnsi="微软雅黑" w:eastAsia="微软雅黑"/>
+                <w:b/>
+                <w:sz w:val="20"/>
+              </w:rPr>
+              <w:t>英文拆解</w:t>
+            </w:r>
+          </w:p>
+        </w:tc>
+        <w:tc>
+          <w:tcPr>
+            <w:tcW w:type="dxa" w:w="2160"/>
+          </w:tcPr>
+          <w:p>
+            <w:r/>
+            <w:r>
+              <w:rPr>
+                <w:rFonts w:ascii="微软雅黑" w:hAnsi="微软雅黑" w:eastAsia="微软雅黑"/>
+                <w:b/>
+                <w:sz w:val="20"/>
+              </w:rPr>
+              <w:t>中文意思</w:t>
+            </w:r>
+          </w:p>
+        </w:tc>
+        <w:tc>
+          <w:tcPr>
+            <w:tcW w:type="dxa" w:w="2160"/>
+          </w:tcPr>
+          <w:p>
+            <w:r/>
+            <w:r>
+              <w:rPr>
+                <w:rFonts w:ascii="微软雅黑" w:hAnsi="微软雅黑" w:eastAsia="微软雅黑"/>
+                <w:b/>
+                <w:sz w:val="20"/>
+              </w:rPr>
+              <w:t>常用场景</w:t>
+            </w:r>
+          </w:p>
+        </w:tc>
+      </w:tr>
+      <w:tr>
+        <w:tc>
+          <w:tcPr>
+            <w:tcW w:type="dxa" w:w="2160"/>
+          </w:tcPr>
+          <w:p>
+            <w:r/>
+            <w:r>
+              <w:rPr>
+                <w:rFonts w:ascii="微软雅黑" w:hAnsi="微软雅黑" w:eastAsia="微软雅黑"/>
+                <w:b w:val="0"/>
+                <w:sz w:val="20"/>
+              </w:rPr>
+              <w:t>pwd</w:t>
+            </w:r>
+          </w:p>
+        </w:tc>
+        <w:tc>
+          <w:tcPr>
+            <w:tcW w:type="dxa" w:w="2160"/>
+          </w:tcPr>
+          <w:p>
+            <w:r/>
+            <w:r>
+              <w:rPr>
+                <w:rFonts w:ascii="微软雅黑" w:hAnsi="微软雅黑" w:eastAsia="微软雅黑"/>
+                <w:b w:val="0"/>
+                <w:sz w:val="20"/>
+              </w:rPr>
+              <w:t>print working directory</w:t>
+            </w:r>
+          </w:p>
+        </w:tc>
+        <w:tc>
+          <w:tcPr>
+            <w:tcW w:type="dxa" w:w="2160"/>
+          </w:tcPr>
+          <w:p>
+            <w:r/>
+            <w:r>
+              <w:rPr>
+                <w:rFonts w:ascii="微软雅黑" w:hAnsi="微软雅黑" w:eastAsia="微软雅黑"/>
+                <w:b w:val="0"/>
+                <w:sz w:val="20"/>
+              </w:rPr>
+              <w:t>显示当前所在目录</w:t>
+            </w:r>
+          </w:p>
+        </w:tc>
+        <w:tc>
+          <w:tcPr>
+            <w:tcW w:type="dxa" w:w="2160"/>
+          </w:tcPr>
+          <w:p>
+            <w:r/>
+            <w:r>
+              <w:rPr>
+                <w:rFonts w:ascii="微软雅黑" w:hAnsi="微软雅黑" w:eastAsia="微软雅黑"/>
+                <w:b w:val="0"/>
+                <w:sz w:val="20"/>
+              </w:rPr>
+              <w:t>迷路时用</w:t>
+            </w:r>
+          </w:p>
+        </w:tc>
+      </w:tr>
+      <w:tr>
+        <w:tc>
+          <w:tcPr>
+            <w:tcW w:type="dxa" w:w="2160"/>
+          </w:tcPr>
+          <w:p>
+            <w:r/>
+            <w:r>
+              <w:rPr>
+                <w:rFonts w:ascii="微软雅黑" w:hAnsi="微软雅黑" w:eastAsia="微软雅黑"/>
+                <w:b w:val="0"/>
+                <w:sz w:val="20"/>
+              </w:rPr>
+              <w:t>ls</w:t>
+            </w:r>
+          </w:p>
+        </w:tc>
+        <w:tc>
+          <w:tcPr>
+            <w:tcW w:type="dxa" w:w="2160"/>
+          </w:tcPr>
+          <w:p>
+            <w:r/>
+            <w:r>
+              <w:rPr>
+                <w:rFonts w:ascii="微软雅黑" w:hAnsi="微软雅黑" w:eastAsia="微软雅黑"/>
+                <w:b w:val="0"/>
+                <w:sz w:val="20"/>
+              </w:rPr>
+              <w:t>list 列表</w:t>
+            </w:r>
+          </w:p>
+        </w:tc>
+        <w:tc>
+          <w:tcPr>
+            <w:tcW w:type="dxa" w:w="2160"/>
+          </w:tcPr>
+          <w:p>
+            <w:r/>
+            <w:r>
+              <w:rPr>
+                <w:rFonts w:ascii="微软雅黑" w:hAnsi="微软雅黑" w:eastAsia="微软雅黑"/>
+                <w:b w:val="0"/>
+                <w:sz w:val="20"/>
+              </w:rPr>
+              <w:t>列出目录里的文件</w:t>
+            </w:r>
+          </w:p>
+        </w:tc>
+        <w:tc>
+          <w:tcPr>
+            <w:tcW w:type="dxa" w:w="2160"/>
+          </w:tcPr>
+          <w:p>
+            <w:r/>
+            <w:r>
+              <w:rPr>
+                <w:rFonts w:ascii="微软雅黑" w:hAnsi="微软雅黑" w:eastAsia="微软雅黑"/>
+                <w:b w:val="0"/>
+                <w:sz w:val="20"/>
+              </w:rPr>
+              <w:t>看有什么文件</w:t>
+            </w:r>
+          </w:p>
+        </w:tc>
+      </w:tr>
+      <w:tr>
+        <w:tc>
+          <w:tcPr>
+            <w:tcW w:type="dxa" w:w="2160"/>
+          </w:tcPr>
+          <w:p>
+            <w:r/>
+            <w:r>
+              <w:rPr>
+                <w:rFonts w:ascii="微软雅黑" w:hAnsi="微软雅黑" w:eastAsia="微软雅黑"/>
+                <w:b w:val="0"/>
+                <w:sz w:val="20"/>
+              </w:rPr>
+              <w:t>cd</w:t>
+            </w:r>
+          </w:p>
+        </w:tc>
+        <w:tc>
+          <w:tcPr>
+            <w:tcW w:type="dxa" w:w="2160"/>
+          </w:tcPr>
+          <w:p>
+            <w:r/>
+            <w:r>
+              <w:rPr>
+                <w:rFonts w:ascii="微软雅黑" w:hAnsi="微软雅黑" w:eastAsia="微软雅黑"/>
+                <w:b w:val="0"/>
+                <w:sz w:val="20"/>
+              </w:rPr>
+              <w:t>change directory</w:t>
+            </w:r>
+          </w:p>
+        </w:tc>
+        <w:tc>
+          <w:tcPr>
+            <w:tcW w:type="dxa" w:w="2160"/>
+          </w:tcPr>
+          <w:p>
+            <w:r/>
+            <w:r>
+              <w:rPr>
+                <w:rFonts w:ascii="微软雅黑" w:hAnsi="微软雅黑" w:eastAsia="微软雅黑"/>
+                <w:b w:val="0"/>
+                <w:sz w:val="20"/>
+              </w:rPr>
+              <w:t>切换目录</w:t>
+            </w:r>
+          </w:p>
+        </w:tc>
+        <w:tc>
+          <w:tcPr>
+            <w:tcW w:type="dxa" w:w="2160"/>
+          </w:tcPr>
+          <w:p>
+            <w:r/>
+            <w:r>
+              <w:rPr>
+                <w:rFonts w:ascii="微软雅黑" w:hAnsi="微软雅黑" w:eastAsia="微软雅黑"/>
+                <w:b w:val="0"/>
+                <w:sz w:val="20"/>
+              </w:rPr>
+              <w:t>进入某文件夹</w:t>
+            </w:r>
+          </w:p>
+        </w:tc>
+      </w:tr>
+      <w:tr>
+        <w:tc>
+          <w:tcPr>
+            <w:tcW w:type="dxa" w:w="2160"/>
+          </w:tcPr>
+          <w:p>
+            <w:r/>
+            <w:r>
+              <w:rPr>
+                <w:rFonts w:ascii="微软雅黑" w:hAnsi="微软雅黑" w:eastAsia="微软雅黑"/>
+                <w:b w:val="0"/>
+                <w:sz w:val="20"/>
+              </w:rPr>
+              <w:t>cat</w:t>
+            </w:r>
+          </w:p>
+        </w:tc>
+        <w:tc>
+          <w:tcPr>
+            <w:tcW w:type="dxa" w:w="2160"/>
+          </w:tcPr>
+          <w:p>
+            <w:r/>
+            <w:r>
+              <w:rPr>
+                <w:rFonts w:ascii="微软雅黑" w:hAnsi="微软雅黑" w:eastAsia="微软雅黑"/>
+                <w:b w:val="0"/>
+                <w:sz w:val="20"/>
+              </w:rPr>
+              <w:t>concatenate 连接(显示)</w:t>
+            </w:r>
+          </w:p>
+        </w:tc>
+        <w:tc>
+          <w:tcPr>
+            <w:tcW w:type="dxa" w:w="2160"/>
+          </w:tcPr>
+          <w:p>
+            <w:r/>
+            <w:r>
+              <w:rPr>
+                <w:rFonts w:ascii="微软雅黑" w:hAnsi="微软雅黑" w:eastAsia="微软雅黑"/>
+                <w:b w:val="0"/>
+                <w:sz w:val="20"/>
+              </w:rPr>
+              <w:t>查看文件内容</w:t>
+            </w:r>
+          </w:p>
+        </w:tc>
+        <w:tc>
+          <w:tcPr>
+            <w:tcW w:type="dxa" w:w="2160"/>
+          </w:tcPr>
+          <w:p>
+            <w:r/>
+            <w:r>
+              <w:rPr>
+                <w:rFonts w:ascii="微软雅黑" w:hAnsi="微软雅黑" w:eastAsia="微软雅黑"/>
+                <w:b w:val="0"/>
+                <w:sz w:val="20"/>
+              </w:rPr>
+              <w:t>看配置文件</w:t>
+            </w:r>
+          </w:p>
+        </w:tc>
+      </w:tr>
+      <w:tr>
+        <w:tc>
+          <w:tcPr>
+            <w:tcW w:type="dxa" w:w="2160"/>
+          </w:tcPr>
+          <w:p>
+            <w:r/>
+            <w:r>
+              <w:rPr>
+                <w:rFonts w:ascii="微软雅黑" w:hAnsi="微软雅黑" w:eastAsia="微软雅黑"/>
+                <w:b w:val="0"/>
+                <w:sz w:val="20"/>
+              </w:rPr>
+              <w:t>cp</w:t>
+            </w:r>
+          </w:p>
+        </w:tc>
+        <w:tc>
+          <w:tcPr>
+            <w:tcW w:type="dxa" w:w="2160"/>
+          </w:tcPr>
+          <w:p>
+            <w:r/>
+            <w:r>
+              <w:rPr>
+                <w:rFonts w:ascii="微软雅黑" w:hAnsi="微软雅黑" w:eastAsia="微软雅黑"/>
+                <w:b w:val="0"/>
+                <w:sz w:val="20"/>
+              </w:rPr>
+              <w:t>copy 复制</w:t>
+            </w:r>
+          </w:p>
+        </w:tc>
+        <w:tc>
+          <w:tcPr>
+            <w:tcW w:type="dxa" w:w="2160"/>
+          </w:tcPr>
+          <w:p>
+            <w:r/>
+            <w:r>
+              <w:rPr>
+                <w:rFonts w:ascii="微软雅黑" w:hAnsi="微软雅黑" w:eastAsia="微软雅黑"/>
+                <w:b w:val="0"/>
+                <w:sz w:val="20"/>
+              </w:rPr>
+              <w:t>复制文件</w:t>
+            </w:r>
+          </w:p>
+        </w:tc>
+        <w:tc>
+          <w:tcPr>
+            <w:tcW w:type="dxa" w:w="2160"/>
+          </w:tcPr>
+          <w:p>
+            <w:r/>
+            <w:r>
+              <w:rPr>
+                <w:rFonts w:ascii="微软雅黑" w:hAnsi="微软雅黑" w:eastAsia="微软雅黑"/>
+                <w:b w:val="0"/>
+                <w:sz w:val="20"/>
+              </w:rPr>
+              <w:t>备份</w:t>
+            </w:r>
+          </w:p>
+        </w:tc>
+      </w:tr>
+      <w:tr>
+        <w:tc>
+          <w:tcPr>
+            <w:tcW w:type="dxa" w:w="2160"/>
+          </w:tcPr>
+          <w:p>
+            <w:r/>
+            <w:r>
+              <w:rPr>
+                <w:rFonts w:ascii="微软雅黑" w:hAnsi="微软雅黑" w:eastAsia="微软雅黑"/>
+                <w:b w:val="0"/>
+                <w:sz w:val="20"/>
+              </w:rPr>
+              <w:t>mv</w:t>
+            </w:r>
+          </w:p>
+        </w:tc>
+        <w:tc>
+          <w:tcPr>
+            <w:tcW w:type="dxa" w:w="2160"/>
+          </w:tcPr>
+          <w:p>
+            <w:r/>
+            <w:r>
+              <w:rPr>
+                <w:rFonts w:ascii="微软雅黑" w:hAnsi="微软雅黑" w:eastAsia="微软雅黑"/>
+                <w:b w:val="0"/>
+                <w:sz w:val="20"/>
+              </w:rPr>
+              <w:t>move 移动</w:t>
+            </w:r>
+          </w:p>
+        </w:tc>
+        <w:tc>
+          <w:tcPr>
+            <w:tcW w:type="dxa" w:w="2160"/>
+          </w:tcPr>
+          <w:p>
+            <w:r/>
+            <w:r>
+              <w:rPr>
+                <w:rFonts w:ascii="微软雅黑" w:hAnsi="微软雅黑" w:eastAsia="微软雅黑"/>
+                <w:b w:val="0"/>
+                <w:sz w:val="20"/>
+              </w:rPr>
+              <w:t>移动或重命名</w:t>
+            </w:r>
+          </w:p>
+        </w:tc>
+        <w:tc>
+          <w:tcPr>
+            <w:tcW w:type="dxa" w:w="2160"/>
+          </w:tcPr>
+          <w:p>
+            <w:r/>
+            <w:r>
+              <w:rPr>
+                <w:rFonts w:ascii="微软雅黑" w:hAnsi="微软雅黑" w:eastAsia="微软雅黑"/>
+                <w:b w:val="0"/>
+                <w:sz w:val="20"/>
+              </w:rPr>
+              <w:t>改名/挪位置</w:t>
+            </w:r>
+          </w:p>
+        </w:tc>
+      </w:tr>
+      <w:tr>
+        <w:tc>
+          <w:tcPr>
+            <w:tcW w:type="dxa" w:w="2160"/>
+          </w:tcPr>
+          <w:p>
+            <w:r/>
+            <w:r>
+              <w:rPr>
+                <w:rFonts w:ascii="微软雅黑" w:hAnsi="微软雅黑" w:eastAsia="微软雅黑"/>
+                <w:b w:val="0"/>
+                <w:sz w:val="20"/>
+              </w:rPr>
+              <w:t>rm</w:t>
+            </w:r>
+          </w:p>
+        </w:tc>
+        <w:tc>
+          <w:tcPr>
+            <w:tcW w:type="dxa" w:w="2160"/>
+          </w:tcPr>
+          <w:p>
+            <w:r/>
+            <w:r>
+              <w:rPr>
+                <w:rFonts w:ascii="微软雅黑" w:hAnsi="微软雅黑" w:eastAsia="微软雅黑"/>
+                <w:b w:val="0"/>
+                <w:sz w:val="20"/>
+              </w:rPr>
+              <w:t>remove 删除</w:t>
+            </w:r>
+          </w:p>
+        </w:tc>
+        <w:tc>
+          <w:tcPr>
+            <w:tcW w:type="dxa" w:w="2160"/>
+          </w:tcPr>
+          <w:p>
+            <w:r/>
+            <w:r>
+              <w:rPr>
+                <w:rFonts w:ascii="微软雅黑" w:hAnsi="微软雅黑" w:eastAsia="微软雅黑"/>
+                <w:b w:val="0"/>
+                <w:sz w:val="20"/>
+              </w:rPr>
+              <w:t>删除文件</w:t>
+            </w:r>
+          </w:p>
+        </w:tc>
+        <w:tc>
+          <w:tcPr>
+            <w:tcW w:type="dxa" w:w="2160"/>
+          </w:tcPr>
+          <w:p>
+            <w:r/>
+            <w:r>
+              <w:rPr>
+                <w:rFonts w:ascii="微软雅黑" w:hAnsi="微软雅黑" w:eastAsia="微软雅黑"/>
+                <w:b w:val="0"/>
+                <w:sz w:val="20"/>
+              </w:rPr>
+              <w:t>清理(谨慎)</w:t>
+            </w:r>
+          </w:p>
+        </w:tc>
+      </w:tr>
+      <w:tr>
+        <w:tc>
+          <w:tcPr>
+            <w:tcW w:type="dxa" w:w="2160"/>
+          </w:tcPr>
+          <w:p>
+            <w:r/>
+            <w:r>
+              <w:rPr>
+                <w:rFonts w:ascii="微软雅黑" w:hAnsi="微软雅黑" w:eastAsia="微软雅黑"/>
+                <w:b w:val="0"/>
+                <w:sz w:val="20"/>
+              </w:rPr>
+              <w:t>mkdir</w:t>
+            </w:r>
+          </w:p>
+        </w:tc>
+        <w:tc>
+          <w:tcPr>
+            <w:tcW w:type="dxa" w:w="2160"/>
+          </w:tcPr>
+          <w:p>
+            <w:r/>
+            <w:r>
+              <w:rPr>
+                <w:rFonts w:ascii="微软雅黑" w:hAnsi="微软雅黑" w:eastAsia="微软雅黑"/>
+                <w:b w:val="0"/>
+                <w:sz w:val="20"/>
+              </w:rPr>
+              <w:t>make directory</w:t>
+            </w:r>
+          </w:p>
+        </w:tc>
+        <w:tc>
+          <w:tcPr>
+            <w:tcW w:type="dxa" w:w="2160"/>
+          </w:tcPr>
+          <w:p>
+            <w:r/>
+            <w:r>
+              <w:rPr>
+                <w:rFonts w:ascii="微软雅黑" w:hAnsi="微软雅黑" w:eastAsia="微软雅黑"/>
+                <w:b w:val="0"/>
+                <w:sz w:val="20"/>
+              </w:rPr>
+              <w:t>新建目录</w:t>
+            </w:r>
+          </w:p>
+        </w:tc>
+        <w:tc>
+          <w:tcPr>
+            <w:tcW w:type="dxa" w:w="2160"/>
+          </w:tcPr>
+          <w:p>
+            <w:r/>
+            <w:r>
+              <w:rPr>
+                <w:rFonts w:ascii="微软雅黑" w:hAnsi="微软雅黑" w:eastAsia="微软雅黑"/>
+                <w:b w:val="0"/>
+                <w:sz w:val="20"/>
+              </w:rPr>
+              <w:t>建文件夹</w:t>
+            </w:r>
+          </w:p>
+        </w:tc>
+      </w:tr>
+      <w:tr>
+        <w:tc>
+          <w:tcPr>
+            <w:tcW w:type="dxa" w:w="2160"/>
+          </w:tcPr>
+          <w:p>
+            <w:r/>
+            <w:r>
+              <w:rPr>
+                <w:rFonts w:ascii="微软雅黑" w:hAnsi="微软雅黑" w:eastAsia="微软雅黑"/>
+                <w:b w:val="0"/>
+                <w:sz w:val="20"/>
+              </w:rPr>
+              <w:t>grep</w:t>
+            </w:r>
+          </w:p>
+        </w:tc>
+        <w:tc>
+          <w:tcPr>
+            <w:tcW w:type="dxa" w:w="2160"/>
+          </w:tcPr>
+          <w:p>
+            <w:r/>
+            <w:r>
+              <w:rPr>
+                <w:rFonts w:ascii="微软雅黑" w:hAnsi="微软雅黑" w:eastAsia="微软雅黑"/>
+                <w:b w:val="0"/>
+                <w:sz w:val="20"/>
+              </w:rPr>
+              <w:t>全局正则打印(老工具g/re/p)</w:t>
+            </w:r>
+          </w:p>
+        </w:tc>
+        <w:tc>
+          <w:tcPr>
+            <w:tcW w:type="dxa" w:w="2160"/>
+          </w:tcPr>
+          <w:p>
+            <w:r/>
+            <w:r>
+              <w:rPr>
+                <w:rFonts w:ascii="微软雅黑" w:hAnsi="微软雅黑" w:eastAsia="微软雅黑"/>
+                <w:b w:val="0"/>
+                <w:sz w:val="20"/>
+              </w:rPr>
+              <w:t>在文本里搜索关键字</w:t>
+            </w:r>
+          </w:p>
+        </w:tc>
+        <w:tc>
+          <w:tcPr>
+            <w:tcW w:type="dxa" w:w="2160"/>
+          </w:tcPr>
+          <w:p>
+            <w:r/>
+            <w:r>
+              <w:rPr>
+                <w:rFonts w:ascii="微软雅黑" w:hAnsi="微软雅黑" w:eastAsia="微软雅黑"/>
+                <w:b w:val="0"/>
+                <w:sz w:val="20"/>
+              </w:rPr>
+              <w:t>从配置里找某行</w:t>
+            </w:r>
+          </w:p>
+        </w:tc>
+      </w:tr>
+      <w:tr>
+        <w:tc>
+          <w:tcPr>
+            <w:tcW w:type="dxa" w:w="2160"/>
+          </w:tcPr>
+          <w:p>
+            <w:r/>
+            <w:r>
+              <w:rPr>
+                <w:rFonts w:ascii="微软雅黑" w:hAnsi="微软雅黑" w:eastAsia="微软雅黑"/>
+                <w:b w:val="0"/>
+                <w:sz w:val="20"/>
+              </w:rPr>
+              <w:t>find</w:t>
+            </w:r>
+          </w:p>
+        </w:tc>
+        <w:tc>
+          <w:tcPr>
+            <w:tcW w:type="dxa" w:w="2160"/>
+          </w:tcPr>
+          <w:p>
+            <w:r/>
+            <w:r>
+              <w:rPr>
+                <w:rFonts w:ascii="微软雅黑" w:hAnsi="微软雅黑" w:eastAsia="微软雅黑"/>
+                <w:b w:val="0"/>
+                <w:sz w:val="20"/>
+              </w:rPr>
+              <w:t>查找</w:t>
+            </w:r>
+          </w:p>
+        </w:tc>
+        <w:tc>
+          <w:tcPr>
+            <w:tcW w:type="dxa" w:w="2160"/>
+          </w:tcPr>
+          <w:p>
+            <w:r/>
+            <w:r>
+              <w:rPr>
+                <w:rFonts w:ascii="微软雅黑" w:hAnsi="微软雅黑" w:eastAsia="微软雅黑"/>
+                <w:b w:val="0"/>
+                <w:sz w:val="20"/>
+              </w:rPr>
+              <w:t>按名字/条件找文件</w:t>
+            </w:r>
+          </w:p>
+        </w:tc>
+        <w:tc>
+          <w:tcPr>
+            <w:tcW w:type="dxa" w:w="2160"/>
+          </w:tcPr>
+          <w:p>
+            <w:r/>
+            <w:r>
+              <w:rPr>
+                <w:rFonts w:ascii="微软雅黑" w:hAnsi="微软雅黑" w:eastAsia="微软雅黑"/>
+                <w:b w:val="0"/>
+                <w:sz w:val="20"/>
+              </w:rPr>
+              <w:t>定位文件</w:t>
+            </w:r>
+          </w:p>
+        </w:tc>
+      </w:tr>
+      <w:tr>
+        <w:tc>
+          <w:tcPr>
+            <w:tcW w:type="dxa" w:w="2160"/>
+          </w:tcPr>
+          <w:p>
+            <w:r/>
+            <w:r>
+              <w:rPr>
+                <w:rFonts w:ascii="微软雅黑" w:hAnsi="微软雅黑" w:eastAsia="微软雅黑"/>
+                <w:b w:val="0"/>
+                <w:sz w:val="20"/>
+              </w:rPr>
+              <w:t>chmod</w:t>
+            </w:r>
+          </w:p>
+        </w:tc>
+        <w:tc>
+          <w:tcPr>
+            <w:tcW w:type="dxa" w:w="2160"/>
+          </w:tcPr>
+          <w:p>
+            <w:r/>
+            <w:r>
+              <w:rPr>
+                <w:rFonts w:ascii="微软雅黑" w:hAnsi="微软雅黑" w:eastAsia="微软雅黑"/>
+                <w:b w:val="0"/>
+                <w:sz w:val="20"/>
+              </w:rPr>
+              <w:t>change mode</w:t>
+            </w:r>
+          </w:p>
+        </w:tc>
+        <w:tc>
+          <w:tcPr>
+            <w:tcW w:type="dxa" w:w="2160"/>
+          </w:tcPr>
+          <w:p>
+            <w:r/>
+            <w:r>
+              <w:rPr>
+                <w:rFonts w:ascii="微软雅黑" w:hAnsi="微软雅黑" w:eastAsia="微软雅黑"/>
+                <w:b w:val="0"/>
+                <w:sz w:val="20"/>
+              </w:rPr>
+              <w:t>改文件权限</w:t>
+            </w:r>
+          </w:p>
+        </w:tc>
+        <w:tc>
+          <w:tcPr>
+            <w:tcW w:type="dxa" w:w="2160"/>
+          </w:tcPr>
+          <w:p>
+            <w:r/>
+            <w:r>
+              <w:rPr>
+                <w:rFonts w:ascii="微软雅黑" w:hAnsi="微软雅黑" w:eastAsia="微软雅黑"/>
+                <w:b w:val="0"/>
+                <w:sz w:val="20"/>
+              </w:rPr>
+              <w:t>给脚本加执行权限</w:t>
+            </w:r>
+          </w:p>
+        </w:tc>
+      </w:tr>
+      <w:tr>
+        <w:tc>
+          <w:tcPr>
+            <w:tcW w:type="dxa" w:w="2160"/>
+          </w:tcPr>
+          <w:p>
+            <w:r/>
+            <w:r>
+              <w:rPr>
+                <w:rFonts w:ascii="微软雅黑" w:hAnsi="微软雅黑" w:eastAsia="微软雅黑"/>
+                <w:b w:val="0"/>
+                <w:sz w:val="20"/>
+              </w:rPr>
+              <w:t>nano / vim</w:t>
+            </w:r>
+          </w:p>
+        </w:tc>
+        <w:tc>
+          <w:tcPr>
+            <w:tcW w:type="dxa" w:w="2160"/>
+          </w:tcPr>
+          <w:p>
+            <w:r/>
+            <w:r>
+              <w:rPr>
+                <w:rFonts w:ascii="微软雅黑" w:hAnsi="微软雅黑" w:eastAsia="微软雅黑"/>
+                <w:b w:val="0"/>
+                <w:sz w:val="20"/>
+              </w:rPr>
+              <w:t>文本编辑器</w:t>
+            </w:r>
+          </w:p>
+        </w:tc>
+        <w:tc>
+          <w:tcPr>
+            <w:tcW w:type="dxa" w:w="2160"/>
+          </w:tcPr>
+          <w:p>
+            <w:r/>
+            <w:r>
+              <w:rPr>
+                <w:rFonts w:ascii="微软雅黑" w:hAnsi="微软雅黑" w:eastAsia="微软雅黑"/>
+                <w:b w:val="0"/>
+                <w:sz w:val="20"/>
+              </w:rPr>
+              <w:t>编辑文件</w:t>
+            </w:r>
+          </w:p>
+        </w:tc>
+        <w:tc>
+          <w:tcPr>
+            <w:tcW w:type="dxa" w:w="2160"/>
+          </w:tcPr>
+          <w:p>
+            <w:r/>
+            <w:r>
+              <w:rPr>
+                <w:rFonts w:ascii="微软雅黑" w:hAnsi="微软雅黑" w:eastAsia="微软雅黑"/>
+                <w:b w:val="0"/>
+                <w:sz w:val="20"/>
+              </w:rPr>
+              <w:t>改配置</w:t>
+            </w:r>
+          </w:p>
+        </w:tc>
+      </w:tr>
+    </w:tbl>
+    <w:p>
+      <w:pPr>
+        <w:spacing w:before="120" w:after="60"/>
+      </w:pPr>
+      <w:r>
+        <w:rPr>
+          <w:rFonts w:ascii="微软雅黑" w:hAnsi="微软雅黑" w:eastAsia="微软雅黑"/>
+          <w:b/>
+          <w:sz w:val="23"/>
+        </w:rPr>
+        <w:t>网络相关</w:t>
+      </w:r>
+    </w:p>
+    <w:tbl>
+      <w:tblPr>
+        <w:tblStyle w:val="TableGrid"/>
+        <w:tblW w:type="auto" w:w="0"/>
+        <w:tblLook w:firstColumn="1" w:firstRow="1" w:lastColumn="0" w:lastRow="0" w:noHBand="0" w:noVBand="1" w:val="04A0"/>
+      </w:tblPr>
+      <w:tblGrid>
+        <w:gridCol w:w="2160"/>
+        <w:gridCol w:w="2160"/>
+        <w:gridCol w:w="2160"/>
+        <w:gridCol w:w="2160"/>
+      </w:tblGrid>
+      <w:tr>
+        <w:tc>
+          <w:tcPr>
+            <w:tcW w:type="dxa" w:w="2160"/>
+          </w:tcPr>
+          <w:p>
+            <w:r/>
+            <w:r>
+              <w:rPr>
+                <w:rFonts w:ascii="微软雅黑" w:hAnsi="微软雅黑" w:eastAsia="微软雅黑"/>
+                <w:b/>
+                <w:sz w:val="20"/>
+              </w:rPr>
+              <w:t>命令</w:t>
+            </w:r>
+          </w:p>
+        </w:tc>
+        <w:tc>
+          <w:tcPr>
+            <w:tcW w:type="dxa" w:w="2160"/>
+          </w:tcPr>
+          <w:p>
+            <w:r/>
+            <w:r>
+              <w:rPr>
+                <w:rFonts w:ascii="微软雅黑" w:hAnsi="微软雅黑" w:eastAsia="微软雅黑"/>
+                <w:b/>
+                <w:sz w:val="20"/>
+              </w:rPr>
+              <w:t>英文拆解</w:t>
+            </w:r>
+          </w:p>
+        </w:tc>
+        <w:tc>
+          <w:tcPr>
+            <w:tcW w:type="dxa" w:w="2160"/>
+          </w:tcPr>
+          <w:p>
+            <w:r/>
+            <w:r>
+              <w:rPr>
+                <w:rFonts w:ascii="微软雅黑" w:hAnsi="微软雅黑" w:eastAsia="微软雅黑"/>
+                <w:b/>
+                <w:sz w:val="20"/>
+              </w:rPr>
+              <w:t>中文意思</w:t>
+            </w:r>
+          </w:p>
+        </w:tc>
+        <w:tc>
+          <w:tcPr>
+            <w:tcW w:type="dxa" w:w="2160"/>
+          </w:tcPr>
+          <w:p>
+            <w:r/>
+            <w:r>
+              <w:rPr>
+                <w:rFonts w:ascii="微软雅黑" w:hAnsi="微软雅黑" w:eastAsia="微软雅黑"/>
+                <w:b/>
+                <w:sz w:val="20"/>
+              </w:rPr>
+              <w:t>常用场景</w:t>
+            </w:r>
+          </w:p>
+        </w:tc>
+      </w:tr>
+      <w:tr>
+        <w:tc>
+          <w:tcPr>
+            <w:tcW w:type="dxa" w:w="2160"/>
+          </w:tcPr>
+          <w:p>
+            <w:r/>
+            <w:r>
+              <w:rPr>
+                <w:rFonts w:ascii="微软雅黑" w:hAnsi="微软雅黑" w:eastAsia="微软雅黑"/>
+                <w:b w:val="0"/>
+                <w:sz w:val="20"/>
+              </w:rPr>
+              <w:t>ip a / ip route</w:t>
+            </w:r>
+          </w:p>
+        </w:tc>
+        <w:tc>
+          <w:tcPr>
+            <w:tcW w:type="dxa" w:w="2160"/>
+          </w:tcPr>
+          <w:p>
+            <w:r/>
+            <w:r>
+              <w:rPr>
+                <w:rFonts w:ascii="微软雅黑" w:hAnsi="微软雅黑" w:eastAsia="微软雅黑"/>
+                <w:b w:val="0"/>
+                <w:sz w:val="20"/>
+              </w:rPr>
+              <w:t>internet protocol</w:t>
+            </w:r>
+          </w:p>
+        </w:tc>
+        <w:tc>
+          <w:tcPr>
+            <w:tcW w:type="dxa" w:w="2160"/>
+          </w:tcPr>
+          <w:p>
+            <w:r/>
+            <w:r>
+              <w:rPr>
+                <w:rFonts w:ascii="微软雅黑" w:hAnsi="微软雅黑" w:eastAsia="微软雅黑"/>
+                <w:b w:val="0"/>
+                <w:sz w:val="20"/>
+              </w:rPr>
+              <w:t>看 IP 地址 / 路由(网关)</w:t>
+            </w:r>
+          </w:p>
+        </w:tc>
+        <w:tc>
+          <w:tcPr>
+            <w:tcW w:type="dxa" w:w="2160"/>
+          </w:tcPr>
+          <w:p>
+            <w:r/>
+            <w:r>
+              <w:rPr>
+                <w:rFonts w:ascii="微软雅黑" w:hAnsi="微软雅黑" w:eastAsia="微软雅黑"/>
+                <w:b w:val="0"/>
+                <w:sz w:val="20"/>
+              </w:rPr>
+              <w:t>查网络配置</w:t>
+            </w:r>
+          </w:p>
+        </w:tc>
+      </w:tr>
+      <w:tr>
+        <w:tc>
+          <w:tcPr>
+            <w:tcW w:type="dxa" w:w="2160"/>
+          </w:tcPr>
+          <w:p>
+            <w:r/>
+            <w:r>
+              <w:rPr>
+                <w:rFonts w:ascii="微软雅黑" w:hAnsi="微软雅黑" w:eastAsia="微软雅黑"/>
+                <w:b w:val="0"/>
+                <w:sz w:val="20"/>
+              </w:rPr>
+              <w:t>ping</w:t>
+            </w:r>
+          </w:p>
+        </w:tc>
+        <w:tc>
+          <w:tcPr>
+            <w:tcW w:type="dxa" w:w="2160"/>
+          </w:tcPr>
+          <w:p>
+            <w:r/>
+            <w:r>
+              <w:rPr>
+                <w:rFonts w:ascii="微软雅黑" w:hAnsi="微软雅黑" w:eastAsia="微软雅黑"/>
+                <w:b w:val="0"/>
+                <w:sz w:val="20"/>
+              </w:rPr>
+              <w:t>声呐回声(拟声)</w:t>
+            </w:r>
+          </w:p>
+        </w:tc>
+        <w:tc>
+          <w:tcPr>
+            <w:tcW w:type="dxa" w:w="2160"/>
+          </w:tcPr>
+          <w:p>
+            <w:r/>
+            <w:r>
+              <w:rPr>
+                <w:rFonts w:ascii="微软雅黑" w:hAnsi="微软雅黑" w:eastAsia="微软雅黑"/>
+                <w:b w:val="0"/>
+                <w:sz w:val="20"/>
+              </w:rPr>
+              <w:t>测试到某地址通不通</w:t>
+            </w:r>
+          </w:p>
+        </w:tc>
+        <w:tc>
+          <w:tcPr>
+            <w:tcW w:type="dxa" w:w="2160"/>
+          </w:tcPr>
+          <w:p>
+            <w:r/>
+            <w:r>
+              <w:rPr>
+                <w:rFonts w:ascii="微软雅黑" w:hAnsi="微软雅黑" w:eastAsia="微软雅黑"/>
+                <w:b w:val="0"/>
+                <w:sz w:val="20"/>
+              </w:rPr>
+              <w:t>排网络故障</w:t>
+            </w:r>
+          </w:p>
+        </w:tc>
+      </w:tr>
+      <w:tr>
+        <w:tc>
+          <w:tcPr>
+            <w:tcW w:type="dxa" w:w="2160"/>
+          </w:tcPr>
+          <w:p>
+            <w:r/>
+            <w:r>
+              <w:rPr>
+                <w:rFonts w:ascii="微软雅黑" w:hAnsi="微软雅黑" w:eastAsia="微软雅黑"/>
+                <w:b w:val="0"/>
+                <w:sz w:val="20"/>
+              </w:rPr>
+              <w:t>ss</w:t>
+            </w:r>
+          </w:p>
+        </w:tc>
+        <w:tc>
+          <w:tcPr>
+            <w:tcW w:type="dxa" w:w="2160"/>
+          </w:tcPr>
+          <w:p>
+            <w:r/>
+            <w:r>
+              <w:rPr>
+                <w:rFonts w:ascii="微软雅黑" w:hAnsi="微软雅黑" w:eastAsia="微软雅黑"/>
+                <w:b w:val="0"/>
+                <w:sz w:val="20"/>
+              </w:rPr>
+              <w:t>socket statistics 套接字统计</w:t>
+            </w:r>
+          </w:p>
+        </w:tc>
+        <w:tc>
+          <w:tcPr>
+            <w:tcW w:type="dxa" w:w="2160"/>
+          </w:tcPr>
+          <w:p>
+            <w:r/>
+            <w:r>
+              <w:rPr>
+                <w:rFonts w:ascii="微软雅黑" w:hAnsi="微软雅黑" w:eastAsia="微软雅黑"/>
+                <w:b w:val="0"/>
+                <w:sz w:val="20"/>
+              </w:rPr>
+              <w:t>看端口监听与连接</w:t>
+            </w:r>
+          </w:p>
+        </w:tc>
+        <w:tc>
+          <w:tcPr>
+            <w:tcW w:type="dxa" w:w="2160"/>
+          </w:tcPr>
+          <w:p>
+            <w:r/>
+            <w:r>
+              <w:rPr>
+                <w:rFonts w:ascii="微软雅黑" w:hAnsi="微软雅黑" w:eastAsia="微软雅黑"/>
+                <w:b w:val="0"/>
+                <w:sz w:val="20"/>
+              </w:rPr>
+              <w:t>查 22 端口是否开着</w:t>
+            </w:r>
+          </w:p>
+        </w:tc>
+      </w:tr>
+      <w:tr>
+        <w:tc>
+          <w:tcPr>
+            <w:tcW w:type="dxa" w:w="2160"/>
+          </w:tcPr>
+          <w:p>
+            <w:r/>
+            <w:r>
+              <w:rPr>
+                <w:rFonts w:ascii="微软雅黑" w:hAnsi="微软雅黑" w:eastAsia="微软雅黑"/>
+                <w:b w:val="0"/>
+                <w:sz w:val="20"/>
+              </w:rPr>
+              <w:t>curl</w:t>
+            </w:r>
+          </w:p>
+        </w:tc>
+        <w:tc>
+          <w:tcPr>
+            <w:tcW w:type="dxa" w:w="2160"/>
+          </w:tcPr>
+          <w:p>
+            <w:r/>
+            <w:r>
+              <w:rPr>
+                <w:rFonts w:ascii="微软雅黑" w:hAnsi="微软雅黑" w:eastAsia="微软雅黑"/>
+                <w:b w:val="0"/>
+                <w:sz w:val="20"/>
+              </w:rPr>
+              <w:t>Client URL 客户端网址工具</w:t>
+            </w:r>
+          </w:p>
+        </w:tc>
+        <w:tc>
+          <w:tcPr>
+            <w:tcW w:type="dxa" w:w="2160"/>
+          </w:tcPr>
+          <w:p>
+            <w:r/>
+            <w:r>
+              <w:rPr>
+                <w:rFonts w:ascii="微软雅黑" w:hAnsi="微软雅黑" w:eastAsia="微软雅黑"/>
+                <w:b w:val="0"/>
+                <w:sz w:val="20"/>
+              </w:rPr>
+              <w:t>用命令行访问网页/下载</w:t>
+            </w:r>
+          </w:p>
+        </w:tc>
+        <w:tc>
+          <w:tcPr>
+            <w:tcW w:type="dxa" w:w="2160"/>
+          </w:tcPr>
+          <w:p>
+            <w:r/>
+            <w:r>
+              <w:rPr>
+                <w:rFonts w:ascii="微软雅黑" w:hAnsi="微软雅黑" w:eastAsia="微软雅黑"/>
+                <w:b w:val="0"/>
+                <w:sz w:val="20"/>
+              </w:rPr>
+              <w:t>测试网站、下载文件</w:t>
+            </w:r>
+          </w:p>
+        </w:tc>
+      </w:tr>
+      <w:tr>
+        <w:tc>
+          <w:tcPr>
+            <w:tcW w:type="dxa" w:w="2160"/>
+          </w:tcPr>
+          <w:p>
+            <w:r/>
+            <w:r>
+              <w:rPr>
+                <w:rFonts w:ascii="微软雅黑" w:hAnsi="微软雅黑" w:eastAsia="微软雅黑"/>
+                <w:b w:val="0"/>
+                <w:sz w:val="20"/>
+              </w:rPr>
+              <w:t>nslookup</w:t>
+            </w:r>
+          </w:p>
+        </w:tc>
+        <w:tc>
+          <w:tcPr>
+            <w:tcW w:type="dxa" w:w="2160"/>
+          </w:tcPr>
+          <w:p>
+            <w:r/>
+            <w:r>
+              <w:rPr>
+                <w:rFonts w:ascii="微软雅黑" w:hAnsi="微软雅黑" w:eastAsia="微软雅黑"/>
+                <w:b w:val="0"/>
+                <w:sz w:val="20"/>
+              </w:rPr>
+              <w:t>name server lookup</w:t>
+            </w:r>
+          </w:p>
+        </w:tc>
+        <w:tc>
+          <w:tcPr>
+            <w:tcW w:type="dxa" w:w="2160"/>
+          </w:tcPr>
+          <w:p>
+            <w:r/>
+            <w:r>
+              <w:rPr>
+                <w:rFonts w:ascii="微软雅黑" w:hAnsi="微软雅黑" w:eastAsia="微软雅黑"/>
+                <w:b w:val="0"/>
+                <w:sz w:val="20"/>
+              </w:rPr>
+              <w:t>查域名解析出什么 IP</w:t>
+            </w:r>
+          </w:p>
+        </w:tc>
+        <w:tc>
+          <w:tcPr>
+            <w:tcW w:type="dxa" w:w="2160"/>
+          </w:tcPr>
+          <w:p>
+            <w:r/>
+            <w:r>
+              <w:rPr>
+                <w:rFonts w:ascii="微软雅黑" w:hAnsi="微软雅黑" w:eastAsia="微软雅黑"/>
+                <w:b w:val="0"/>
+                <w:sz w:val="20"/>
+              </w:rPr>
+              <w:t>排查 DNS</w:t>
+            </w:r>
+          </w:p>
+        </w:tc>
+      </w:tr>
+      <w:tr>
+        <w:tc>
+          <w:tcPr>
+            <w:tcW w:type="dxa" w:w="2160"/>
+          </w:tcPr>
+          <w:p>
+            <w:r/>
+            <w:r>
+              <w:rPr>
+                <w:rFonts w:ascii="微软雅黑" w:hAnsi="微软雅黑" w:eastAsia="微软雅黑"/>
+                <w:b w:val="0"/>
+                <w:sz w:val="20"/>
+              </w:rPr>
+              <w:t>resolvectl</w:t>
+            </w:r>
+          </w:p>
+        </w:tc>
+        <w:tc>
+          <w:tcPr>
+            <w:tcW w:type="dxa" w:w="2160"/>
+          </w:tcPr>
+          <w:p>
+            <w:r/>
+            <w:r>
+              <w:rPr>
+                <w:rFonts w:ascii="微软雅黑" w:hAnsi="微软雅黑" w:eastAsia="微软雅黑"/>
+                <w:b w:val="0"/>
+                <w:sz w:val="20"/>
+              </w:rPr>
+              <w:t>resolve control 解析控制</w:t>
+            </w:r>
+          </w:p>
+        </w:tc>
+        <w:tc>
+          <w:tcPr>
+            <w:tcW w:type="dxa" w:w="2160"/>
+          </w:tcPr>
+          <w:p>
+            <w:r/>
+            <w:r>
+              <w:rPr>
+                <w:rFonts w:ascii="微软雅黑" w:hAnsi="微软雅黑" w:eastAsia="微软雅黑"/>
+                <w:b w:val="0"/>
+                <w:sz w:val="20"/>
+              </w:rPr>
+              <w:t>管理 DNS 解析(客户端)</w:t>
+            </w:r>
+          </w:p>
+        </w:tc>
+        <w:tc>
+          <w:tcPr>
+            <w:tcW w:type="dxa" w:w="2160"/>
+          </w:tcPr>
+          <w:p>
+            <w:r/>
+            <w:r>
+              <w:rPr>
+                <w:rFonts w:ascii="微软雅黑" w:hAnsi="微软雅黑" w:eastAsia="微软雅黑"/>
+                <w:b w:val="0"/>
+                <w:sz w:val="20"/>
+              </w:rPr>
+              <w:t>看/清 DNS 缓存</w:t>
+            </w:r>
+          </w:p>
+        </w:tc>
+      </w:tr>
+      <w:tr>
+        <w:tc>
+          <w:tcPr>
+            <w:tcW w:type="dxa" w:w="2160"/>
+          </w:tcPr>
+          <w:p>
+            <w:r/>
+            <w:r>
+              <w:rPr>
+                <w:rFonts w:ascii="微软雅黑" w:hAnsi="微软雅黑" w:eastAsia="微软雅黑"/>
+                <w:b w:val="0"/>
+                <w:sz w:val="20"/>
+              </w:rPr>
+              <w:t>hostnamectl</w:t>
+            </w:r>
+          </w:p>
+        </w:tc>
+        <w:tc>
+          <w:tcPr>
+            <w:tcW w:type="dxa" w:w="2160"/>
+          </w:tcPr>
+          <w:p>
+            <w:r/>
+            <w:r>
+              <w:rPr>
+                <w:rFonts w:ascii="微软雅黑" w:hAnsi="微软雅黑" w:eastAsia="微软雅黑"/>
+                <w:b w:val="0"/>
+                <w:sz w:val="20"/>
+              </w:rPr>
+              <w:t>hostname control 主机名控制</w:t>
+            </w:r>
+          </w:p>
+        </w:tc>
+        <w:tc>
+          <w:tcPr>
+            <w:tcW w:type="dxa" w:w="2160"/>
+          </w:tcPr>
+          <w:p>
+            <w:r/>
+            <w:r>
+              <w:rPr>
+                <w:rFonts w:ascii="微软雅黑" w:hAnsi="微软雅黑" w:eastAsia="微软雅黑"/>
+                <w:b w:val="0"/>
+                <w:sz w:val="20"/>
+              </w:rPr>
+              <w:t>查看/修改主机名</w:t>
+            </w:r>
+          </w:p>
+        </w:tc>
+        <w:tc>
+          <w:tcPr>
+            <w:tcW w:type="dxa" w:w="2160"/>
+          </w:tcPr>
+          <w:p>
+            <w:r/>
+            <w:r>
+              <w:rPr>
+                <w:rFonts w:ascii="微软雅黑" w:hAnsi="微软雅黑" w:eastAsia="微软雅黑"/>
+                <w:b w:val="0"/>
+                <w:sz w:val="20"/>
+              </w:rPr>
+              <w:t>给机器改名</w:t>
+            </w:r>
+          </w:p>
+        </w:tc>
+      </w:tr>
+    </w:tbl>
+    <w:p>
+      <w:pPr>
+        <w:spacing w:before="120" w:after="60"/>
+      </w:pPr>
+      <w:r>
+        <w:rPr>
+          <w:rFonts w:ascii="微软雅黑" w:hAnsi="微软雅黑" w:eastAsia="微软雅黑"/>
+          <w:b/>
+          <w:sz w:val="23"/>
+        </w:rPr>
+        <w:t>服务与进程</w:t>
+      </w:r>
+    </w:p>
+    <w:tbl>
+      <w:tblPr>
+        <w:tblStyle w:val="TableGrid"/>
+        <w:tblW w:type="auto" w:w="0"/>
+        <w:tblLook w:firstColumn="1" w:firstRow="1" w:lastColumn="0" w:lastRow="0" w:noHBand="0" w:noVBand="1" w:val="04A0"/>
+      </w:tblPr>
+      <w:tblGrid>
+        <w:gridCol w:w="2160"/>
+        <w:gridCol w:w="2160"/>
+        <w:gridCol w:w="2160"/>
+        <w:gridCol w:w="2160"/>
+      </w:tblGrid>
+      <w:tr>
+        <w:tc>
+          <w:tcPr>
+            <w:tcW w:type="dxa" w:w="2160"/>
+          </w:tcPr>
+          <w:p>
+            <w:r/>
+            <w:r>
+              <w:rPr>
+                <w:rFonts w:ascii="微软雅黑" w:hAnsi="微软雅黑" w:eastAsia="微软雅黑"/>
+                <w:b/>
+                <w:sz w:val="20"/>
+              </w:rPr>
+              <w:t>命令</w:t>
+            </w:r>
+          </w:p>
+        </w:tc>
+        <w:tc>
+          <w:tcPr>
+            <w:tcW w:type="dxa" w:w="2160"/>
+          </w:tcPr>
+          <w:p>
+            <w:r/>
+            <w:r>
+              <w:rPr>
+                <w:rFonts w:ascii="微软雅黑" w:hAnsi="微软雅黑" w:eastAsia="微软雅黑"/>
+                <w:b/>
+                <w:sz w:val="20"/>
+              </w:rPr>
+              <w:t>英文拆解</w:t>
+            </w:r>
+          </w:p>
+        </w:tc>
+        <w:tc>
+          <w:tcPr>
+            <w:tcW w:type="dxa" w:w="2160"/>
+          </w:tcPr>
+          <w:p>
+            <w:r/>
+            <w:r>
+              <w:rPr>
+                <w:rFonts w:ascii="微软雅黑" w:hAnsi="微软雅黑" w:eastAsia="微软雅黑"/>
+                <w:b/>
+                <w:sz w:val="20"/>
+              </w:rPr>
+              <w:t>中文意思</w:t>
+            </w:r>
+          </w:p>
+        </w:tc>
+        <w:tc>
+          <w:tcPr>
+            <w:tcW w:type="dxa" w:w="2160"/>
+          </w:tcPr>
+          <w:p>
+            <w:r/>
+            <w:r>
+              <w:rPr>
+                <w:rFonts w:ascii="微软雅黑" w:hAnsi="微软雅黑" w:eastAsia="微软雅黑"/>
+                <w:b/>
+                <w:sz w:val="20"/>
+              </w:rPr>
+              <w:t>常用场景</w:t>
+            </w:r>
+          </w:p>
+        </w:tc>
+      </w:tr>
+      <w:tr>
+        <w:tc>
+          <w:tcPr>
+            <w:tcW w:type="dxa" w:w="2160"/>
+          </w:tcPr>
+          <w:p>
+            <w:r/>
+            <w:r>
+              <w:rPr>
+                <w:rFonts w:ascii="微软雅黑" w:hAnsi="微软雅黑" w:eastAsia="微软雅黑"/>
+                <w:b w:val="0"/>
+                <w:sz w:val="20"/>
+              </w:rPr>
+              <w:t>systemctl</w:t>
+            </w:r>
+          </w:p>
+        </w:tc>
+        <w:tc>
+          <w:tcPr>
+            <w:tcW w:type="dxa" w:w="2160"/>
+          </w:tcPr>
+          <w:p>
+            <w:r/>
+            <w:r>
+              <w:rPr>
+                <w:rFonts w:ascii="微软雅黑" w:hAnsi="微软雅黑" w:eastAsia="微软雅黑"/>
+                <w:b w:val="0"/>
+                <w:sz w:val="20"/>
+              </w:rPr>
+              <w:t>system control 系统控制</w:t>
+            </w:r>
+          </w:p>
+        </w:tc>
+        <w:tc>
+          <w:tcPr>
+            <w:tcW w:type="dxa" w:w="2160"/>
+          </w:tcPr>
+          <w:p>
+            <w:r/>
+            <w:r>
+              <w:rPr>
+                <w:rFonts w:ascii="微软雅黑" w:hAnsi="微软雅黑" w:eastAsia="微软雅黑"/>
+                <w:b w:val="0"/>
+                <w:sz w:val="20"/>
+              </w:rPr>
+              <w:t>管理服务(启动/停止/查看)</w:t>
+            </w:r>
+          </w:p>
+        </w:tc>
+        <w:tc>
+          <w:tcPr>
+            <w:tcW w:type="dxa" w:w="2160"/>
+          </w:tcPr>
+          <w:p>
+            <w:r/>
+            <w:r>
+              <w:rPr>
+                <w:rFonts w:ascii="微软雅黑" w:hAnsi="微软雅黑" w:eastAsia="微软雅黑"/>
+                <w:b w:val="0"/>
+                <w:sz w:val="20"/>
+              </w:rPr>
+              <w:t>systemctl status ssh</w:t>
+            </w:r>
+          </w:p>
+        </w:tc>
+      </w:tr>
+      <w:tr>
+        <w:tc>
+          <w:tcPr>
+            <w:tcW w:type="dxa" w:w="2160"/>
+          </w:tcPr>
+          <w:p>
+            <w:r/>
+            <w:r>
+              <w:rPr>
+                <w:rFonts w:ascii="微软雅黑" w:hAnsi="微软雅黑" w:eastAsia="微软雅黑"/>
+                <w:b w:val="0"/>
+                <w:sz w:val="20"/>
+              </w:rPr>
+              <w:t>journalctl</w:t>
+            </w:r>
+          </w:p>
+        </w:tc>
+        <w:tc>
+          <w:tcPr>
+            <w:tcW w:type="dxa" w:w="2160"/>
+          </w:tcPr>
+          <w:p>
+            <w:r/>
+            <w:r>
+              <w:rPr>
+                <w:rFonts w:ascii="微软雅黑" w:hAnsi="微软雅黑" w:eastAsia="微软雅黑"/>
+                <w:b w:val="0"/>
+                <w:sz w:val="20"/>
+              </w:rPr>
+              <w:t>journal control 日志控制</w:t>
+            </w:r>
+          </w:p>
+        </w:tc>
+        <w:tc>
+          <w:tcPr>
+            <w:tcW w:type="dxa" w:w="2160"/>
+          </w:tcPr>
+          <w:p>
+            <w:r/>
+            <w:r>
+              <w:rPr>
+                <w:rFonts w:ascii="微软雅黑" w:hAnsi="微软雅黑" w:eastAsia="微软雅黑"/>
+                <w:b w:val="0"/>
+                <w:sz w:val="20"/>
+              </w:rPr>
+              <w:t>查看系统日志</w:t>
+            </w:r>
+          </w:p>
+        </w:tc>
+        <w:tc>
+          <w:tcPr>
+            <w:tcW w:type="dxa" w:w="2160"/>
+          </w:tcPr>
+          <w:p>
+            <w:r/>
+            <w:r>
+              <w:rPr>
+                <w:rFonts w:ascii="微软雅黑" w:hAnsi="微软雅黑" w:eastAsia="微软雅黑"/>
+                <w:b w:val="0"/>
+                <w:sz w:val="20"/>
+              </w:rPr>
+              <w:t>排错看日志</w:t>
+            </w:r>
+          </w:p>
+        </w:tc>
+      </w:tr>
+      <w:tr>
+        <w:tc>
+          <w:tcPr>
+            <w:tcW w:type="dxa" w:w="2160"/>
+          </w:tcPr>
+          <w:p>
+            <w:r/>
+            <w:r>
+              <w:rPr>
+                <w:rFonts w:ascii="微软雅黑" w:hAnsi="微软雅黑" w:eastAsia="微软雅黑"/>
+                <w:b w:val="0"/>
+                <w:sz w:val="20"/>
+              </w:rPr>
+              <w:t>timedatectl</w:t>
+            </w:r>
+          </w:p>
+        </w:tc>
+        <w:tc>
+          <w:tcPr>
+            <w:tcW w:type="dxa" w:w="2160"/>
+          </w:tcPr>
+          <w:p>
+            <w:r/>
+            <w:r>
+              <w:rPr>
+                <w:rFonts w:ascii="微软雅黑" w:hAnsi="微软雅黑" w:eastAsia="微软雅黑"/>
+                <w:b w:val="0"/>
+                <w:sz w:val="20"/>
+              </w:rPr>
+              <w:t>time date control 时间控制</w:t>
+            </w:r>
+          </w:p>
+        </w:tc>
+        <w:tc>
+          <w:tcPr>
+            <w:tcW w:type="dxa" w:w="2160"/>
+          </w:tcPr>
+          <w:p>
+            <w:r/>
+            <w:r>
+              <w:rPr>
+                <w:rFonts w:ascii="微软雅黑" w:hAnsi="微软雅黑" w:eastAsia="微软雅黑"/>
+                <w:b w:val="0"/>
+                <w:sz w:val="20"/>
+              </w:rPr>
+              <w:t>查看/设置时间</w:t>
+            </w:r>
+          </w:p>
+        </w:tc>
+        <w:tc>
+          <w:tcPr>
+            <w:tcW w:type="dxa" w:w="2160"/>
+          </w:tcPr>
+          <w:p>
+            <w:r/>
+            <w:r>
+              <w:rPr>
+                <w:rFonts w:ascii="微软雅黑" w:hAnsi="微软雅黑" w:eastAsia="微软雅黑"/>
+                <w:b w:val="0"/>
+                <w:sz w:val="20"/>
+              </w:rPr>
+              <w:t>看时间同步</w:t>
+            </w:r>
+          </w:p>
+        </w:tc>
+      </w:tr>
+      <w:tr>
+        <w:tc>
+          <w:tcPr>
+            <w:tcW w:type="dxa" w:w="2160"/>
+          </w:tcPr>
+          <w:p>
+            <w:r/>
+            <w:r>
+              <w:rPr>
+                <w:rFonts w:ascii="微软雅黑" w:hAnsi="微软雅黑" w:eastAsia="微软雅黑"/>
+                <w:b w:val="0"/>
+                <w:sz w:val="20"/>
+              </w:rPr>
+              <w:t>ps</w:t>
+            </w:r>
+          </w:p>
+        </w:tc>
+        <w:tc>
+          <w:tcPr>
+            <w:tcW w:type="dxa" w:w="2160"/>
+          </w:tcPr>
+          <w:p>
+            <w:r/>
+            <w:r>
+              <w:rPr>
+                <w:rFonts w:ascii="微软雅黑" w:hAnsi="微软雅黑" w:eastAsia="微软雅黑"/>
+                <w:b w:val="0"/>
+                <w:sz w:val="20"/>
+              </w:rPr>
+              <w:t>process status 进程状态</w:t>
+            </w:r>
+          </w:p>
+        </w:tc>
+        <w:tc>
+          <w:tcPr>
+            <w:tcW w:type="dxa" w:w="2160"/>
+          </w:tcPr>
+          <w:p>
+            <w:r/>
+            <w:r>
+              <w:rPr>
+                <w:rFonts w:ascii="微软雅黑" w:hAnsi="微软雅黑" w:eastAsia="微软雅黑"/>
+                <w:b w:val="0"/>
+                <w:sz w:val="20"/>
+              </w:rPr>
+              <w:t>查看进程</w:t>
+            </w:r>
+          </w:p>
+        </w:tc>
+        <w:tc>
+          <w:tcPr>
+            <w:tcW w:type="dxa" w:w="2160"/>
+          </w:tcPr>
+          <w:p>
+            <w:r/>
+            <w:r>
+              <w:rPr>
+                <w:rFonts w:ascii="微软雅黑" w:hAnsi="微软雅黑" w:eastAsia="微软雅黑"/>
+                <w:b w:val="0"/>
+                <w:sz w:val="20"/>
+              </w:rPr>
+              <w:t>找某程序在不在跑</w:t>
+            </w:r>
+          </w:p>
+        </w:tc>
+      </w:tr>
+      <w:tr>
+        <w:tc>
+          <w:tcPr>
+            <w:tcW w:type="dxa" w:w="2160"/>
+          </w:tcPr>
+          <w:p>
+            <w:r/>
+            <w:r>
+              <w:rPr>
+                <w:rFonts w:ascii="微软雅黑" w:hAnsi="微软雅黑" w:eastAsia="微软雅黑"/>
+                <w:b w:val="0"/>
+                <w:sz w:val="20"/>
+              </w:rPr>
+              <w:t>top / htop</w:t>
+            </w:r>
+          </w:p>
+        </w:tc>
+        <w:tc>
+          <w:tcPr>
+            <w:tcW w:type="dxa" w:w="2160"/>
+          </w:tcPr>
+          <w:p>
+            <w:r/>
+            <w:r>
+              <w:rPr>
+                <w:rFonts w:ascii="微软雅黑" w:hAnsi="微软雅黑" w:eastAsia="微软雅黑"/>
+                <w:b w:val="0"/>
+                <w:sz w:val="20"/>
+              </w:rPr>
+              <w:t>顶部(实时列表)</w:t>
+            </w:r>
+          </w:p>
+        </w:tc>
+        <w:tc>
+          <w:tcPr>
+            <w:tcW w:type="dxa" w:w="2160"/>
+          </w:tcPr>
+          <w:p>
+            <w:r/>
+            <w:r>
+              <w:rPr>
+                <w:rFonts w:ascii="微软雅黑" w:hAnsi="微软雅黑" w:eastAsia="微软雅黑"/>
+                <w:b w:val="0"/>
+                <w:sz w:val="20"/>
+              </w:rPr>
+              <w:t>实时看 CPU/内存占用</w:t>
+            </w:r>
+          </w:p>
+        </w:tc>
+        <w:tc>
+          <w:tcPr>
+            <w:tcW w:type="dxa" w:w="2160"/>
+          </w:tcPr>
+          <w:p>
+            <w:r/>
+            <w:r>
+              <w:rPr>
+                <w:rFonts w:ascii="微软雅黑" w:hAnsi="微软雅黑" w:eastAsia="微软雅黑"/>
+                <w:b w:val="0"/>
+                <w:sz w:val="20"/>
+              </w:rPr>
+              <w:t>机器卡了看谁占资源</w:t>
+            </w:r>
+          </w:p>
+        </w:tc>
+      </w:tr>
+      <w:tr>
+        <w:tc>
+          <w:tcPr>
+            <w:tcW w:type="dxa" w:w="2160"/>
+          </w:tcPr>
+          <w:p>
+            <w:r/>
+            <w:r>
+              <w:rPr>
+                <w:rFonts w:ascii="微软雅黑" w:hAnsi="微软雅黑" w:eastAsia="微软雅黑"/>
+                <w:b w:val="0"/>
+                <w:sz w:val="20"/>
+              </w:rPr>
+              <w:t>kill</w:t>
+            </w:r>
+          </w:p>
+        </w:tc>
+        <w:tc>
+          <w:tcPr>
+            <w:tcW w:type="dxa" w:w="2160"/>
+          </w:tcPr>
+          <w:p>
+            <w:r/>
+            <w:r>
+              <w:rPr>
+                <w:rFonts w:ascii="微软雅黑" w:hAnsi="微软雅黑" w:eastAsia="微软雅黑"/>
+                <w:b w:val="0"/>
+                <w:sz w:val="20"/>
+              </w:rPr>
+              <w:t>结束</w:t>
+            </w:r>
+          </w:p>
+        </w:tc>
+        <w:tc>
+          <w:tcPr>
+            <w:tcW w:type="dxa" w:w="2160"/>
+          </w:tcPr>
+          <w:p>
+            <w:r/>
+            <w:r>
+              <w:rPr>
+                <w:rFonts w:ascii="微软雅黑" w:hAnsi="微软雅黑" w:eastAsia="微软雅黑"/>
+                <w:b w:val="0"/>
+                <w:sz w:val="20"/>
+              </w:rPr>
+              <w:t>终止进程</w:t>
+            </w:r>
+          </w:p>
+        </w:tc>
+        <w:tc>
+          <w:tcPr>
+            <w:tcW w:type="dxa" w:w="2160"/>
+          </w:tcPr>
+          <w:p>
+            <w:r/>
+            <w:r>
+              <w:rPr>
+                <w:rFonts w:ascii="微软雅黑" w:hAnsi="微软雅黑" w:eastAsia="微软雅黑"/>
+                <w:b w:val="0"/>
+                <w:sz w:val="20"/>
+              </w:rPr>
+              <w:t>杀卡死的程序</w:t>
+            </w:r>
+          </w:p>
+        </w:tc>
+      </w:tr>
+    </w:tbl>
+    <w:p>
+      <w:pPr>
+        <w:spacing w:before="120" w:after="60"/>
+      </w:pPr>
+      <w:r>
+        <w:rPr>
+          <w:rFonts w:ascii="微软雅黑" w:hAnsi="微软雅黑" w:eastAsia="微软雅黑"/>
+          <w:b/>
+          <w:sz w:val="23"/>
+        </w:rPr>
+        <w:t>软件安装</w:t>
+      </w:r>
+    </w:p>
+    <w:tbl>
+      <w:tblPr>
+        <w:tblStyle w:val="TableGrid"/>
+        <w:tblW w:type="auto" w:w="0"/>
+        <w:tblLook w:firstColumn="1" w:firstRow="1" w:lastColumn="0" w:lastRow="0" w:noHBand="0" w:noVBand="1" w:val="04A0"/>
+      </w:tblPr>
+      <w:tblGrid>
+        <w:gridCol w:w="2160"/>
+        <w:gridCol w:w="2160"/>
+        <w:gridCol w:w="2160"/>
+        <w:gridCol w:w="2160"/>
+      </w:tblGrid>
+      <w:tr>
+        <w:tc>
+          <w:tcPr>
+            <w:tcW w:type="dxa" w:w="2160"/>
+          </w:tcPr>
+          <w:p>
+            <w:r/>
+            <w:r>
+              <w:rPr>
+                <w:rFonts w:ascii="微软雅黑" w:hAnsi="微软雅黑" w:eastAsia="微软雅黑"/>
+                <w:b/>
+                <w:sz w:val="20"/>
+              </w:rPr>
+              <w:t>命令</w:t>
+            </w:r>
+          </w:p>
+        </w:tc>
+        <w:tc>
+          <w:tcPr>
+            <w:tcW w:type="dxa" w:w="2160"/>
+          </w:tcPr>
+          <w:p>
+            <w:r/>
+            <w:r>
+              <w:rPr>
+                <w:rFonts w:ascii="微软雅黑" w:hAnsi="微软雅黑" w:eastAsia="微软雅黑"/>
+                <w:b/>
+                <w:sz w:val="20"/>
+              </w:rPr>
+              <w:t>英文拆解</w:t>
+            </w:r>
+          </w:p>
+        </w:tc>
+        <w:tc>
+          <w:tcPr>
+            <w:tcW w:type="dxa" w:w="2160"/>
+          </w:tcPr>
+          <w:p>
+            <w:r/>
+            <w:r>
+              <w:rPr>
+                <w:rFonts w:ascii="微软雅黑" w:hAnsi="微软雅黑" w:eastAsia="微软雅黑"/>
+                <w:b/>
+                <w:sz w:val="20"/>
+              </w:rPr>
+              <w:t>中文意思</w:t>
+            </w:r>
+          </w:p>
+        </w:tc>
+        <w:tc>
+          <w:tcPr>
+            <w:tcW w:type="dxa" w:w="2160"/>
+          </w:tcPr>
+          <w:p>
+            <w:r/>
+            <w:r>
+              <w:rPr>
+                <w:rFonts w:ascii="微软雅黑" w:hAnsi="微软雅黑" w:eastAsia="微软雅黑"/>
+                <w:b/>
+                <w:sz w:val="20"/>
+              </w:rPr>
+              <w:t>常用场景</w:t>
+            </w:r>
+          </w:p>
+        </w:tc>
+      </w:tr>
+      <w:tr>
+        <w:tc>
+          <w:tcPr>
+            <w:tcW w:type="dxa" w:w="2160"/>
+          </w:tcPr>
+          <w:p>
+            <w:r/>
+            <w:r>
+              <w:rPr>
+                <w:rFonts w:ascii="微软雅黑" w:hAnsi="微软雅黑" w:eastAsia="微软雅黑"/>
+                <w:b w:val="0"/>
+                <w:sz w:val="20"/>
+              </w:rPr>
+              <w:t>apt update</w:t>
+            </w:r>
+          </w:p>
+        </w:tc>
+        <w:tc>
+          <w:tcPr>
+            <w:tcW w:type="dxa" w:w="2160"/>
+          </w:tcPr>
+          <w:p>
+            <w:r/>
+            <w:r>
+              <w:rPr>
+                <w:rFonts w:ascii="微软雅黑" w:hAnsi="微软雅黑" w:eastAsia="微软雅黑"/>
+                <w:b w:val="0"/>
+                <w:sz w:val="20"/>
+              </w:rPr>
+              <w:t>Advanced Package Tool 更新</w:t>
+            </w:r>
+          </w:p>
+        </w:tc>
+        <w:tc>
+          <w:tcPr>
+            <w:tcW w:type="dxa" w:w="2160"/>
+          </w:tcPr>
+          <w:p>
+            <w:r/>
+            <w:r>
+              <w:rPr>
+                <w:rFonts w:ascii="微软雅黑" w:hAnsi="微软雅黑" w:eastAsia="微软雅黑"/>
+                <w:b w:val="0"/>
+                <w:sz w:val="20"/>
+              </w:rPr>
+              <w:t>刷新软件源列表</w:t>
+            </w:r>
+          </w:p>
+        </w:tc>
+        <w:tc>
+          <w:tcPr>
+            <w:tcW w:type="dxa" w:w="2160"/>
+          </w:tcPr>
+          <w:p>
+            <w:r/>
+            <w:r>
+              <w:rPr>
+                <w:rFonts w:ascii="微软雅黑" w:hAnsi="微软雅黑" w:eastAsia="微软雅黑"/>
+                <w:b w:val="0"/>
+                <w:sz w:val="20"/>
+              </w:rPr>
+              <w:t>装软件前先跑</w:t>
+            </w:r>
+          </w:p>
+        </w:tc>
+      </w:tr>
+      <w:tr>
+        <w:tc>
+          <w:tcPr>
+            <w:tcW w:type="dxa" w:w="2160"/>
+          </w:tcPr>
+          <w:p>
+            <w:r/>
+            <w:r>
+              <w:rPr>
+                <w:rFonts w:ascii="微软雅黑" w:hAnsi="微软雅黑" w:eastAsia="微软雅黑"/>
+                <w:b w:val="0"/>
+                <w:sz w:val="20"/>
+              </w:rPr>
+              <w:t>apt install 软件名</w:t>
+            </w:r>
+          </w:p>
+        </w:tc>
+        <w:tc>
+          <w:tcPr>
+            <w:tcW w:type="dxa" w:w="2160"/>
+          </w:tcPr>
+          <w:p>
+            <w:r/>
+            <w:r>
+              <w:rPr>
+                <w:rFonts w:ascii="微软雅黑" w:hAnsi="微软雅黑" w:eastAsia="微软雅黑"/>
+                <w:b w:val="0"/>
+                <w:sz w:val="20"/>
+              </w:rPr>
+              <w:t>安装</w:t>
+            </w:r>
+          </w:p>
+        </w:tc>
+        <w:tc>
+          <w:tcPr>
+            <w:tcW w:type="dxa" w:w="2160"/>
+          </w:tcPr>
+          <w:p>
+            <w:r/>
+            <w:r>
+              <w:rPr>
+                <w:rFonts w:ascii="微软雅黑" w:hAnsi="微软雅黑" w:eastAsia="微软雅黑"/>
+                <w:b w:val="0"/>
+                <w:sz w:val="20"/>
+              </w:rPr>
+              <w:t>安装软件</w:t>
+            </w:r>
+          </w:p>
+        </w:tc>
+        <w:tc>
+          <w:tcPr>
+            <w:tcW w:type="dxa" w:w="2160"/>
+          </w:tcPr>
+          <w:p>
+            <w:r/>
+            <w:r>
+              <w:rPr>
+                <w:rFonts w:ascii="微软雅黑" w:hAnsi="微软雅黑" w:eastAsia="微软雅黑"/>
+                <w:b w:val="0"/>
+                <w:sz w:val="20"/>
+              </w:rPr>
+              <w:t>apt install nginx</w:t>
+            </w:r>
+          </w:p>
+        </w:tc>
+      </w:tr>
+      <w:tr>
+        <w:tc>
+          <w:tcPr>
+            <w:tcW w:type="dxa" w:w="2160"/>
+          </w:tcPr>
+          <w:p>
+            <w:r/>
+            <w:r>
+              <w:rPr>
+                <w:rFonts w:ascii="微软雅黑" w:hAnsi="微软雅黑" w:eastAsia="微软雅黑"/>
+                <w:b w:val="0"/>
+                <w:sz w:val="20"/>
+              </w:rPr>
+              <w:t>apt upgrade</w:t>
+            </w:r>
+          </w:p>
+        </w:tc>
+        <w:tc>
+          <w:tcPr>
+            <w:tcW w:type="dxa" w:w="2160"/>
+          </w:tcPr>
+          <w:p>
+            <w:r/>
+            <w:r>
+              <w:rPr>
+                <w:rFonts w:ascii="微软雅黑" w:hAnsi="微软雅黑" w:eastAsia="微软雅黑"/>
+                <w:b w:val="0"/>
+                <w:sz w:val="20"/>
+              </w:rPr>
+              <w:t>升级</w:t>
+            </w:r>
+          </w:p>
+        </w:tc>
+        <w:tc>
+          <w:tcPr>
+            <w:tcW w:type="dxa" w:w="2160"/>
+          </w:tcPr>
+          <w:p>
+            <w:r/>
+            <w:r>
+              <w:rPr>
+                <w:rFonts w:ascii="微软雅黑" w:hAnsi="微软雅黑" w:eastAsia="微软雅黑"/>
+                <w:b w:val="0"/>
+                <w:sz w:val="20"/>
+              </w:rPr>
+              <w:t>升级所有软件</w:t>
+            </w:r>
+          </w:p>
+        </w:tc>
+        <w:tc>
+          <w:tcPr>
+            <w:tcW w:type="dxa" w:w="2160"/>
+          </w:tcPr>
+          <w:p>
+            <w:r/>
+            <w:r>
+              <w:rPr>
+                <w:rFonts w:ascii="微软雅黑" w:hAnsi="微软雅黑" w:eastAsia="微软雅黑"/>
+                <w:b w:val="0"/>
+                <w:sz w:val="20"/>
+              </w:rPr>
+              <w:t>打补丁</w:t>
+            </w:r>
+          </w:p>
+        </w:tc>
+      </w:tr>
+    </w:tbl>
+    <w:p>
+      <w:pPr>
+        <w:spacing w:before="120" w:after="60"/>
+      </w:pPr>
+      <w:r>
+        <w:rPr>
+          <w:rFonts w:ascii="微软雅黑" w:hAnsi="微软雅黑" w:eastAsia="微软雅黑"/>
+          <w:b/>
+          <w:sz w:val="23"/>
+        </w:rPr>
+        <w:t>磁盘与帮助</w:t>
+      </w:r>
+    </w:p>
+    <w:tbl>
+      <w:tblPr>
+        <w:tblStyle w:val="TableGrid"/>
+        <w:tblW w:type="auto" w:w="0"/>
+        <w:tblLook w:firstColumn="1" w:firstRow="1" w:lastColumn="0" w:lastRow="0" w:noHBand="0" w:noVBand="1" w:val="04A0"/>
+      </w:tblPr>
+      <w:tblGrid>
+        <w:gridCol w:w="2160"/>
+        <w:gridCol w:w="2160"/>
+        <w:gridCol w:w="2160"/>
+        <w:gridCol w:w="2160"/>
+      </w:tblGrid>
+      <w:tr>
+        <w:tc>
+          <w:tcPr>
+            <w:tcW w:type="dxa" w:w="2160"/>
+          </w:tcPr>
+          <w:p>
+            <w:r/>
+            <w:r>
+              <w:rPr>
+                <w:rFonts w:ascii="微软雅黑" w:hAnsi="微软雅黑" w:eastAsia="微软雅黑"/>
+                <w:b/>
+                <w:sz w:val="20"/>
+              </w:rPr>
+              <w:t>命令</w:t>
+            </w:r>
+          </w:p>
+        </w:tc>
+        <w:tc>
+          <w:tcPr>
+            <w:tcW w:type="dxa" w:w="2160"/>
+          </w:tcPr>
+          <w:p>
+            <w:r/>
+            <w:r>
+              <w:rPr>
+                <w:rFonts w:ascii="微软雅黑" w:hAnsi="微软雅黑" w:eastAsia="微软雅黑"/>
+                <w:b/>
+                <w:sz w:val="20"/>
+              </w:rPr>
+              <w:t>英文拆解</w:t>
+            </w:r>
+          </w:p>
+        </w:tc>
+        <w:tc>
+          <w:tcPr>
+            <w:tcW w:type="dxa" w:w="2160"/>
+          </w:tcPr>
+          <w:p>
+            <w:r/>
+            <w:r>
+              <w:rPr>
+                <w:rFonts w:ascii="微软雅黑" w:hAnsi="微软雅黑" w:eastAsia="微软雅黑"/>
+                <w:b/>
+                <w:sz w:val="20"/>
+              </w:rPr>
+              <w:t>中文意思</w:t>
+            </w:r>
+          </w:p>
+        </w:tc>
+        <w:tc>
+          <w:tcPr>
+            <w:tcW w:type="dxa" w:w="2160"/>
+          </w:tcPr>
+          <w:p>
+            <w:r/>
+            <w:r>
+              <w:rPr>
+                <w:rFonts w:ascii="微软雅黑" w:hAnsi="微软雅黑" w:eastAsia="微软雅黑"/>
+                <w:b/>
+                <w:sz w:val="20"/>
+              </w:rPr>
+              <w:t>常用场景</w:t>
+            </w:r>
+          </w:p>
+        </w:tc>
+      </w:tr>
+      <w:tr>
+        <w:tc>
+          <w:tcPr>
+            <w:tcW w:type="dxa" w:w="2160"/>
+          </w:tcPr>
+          <w:p>
+            <w:r/>
+            <w:r>
+              <w:rPr>
+                <w:rFonts w:ascii="微软雅黑" w:hAnsi="微软雅黑" w:eastAsia="微软雅黑"/>
+                <w:b w:val="0"/>
+                <w:sz w:val="20"/>
+              </w:rPr>
+              <w:t>df -h</w:t>
+            </w:r>
+          </w:p>
+        </w:tc>
+        <w:tc>
+          <w:tcPr>
+            <w:tcW w:type="dxa" w:w="2160"/>
+          </w:tcPr>
+          <w:p>
+            <w:r/>
+            <w:r>
+              <w:rPr>
+                <w:rFonts w:ascii="微软雅黑" w:hAnsi="微软雅黑" w:eastAsia="微软雅黑"/>
+                <w:b w:val="0"/>
+                <w:sz w:val="20"/>
+              </w:rPr>
+              <w:t>disk free 磁盘空闲</w:t>
+            </w:r>
+          </w:p>
+        </w:tc>
+        <w:tc>
+          <w:tcPr>
+            <w:tcW w:type="dxa" w:w="2160"/>
+          </w:tcPr>
+          <w:p>
+            <w:r/>
+            <w:r>
+              <w:rPr>
+                <w:rFonts w:ascii="微软雅黑" w:hAnsi="微软雅黑" w:eastAsia="微软雅黑"/>
+                <w:b w:val="0"/>
+                <w:sz w:val="20"/>
+              </w:rPr>
+              <w:t>看磁盘剩余空间</w:t>
+            </w:r>
+          </w:p>
+        </w:tc>
+        <w:tc>
+          <w:tcPr>
+            <w:tcW w:type="dxa" w:w="2160"/>
+          </w:tcPr>
+          <w:p>
+            <w:r/>
+            <w:r>
+              <w:rPr>
+                <w:rFonts w:ascii="微软雅黑" w:hAnsi="微软雅黑" w:eastAsia="微软雅黑"/>
+                <w:b w:val="0"/>
+                <w:sz w:val="20"/>
+              </w:rPr>
+              <w:t>磁盘满没满</w:t>
+            </w:r>
+          </w:p>
+        </w:tc>
+      </w:tr>
+      <w:tr>
+        <w:tc>
+          <w:tcPr>
+            <w:tcW w:type="dxa" w:w="2160"/>
+          </w:tcPr>
+          <w:p>
+            <w:r/>
+            <w:r>
+              <w:rPr>
+                <w:rFonts w:ascii="微软雅黑" w:hAnsi="微软雅黑" w:eastAsia="微软雅黑"/>
+                <w:b w:val="0"/>
+                <w:sz w:val="20"/>
+              </w:rPr>
+              <w:t>du -sh 目录</w:t>
+            </w:r>
+          </w:p>
+        </w:tc>
+        <w:tc>
+          <w:tcPr>
+            <w:tcW w:type="dxa" w:w="2160"/>
+          </w:tcPr>
+          <w:p>
+            <w:r/>
+            <w:r>
+              <w:rPr>
+                <w:rFonts w:ascii="微软雅黑" w:hAnsi="微软雅黑" w:eastAsia="微软雅黑"/>
+                <w:b w:val="0"/>
+                <w:sz w:val="20"/>
+              </w:rPr>
+              <w:t>disk usage 磁盘占用</w:t>
+            </w:r>
+          </w:p>
+        </w:tc>
+        <w:tc>
+          <w:tcPr>
+            <w:tcW w:type="dxa" w:w="2160"/>
+          </w:tcPr>
+          <w:p>
+            <w:r/>
+            <w:r>
+              <w:rPr>
+                <w:rFonts w:ascii="微软雅黑" w:hAnsi="微软雅黑" w:eastAsia="微软雅黑"/>
+                <w:b w:val="0"/>
+                <w:sz w:val="20"/>
+              </w:rPr>
+              <w:t>看目录占多大</w:t>
+            </w:r>
+          </w:p>
+        </w:tc>
+        <w:tc>
+          <w:tcPr>
+            <w:tcW w:type="dxa" w:w="2160"/>
+          </w:tcPr>
+          <w:p>
+            <w:r/>
+            <w:r>
+              <w:rPr>
+                <w:rFonts w:ascii="微软雅黑" w:hAnsi="微软雅黑" w:eastAsia="微软雅黑"/>
+                <w:b w:val="0"/>
+                <w:sz w:val="20"/>
+              </w:rPr>
+              <w:t>找大文件</w:t>
+            </w:r>
+          </w:p>
+        </w:tc>
+      </w:tr>
+      <w:tr>
+        <w:tc>
+          <w:tcPr>
+            <w:tcW w:type="dxa" w:w="2160"/>
+          </w:tcPr>
+          <w:p>
+            <w:r/>
+            <w:r>
+              <w:rPr>
+                <w:rFonts w:ascii="微软雅黑" w:hAnsi="微软雅黑" w:eastAsia="微软雅黑"/>
+                <w:b w:val="0"/>
+                <w:sz w:val="20"/>
+              </w:rPr>
+              <w:t>free -h</w:t>
+            </w:r>
+          </w:p>
+        </w:tc>
+        <w:tc>
+          <w:tcPr>
+            <w:tcW w:type="dxa" w:w="2160"/>
+          </w:tcPr>
+          <w:p>
+            <w:r/>
+            <w:r>
+              <w:rPr>
+                <w:rFonts w:ascii="微软雅黑" w:hAnsi="微软雅黑" w:eastAsia="微软雅黑"/>
+                <w:b w:val="0"/>
+                <w:sz w:val="20"/>
+              </w:rPr>
+              <w:t>内存空闲</w:t>
+            </w:r>
+          </w:p>
+        </w:tc>
+        <w:tc>
+          <w:tcPr>
+            <w:tcW w:type="dxa" w:w="2160"/>
+          </w:tcPr>
+          <w:p>
+            <w:r/>
+            <w:r>
+              <w:rPr>
+                <w:rFonts w:ascii="微软雅黑" w:hAnsi="微软雅黑" w:eastAsia="微软雅黑"/>
+                <w:b w:val="0"/>
+                <w:sz w:val="20"/>
+              </w:rPr>
+              <w:t>看内存占用</w:t>
+            </w:r>
+          </w:p>
+        </w:tc>
+        <w:tc>
+          <w:tcPr>
+            <w:tcW w:type="dxa" w:w="2160"/>
+          </w:tcPr>
+          <w:p>
+            <w:r/>
+            <w:r>
+              <w:rPr>
+                <w:rFonts w:ascii="微软雅黑" w:hAnsi="微软雅黑" w:eastAsia="微软雅黑"/>
+                <w:b w:val="0"/>
+                <w:sz w:val="20"/>
+              </w:rPr>
+              <w:t>内存够不够</w:t>
+            </w:r>
+          </w:p>
+        </w:tc>
+      </w:tr>
+      <w:tr>
+        <w:tc>
+          <w:tcPr>
+            <w:tcW w:type="dxa" w:w="2160"/>
+          </w:tcPr>
+          <w:p>
+            <w:r/>
+            <w:r>
+              <w:rPr>
+                <w:rFonts w:ascii="微软雅黑" w:hAnsi="微软雅黑" w:eastAsia="微软雅黑"/>
+                <w:b w:val="0"/>
+                <w:sz w:val="20"/>
+              </w:rPr>
+              <w:t>history</w:t>
+            </w:r>
+          </w:p>
+        </w:tc>
+        <w:tc>
+          <w:tcPr>
+            <w:tcW w:type="dxa" w:w="2160"/>
+          </w:tcPr>
+          <w:p>
+            <w:r/>
+            <w:r>
+              <w:rPr>
+                <w:rFonts w:ascii="微软雅黑" w:hAnsi="微软雅黑" w:eastAsia="微软雅黑"/>
+                <w:b w:val="0"/>
+                <w:sz w:val="20"/>
+              </w:rPr>
+              <w:t>历史</w:t>
+            </w:r>
+          </w:p>
+        </w:tc>
+        <w:tc>
+          <w:tcPr>
+            <w:tcW w:type="dxa" w:w="2160"/>
+          </w:tcPr>
+          <w:p>
+            <w:r/>
+            <w:r>
+              <w:rPr>
+                <w:rFonts w:ascii="微软雅黑" w:hAnsi="微软雅黑" w:eastAsia="微软雅黑"/>
+                <w:b w:val="0"/>
+                <w:sz w:val="20"/>
+              </w:rPr>
+              <w:t>看敲过的命令</w:t>
+            </w:r>
+          </w:p>
+        </w:tc>
+        <w:tc>
+          <w:tcPr>
+            <w:tcW w:type="dxa" w:w="2160"/>
+          </w:tcPr>
+          <w:p>
+            <w:r/>
+            <w:r>
+              <w:rPr>
+                <w:rFonts w:ascii="微软雅黑" w:hAnsi="微软雅黑" w:eastAsia="微软雅黑"/>
+                <w:b w:val="0"/>
+                <w:sz w:val="20"/>
+              </w:rPr>
+              <w:t>找刚才敲过什么</w:t>
+            </w:r>
+          </w:p>
+        </w:tc>
+      </w:tr>
+      <w:tr>
+        <w:tc>
+          <w:tcPr>
+            <w:tcW w:type="dxa" w:w="2160"/>
+          </w:tcPr>
+          <w:p>
+            <w:r/>
+            <w:r>
+              <w:rPr>
+                <w:rFonts w:ascii="微软雅黑" w:hAnsi="微软雅黑" w:eastAsia="微软雅黑"/>
+                <w:b w:val="0"/>
+                <w:sz w:val="20"/>
+              </w:rPr>
+              <w:t>man 命令</w:t>
+            </w:r>
+          </w:p>
+        </w:tc>
+        <w:tc>
+          <w:tcPr>
+            <w:tcW w:type="dxa" w:w="2160"/>
+          </w:tcPr>
+          <w:p>
+            <w:r/>
+            <w:r>
+              <w:rPr>
+                <w:rFonts w:ascii="微软雅黑" w:hAnsi="微软雅黑" w:eastAsia="微软雅黑"/>
+                <w:b w:val="0"/>
+                <w:sz w:val="20"/>
+              </w:rPr>
+              <w:t>manual 手册</w:t>
+            </w:r>
+          </w:p>
+        </w:tc>
+        <w:tc>
+          <w:tcPr>
+            <w:tcW w:type="dxa" w:w="2160"/>
+          </w:tcPr>
+          <w:p>
+            <w:r/>
+            <w:r>
+              <w:rPr>
+                <w:rFonts w:ascii="微软雅黑" w:hAnsi="微软雅黑" w:eastAsia="微软雅黑"/>
+                <w:b w:val="0"/>
+                <w:sz w:val="20"/>
+              </w:rPr>
+              <w:t>查看命令完整说明书</w:t>
+            </w:r>
+          </w:p>
+        </w:tc>
+        <w:tc>
+          <w:tcPr>
+            <w:tcW w:type="dxa" w:w="2160"/>
+          </w:tcPr>
+          <w:p>
+            <w:r/>
+            <w:r>
+              <w:rPr>
+                <w:rFonts w:ascii="微软雅黑" w:hAnsi="微软雅黑" w:eastAsia="微软雅黑"/>
+                <w:b w:val="0"/>
+                <w:sz w:val="20"/>
+              </w:rPr>
+              <w:t>深入了解某命令</w:t>
+            </w:r>
+          </w:p>
+        </w:tc>
+      </w:tr>
+      <w:tr>
+        <w:tc>
+          <w:tcPr>
+            <w:tcW w:type="dxa" w:w="2160"/>
+          </w:tcPr>
+          <w:p>
+            <w:r/>
+            <w:r>
+              <w:rPr>
+                <w:rFonts w:ascii="微软雅黑" w:hAnsi="微软雅黑" w:eastAsia="微软雅黑"/>
+                <w:b w:val="0"/>
+                <w:sz w:val="20"/>
+              </w:rPr>
+              <w:t>命令 --help</w:t>
+            </w:r>
+          </w:p>
+        </w:tc>
+        <w:tc>
+          <w:tcPr>
+            <w:tcW w:type="dxa" w:w="2160"/>
+          </w:tcPr>
+          <w:p>
+            <w:r/>
+            <w:r>
+              <w:rPr>
+                <w:rFonts w:ascii="微软雅黑" w:hAnsi="微软雅黑" w:eastAsia="微软雅黑"/>
+                <w:b w:val="0"/>
+                <w:sz w:val="20"/>
+              </w:rPr>
+              <w:t>帮助</w:t>
+            </w:r>
+          </w:p>
+        </w:tc>
+        <w:tc>
+          <w:tcPr>
+            <w:tcW w:type="dxa" w:w="2160"/>
+          </w:tcPr>
+          <w:p>
+            <w:r/>
+            <w:r>
+              <w:rPr>
+                <w:rFonts w:ascii="微软雅黑" w:hAnsi="微软雅黑" w:eastAsia="微软雅黑"/>
+                <w:b w:val="0"/>
+                <w:sz w:val="20"/>
+              </w:rPr>
+              <w:t>快速查看命令用法</w:t>
+            </w:r>
+          </w:p>
+        </w:tc>
+        <w:tc>
+          <w:tcPr>
+            <w:tcW w:type="dxa" w:w="2160"/>
+          </w:tcPr>
+          <w:p>
+            <w:r/>
+            <w:r>
+              <w:rPr>
+                <w:rFonts w:ascii="微软雅黑" w:hAnsi="微软雅黑" w:eastAsia="微软雅黑"/>
+                <w:b w:val="0"/>
+                <w:sz w:val="20"/>
+              </w:rPr>
+              <w:t>忘了选项查一下</w:t>
             </w:r>
           </w:p>
         </w:tc>
@@ -3981,6 +7068,89 @@
           <w:sz w:val="22"/>
         </w:rPr>
         <w:t>防火墙规则图标：红叉=阻断，绿勾=放行。pfSense 默认策略就是 WAN 阻断入站、LAN 放行出站，这是对的，不用改。</w:t>
+      </w:r>
+    </w:p>
+    <w:p>
+      <w:pPr>
+        <w:pStyle w:val="ListBullet"/>
+        <w:spacing w:after="60"/>
+      </w:pPr>
+      <w:r>
+        <w:rPr>
+          <w:rFonts w:ascii="微软雅黑" w:hAnsi="微软雅黑" w:eastAsia="微软雅黑"/>
+          <w:sz w:val="22"/>
+        </w:rPr>
+        <w:t>Suricata（IDS/IPS，第 1 周引入）：开源入侵检测/防御软件，装在 pfSense 上，对经过 WAN 口的流量做内容级检查，与攻击特征库（ETOpen 规则）比对，命中即告警（可拦截）。防火墙按 IP/端口放行或拦截，Suricata 看流量内容，二者互补。真实环境对应绿盟/启明星辰 IDS/IPS 设备；等保中属于安全区域边界的入侵防范。第 4 周 Kali 攻击机加入后做告警实测。</w:t>
+      </w:r>
+    </w:p>
+    <w:p>
+      <w:pPr>
+        <w:pStyle w:val="ListBullet"/>
+        <w:spacing w:after="60"/>
+      </w:pPr>
+      <w:r>
+        <w:rPr>
+          <w:rFonts w:ascii="微软雅黑" w:hAnsi="微软雅黑" w:eastAsia="微软雅黑"/>
+          <w:b w:val="0"/>
+          <w:sz w:val="22"/>
+        </w:rPr>
+        <w:t>SUID（Set User ID，设置用户 ID）：文件的一种特殊权限位（ls 显示属主位为 s，chmod 4755 的 4 表示设置它）。带 SUID 的程序运行时以文件属主（常为 root）身份执行，普通用户借此完成特权操作，如 passwd 改密码。风险：若该程序调用外部命令的方式不安全（如用相对路径 + system()），普通用户可借环境变量劫持它实现提权。防御视角：用 find / -perm -4000 -type f 定期盘点 SUID 文件，防止黑客放置后门。</w:t>
+      </w:r>
+    </w:p>
+    <w:p>
+      <w:pPr>
+        <w:pStyle w:val="ListBullet"/>
+        <w:spacing w:after="60"/>
+      </w:pPr>
+      <w:r>
+        <w:rPr>
+          <w:rFonts w:ascii="微软雅黑" w:hAnsi="微软雅黑" w:eastAsia="微软雅黑"/>
+          <w:b w:val="0"/>
+          <w:sz w:val="22"/>
+        </w:rPr>
+        <w:t>SEED 实验《环境变量与 Set-UID》解读（课程实验）：这是一个提权攻击实验，演示 root 属主 SUID 程序如何被环境变量劫持——PATH 攻击（system() 用相对路径调命令，改 PATH 让其执行恶意程序）、LD_PRELOAD 劫持共享库、system() 与 execve() 的区别（system 会经 shell，受环境变量影响；execve 直接执行更安全）、能力泄漏（setuid 降权后仍持有 root 打开的文件描述符）。实验是攻击视角，本项目的加固是防御视角，两者互补。</w:t>
+      </w:r>
+    </w:p>
+    <w:p>
+      <w:pPr>
+        <w:pStyle w:val="ListBullet"/>
+        <w:spacing w:after="60"/>
+      </w:pPr>
+      <w:r>
+        <w:rPr>
+          <w:rFonts w:ascii="微软雅黑" w:hAnsi="微软雅黑" w:eastAsia="微软雅黑"/>
+          <w:b w:val="0"/>
+          <w:sz w:val="22"/>
+        </w:rPr>
+        <w:t>Linux 命名规律：xxxd = xxx 的守护进程（后台服务），如 sshd、systemd、auditd；xxxctl = 管 xxx 的工具（control），如 systemctl、auditctl、hostnamectl。</w:t>
+      </w:r>
+    </w:p>
+    <w:p>
+      <w:pPr>
+        <w:pStyle w:val="ListBullet"/>
+        <w:spacing w:after="60"/>
+      </w:pPr>
+      <w:r>
+        <w:rPr>
+          <w:rFonts w:ascii="微软雅黑" w:hAnsi="微软雅黑" w:eastAsia="微软雅黑"/>
+          <w:b w:val="0"/>
+          <w:sz w:val="22"/>
+        </w:rPr>
+        <w:t>SSH 加固要点（第 2 周已完成）：PermitRootLogin no（禁 root 直接登录）、MaxAuthTries 3（密码最多试 3 次）、LoginGraceTime 30、AllowUsers lab（只允许指定用户）。安全改法：先备份配置→改完 sudo sshd -t 语法测试→另开窗口验证能连→再关旧连接。</w:t>
+      </w:r>
+    </w:p>
+    <w:p>
+      <w:pPr>
+        <w:pStyle w:val="ListBullet"/>
+        <w:spacing w:after="60"/>
+      </w:pPr>
+      <w:r>
+        <w:rPr>
+          <w:rFonts w:ascii="微软雅黑" w:hAnsi="微软雅黑" w:eastAsia="微软雅黑"/>
+          <w:b w:val="0"/>
+          <w:sz w:val="22"/>
+        </w:rPr>
+        <w:t>口令策略与审计（第 2 周已完成）：pwquality 规则 minlen=12 且 dcredit/ucredit/lcredit=-1（强制含数字/大写/小写；负数=必答题，正数=加分题）；auditd 审计服务用 auditctl -w 盯防关键文件、ausearch 查询记录；无用服务用 systemctl disable --now 关闭；SUID 用 find / -perm -4000 定期盘点。</w:t>
       </w:r>
     </w:p>
     <w:p>

--- a/docs/网安实战项目学习手册.docx
+++ b/docs/网安实战项目学习手册.docx
@@ -7151,6 +7151,20 @@
           <w:sz w:val="22"/>
         </w:rPr>
         <w:t>口令策略与审计（第 2 周已完成）：pwquality 规则 minlen=12 且 dcredit/ucredit/lcredit=-1（强制含数字/大写/小写；负数=必答题，正数=加分题）；auditd 审计服务用 auditctl -w 盯防关键文件、ausearch 查询记录；无用服务用 systemctl disable --now 关闭；SUID 用 find / -perm -4000 定期盘点。</w:t>
+      </w:r>
+    </w:p>
+    <w:p>
+      <w:pPr>
+        <w:pStyle w:val="ListBullet"/>
+        <w:spacing w:after="60"/>
+      </w:pPr>
+      <w:r>
+        <w:rPr>
+          <w:rFonts w:ascii="微软雅黑" w:hAnsi="微软雅黑" w:eastAsia="微软雅黑"/>
+          <w:b w:val="0"/>
+          <w:sz w:val="22"/>
+        </w:rPr>
+        <w:t>shell 连接符号：基础是退出码（每条命令结束返回 0=成功，非 0=失败）。| 管道=把左边命令的输出喂给右边当输入（数据流，如 ss -tlnp | grep）；&amp;&amp; = 左边成功才执行右边（短路逻辑与 AND）；|| = 左边失败才执行右边（短路逻辑或 OR）；; = 不管成败依次执行；&gt; = 输出写入文件（覆盖），&gt;&gt; = 追加；2&gt;/dev/null = 把错误信息丢进黑洞（dev/null）。</w:t>
       </w:r>
     </w:p>
     <w:p>

--- a/docs/网安实战项目学习手册.docx
+++ b/docs/网安实战项目学习手册.docx
@@ -7165,6 +7165,62 @@
           <w:sz w:val="22"/>
         </w:rPr>
         <w:t>shell 连接符号：基础是退出码（每条命令结束返回 0=成功，非 0=失败）。| 管道=把左边命令的输出喂给右边当输入（数据流，如 ss -tlnp | grep）；&amp;&amp; = 左边成功才执行右边（短路逻辑与 AND）；|| = 左边失败才执行右边（短路逻辑或 OR）；; = 不管成败依次执行；&gt; = 输出写入文件（覆盖），&gt;&gt; = 追加；2&gt;/dev/null = 把错误信息丢进黑洞（dev/null）。</w:t>
+      </w:r>
+    </w:p>
+    <w:p>
+      <w:pPr>
+        <w:pStyle w:val="ListBullet"/>
+        <w:spacing w:after="60"/>
+      </w:pPr>
+      <w:r>
+        <w:rPr>
+          <w:rFonts w:ascii="微软雅黑" w:hAnsi="微软雅黑" w:eastAsia="微软雅黑"/>
+          <w:b w:val="0"/>
+          <w:sz w:val="22"/>
+        </w:rPr>
+        <w:t>WAF（Web Application Firewall，第 3 周 B）：检查 HTTP 请求内容（SQL 注入/XSS 等应用层攻击），与网络防火墙（按 IP/端口）互补；真实环境对应安恒/绿盟 WAF。本项目用雷池 SafeLine（国产免费 WAF），监听 80 端口转发到上游 Web 服务器。</w:t>
+      </w:r>
+    </w:p>
+    <w:p>
+      <w:pPr>
+        <w:pStyle w:val="ListBullet"/>
+        <w:spacing w:after="60"/>
+      </w:pPr>
+      <w:r>
+        <w:rPr>
+          <w:rFonts w:ascii="微软雅黑" w:hAnsi="微软雅黑" w:eastAsia="微软雅黑"/>
+          <w:b w:val="0"/>
+          <w:sz w:val="22"/>
+        </w:rPr>
+        <w:t>SQL 注入（SQL Injection）：攻击者在输入/网址参数中夹带 SQL 代码（如 ' or '1'='1），若程序未过滤直接拼入数据库查询即可被利用（绕过登录、拖库）。防护：输入校验/参数化查询 + WAF 拦截。</w:t>
+      </w:r>
+    </w:p>
+    <w:p>
+      <w:pPr>
+        <w:pStyle w:val="ListBullet"/>
+        <w:spacing w:after="60"/>
+      </w:pPr>
+      <w:r>
+        <w:rPr>
+          <w:rFonts w:ascii="微软雅黑" w:hAnsi="微软雅黑" w:eastAsia="微软雅黑"/>
+          <w:b w:val="0"/>
+          <w:sz w:val="22"/>
+        </w:rPr>
+        <w:t>雷池配置要点：上游服务器要填完整 URL（http://IP:端口）；新站点默认可能是观察模式（只记录不拦截），需切换为拦截/防护模式；判断 WAF 生效要看攻击流量是否被拦（403），正常访问经 WAF 与直连看起来一样。</w:t>
+      </w:r>
+    </w:p>
+    <w:p>
+      <w:pPr>
+        <w:pStyle w:val="ListBullet"/>
+        <w:spacing w:after="60"/>
+      </w:pPr>
+      <w:r>
+        <w:rPr>
+          <w:rFonts w:ascii="微软雅黑" w:hAnsi="微软雅黑" w:eastAsia="微软雅黑"/>
+          <w:b w:val="0"/>
+          <w:sz w:val="22"/>
+        </w:rPr>
+        <w:t>克隆机注意事项：从模板克隆的机器 SSH 主机密钥相同，需重新生成（sudo rm -f /etc/ssh/ssh_host_* &amp;&amp; sudo ssh-keygen -A &amp;&amp; sudo systemctl restart ssh）；终端粘贴中文易乱码，测试内容先用英文。</w:t>
       </w:r>
     </w:p>
     <w:p>

--- a/docs/网安实战项目学习手册.docx
+++ b/docs/网安实战项目学习手册.docx
@@ -1351,6 +1351,1227 @@
           <w:sz w:val="20"/>
         </w:rPr>
         <w:t>说明：第 1 周的 Suricata 告警实测放到第 4 周 Kali 攻击机加入后进行，届时再补一张告警截图。</w:t>
+      </w:r>
+    </w:p>
+    <w:p>
+      <w:pPr>
+        <w:pStyle w:val="Heading2"/>
+        <w:spacing w:before="200" w:after="80"/>
+      </w:pPr>
+      <w:r>
+        <w:rPr>
+          <w:rFonts w:ascii="微软雅黑" w:hAnsi="微软雅黑" w:eastAsia="微软雅黑"/>
+          <w:b/>
+          <w:sz w:val="26"/>
+        </w:rPr>
+        <w:t>1.4  每周回顾（做了什么 / 学了什么 / 对应岗位能力）</w:t>
+      </w:r>
+    </w:p>
+    <w:p>
+      <w:pPr>
+        <w:spacing w:after="120"/>
+      </w:pPr>
+      <w:r>
+        <w:rPr>
+          <w:rFonts w:ascii="微软雅黑" w:hAnsi="微软雅黑" w:eastAsia="微软雅黑"/>
+          <w:b w:val="0"/>
+          <w:sz w:val="20"/>
+        </w:rPr>
+        <w:t>使用方法：看第一列回忆当时操作；卡住的概念去第二部分缩写速查或第三部分知识点查；有疑问随时问 Codex，讲解会追加到第三部分；每节末尾可自己记下还不熟的地方。</w:t>
+      </w:r>
+    </w:p>
+    <w:p>
+      <w:pPr>
+        <w:pStyle w:val="Heading2"/>
+        <w:spacing w:before="200" w:after="80"/>
+      </w:pPr>
+      <w:r>
+        <w:rPr>
+          <w:rFonts w:ascii="微软雅黑" w:hAnsi="微软雅黑" w:eastAsia="微软雅黑"/>
+          <w:b/>
+          <w:sz w:val="26"/>
+        </w:rPr>
+        <w:t>1.4.1  第 1 周回顾：网络分区 + pfSense + Suricata</w:t>
+      </w:r>
+    </w:p>
+    <w:tbl>
+      <w:tblPr>
+        <w:tblStyle w:val="TableGrid"/>
+        <w:tblW w:type="auto" w:w="0"/>
+        <w:tblLook w:firstColumn="1" w:firstRow="1" w:lastColumn="0" w:lastRow="0" w:noHBand="0" w:noVBand="1" w:val="04A0"/>
+      </w:tblPr>
+      <w:tblGrid>
+        <w:gridCol w:w="2880"/>
+        <w:gridCol w:w="2880"/>
+        <w:gridCol w:w="2880"/>
+      </w:tblGrid>
+      <w:tr>
+        <w:tc>
+          <w:tcPr>
+            <w:tcW w:type="dxa" w:w="2880"/>
+          </w:tcPr>
+          <w:p>
+            <w:r/>
+            <w:r>
+              <w:rPr>
+                <w:rFonts w:ascii="微软雅黑" w:hAnsi="微软雅黑" w:eastAsia="微软雅黑"/>
+                <w:b/>
+                <w:sz w:val="20"/>
+              </w:rPr>
+              <w:t>做了什么</w:t>
+            </w:r>
+          </w:p>
+        </w:tc>
+        <w:tc>
+          <w:tcPr>
+            <w:tcW w:type="dxa" w:w="2880"/>
+          </w:tcPr>
+          <w:p>
+            <w:r/>
+            <w:r>
+              <w:rPr>
+                <w:rFonts w:ascii="微软雅黑" w:hAnsi="微软雅黑" w:eastAsia="微软雅黑"/>
+                <w:b/>
+                <w:sz w:val="20"/>
+              </w:rPr>
+              <w:t>学了什么</w:t>
+            </w:r>
+          </w:p>
+        </w:tc>
+        <w:tc>
+          <w:tcPr>
+            <w:tcW w:type="dxa" w:w="2880"/>
+          </w:tcPr>
+          <w:p>
+            <w:r/>
+            <w:r>
+              <w:rPr>
+                <w:rFonts w:ascii="微软雅黑" w:hAnsi="微软雅黑" w:eastAsia="微软雅黑"/>
+                <w:b/>
+                <w:sz w:val="20"/>
+              </w:rPr>
+              <w:t>对应岗位能力</w:t>
+            </w:r>
+          </w:p>
+        </w:tc>
+      </w:tr>
+      <w:tr>
+        <w:tc>
+          <w:tcPr>
+            <w:tcW w:type="dxa" w:w="2880"/>
+          </w:tcPr>
+          <w:p>
+            <w:r/>
+            <w:r>
+              <w:rPr>
+                <w:rFonts w:ascii="微软雅黑" w:hAnsi="微软雅黑" w:eastAsia="微软雅黑"/>
+                <w:b w:val="0"/>
+                <w:sz w:val="19"/>
+              </w:rPr>
+              <w:t>规划网络分区（外网 p1-wan、内网 192.168.20、DMZ 备用 192.168.10）</w:t>
+            </w:r>
+          </w:p>
+        </w:tc>
+        <w:tc>
+          <w:tcPr>
+            <w:tcW w:type="dxa" w:w="2880"/>
+          </w:tcPr>
+          <w:p>
+            <w:r/>
+            <w:r>
+              <w:rPr>
+                <w:rFonts w:ascii="微软雅黑" w:hAnsi="微软雅黑" w:eastAsia="微软雅黑"/>
+                <w:b w:val="0"/>
+                <w:sz w:val="19"/>
+              </w:rPr>
+              <w:t>IP、子网、网关、DHCP、NAT、DNS 基础概念</w:t>
+            </w:r>
+          </w:p>
+        </w:tc>
+        <w:tc>
+          <w:tcPr>
+            <w:tcW w:type="dxa" w:w="2880"/>
+          </w:tcPr>
+          <w:p>
+            <w:r/>
+            <w:r>
+              <w:rPr>
+                <w:rFonts w:ascii="微软雅黑" w:hAnsi="微软雅黑" w:eastAsia="微软雅黑"/>
+                <w:b w:val="0"/>
+                <w:sz w:val="19"/>
+              </w:rPr>
+              <w:t>熟悉企业网络架构</w:t>
+            </w:r>
+          </w:p>
+        </w:tc>
+      </w:tr>
+      <w:tr>
+        <w:tc>
+          <w:tcPr>
+            <w:tcW w:type="dxa" w:w="2880"/>
+          </w:tcPr>
+          <w:p>
+            <w:r/>
+            <w:r>
+              <w:rPr>
+                <w:rFonts w:ascii="微软雅黑" w:hAnsi="微软雅黑" w:eastAsia="微软雅黑"/>
+                <w:b w:val="0"/>
+                <w:sz w:val="19"/>
+              </w:rPr>
+              <w:t>部署 pfSense（双网卡 WAN/LAN、DHCP、NAT、默认策略）</w:t>
+            </w:r>
+          </w:p>
+        </w:tc>
+        <w:tc>
+          <w:tcPr>
+            <w:tcW w:type="dxa" w:w="2880"/>
+          </w:tcPr>
+          <w:p>
+            <w:r/>
+            <w:r>
+              <w:rPr>
+                <w:rFonts w:ascii="微软雅黑" w:hAnsi="微软雅黑" w:eastAsia="微软雅黑"/>
+                <w:b w:val="0"/>
+                <w:sz w:val="19"/>
+              </w:rPr>
+              <w:t>防火墙默认策略 WAN 阻断入站 LAN 放行出站；规则图标红叉等于阻断绿勾等于放行</w:t>
+            </w:r>
+          </w:p>
+        </w:tc>
+        <w:tc>
+          <w:tcPr>
+            <w:tcW w:type="dxa" w:w="2880"/>
+          </w:tcPr>
+          <w:p>
+            <w:r/>
+            <w:r>
+              <w:rPr>
+                <w:rFonts w:ascii="微软雅黑" w:hAnsi="微软雅黑" w:eastAsia="微软雅黑"/>
+                <w:b w:val="0"/>
+                <w:sz w:val="19"/>
+              </w:rPr>
+              <w:t>防火墙设备运维</w:t>
+            </w:r>
+          </w:p>
+        </w:tc>
+      </w:tr>
+      <w:tr>
+        <w:tc>
+          <w:tcPr>
+            <w:tcW w:type="dxa" w:w="2880"/>
+          </w:tcPr>
+          <w:p>
+            <w:r/>
+            <w:r>
+              <w:rPr>
+                <w:rFonts w:ascii="微软雅黑" w:hAnsi="微软雅黑" w:eastAsia="微软雅黑"/>
+                <w:b w:val="0"/>
+                <w:sz w:val="19"/>
+              </w:rPr>
+              <w:t>克隆客户端并验证内网到防火墙再到外网的链路</w:t>
+            </w:r>
+          </w:p>
+        </w:tc>
+        <w:tc>
+          <w:tcPr>
+            <w:tcW w:type="dxa" w:w="2880"/>
+          </w:tcPr>
+          <w:p>
+            <w:r/>
+            <w:r>
+              <w:rPr>
+                <w:rFonts w:ascii="微软雅黑" w:hAnsi="微软雅黑" w:eastAsia="微软雅黑"/>
+                <w:b w:val="0"/>
+                <w:sz w:val="19"/>
+              </w:rPr>
+              <w:t>服务器用固定 IP、DHCP 池与静态段错开；排错分层定位</w:t>
+            </w:r>
+          </w:p>
+        </w:tc>
+        <w:tc>
+          <w:tcPr>
+            <w:tcW w:type="dxa" w:w="2880"/>
+          </w:tcPr>
+          <w:p>
+            <w:r/>
+            <w:r>
+              <w:rPr>
+                <w:rFonts w:ascii="微软雅黑" w:hAnsi="微软雅黑" w:eastAsia="微软雅黑"/>
+                <w:b w:val="0"/>
+                <w:sz w:val="19"/>
+              </w:rPr>
+              <w:t>网络排错（接工单）</w:t>
+            </w:r>
+          </w:p>
+        </w:tc>
+      </w:tr>
+      <w:tr>
+        <w:tc>
+          <w:tcPr>
+            <w:tcW w:type="dxa" w:w="2880"/>
+          </w:tcPr>
+          <w:p>
+            <w:r/>
+            <w:r>
+              <w:rPr>
+                <w:rFonts w:ascii="微软雅黑" w:hAnsi="微软雅黑" w:eastAsia="微软雅黑"/>
+                <w:b w:val="0"/>
+                <w:sz w:val="19"/>
+              </w:rPr>
+              <w:t>启用 Suricata（WAN 口加 ETOpen 规则）</w:t>
+            </w:r>
+          </w:p>
+        </w:tc>
+        <w:tc>
+          <w:tcPr>
+            <w:tcW w:type="dxa" w:w="2880"/>
+          </w:tcPr>
+          <w:p>
+            <w:r/>
+            <w:r>
+              <w:rPr>
+                <w:rFonts w:ascii="微软雅黑" w:hAnsi="微软雅黑" w:eastAsia="微软雅黑"/>
+                <w:b w:val="0"/>
+                <w:sz w:val="19"/>
+              </w:rPr>
+              <w:t>IDS 与 IPS 区别、规则库概念</w:t>
+            </w:r>
+          </w:p>
+        </w:tc>
+        <w:tc>
+          <w:tcPr>
+            <w:tcW w:type="dxa" w:w="2880"/>
+          </w:tcPr>
+          <w:p>
+            <w:r/>
+            <w:r>
+              <w:rPr>
+                <w:rFonts w:ascii="微软雅黑" w:hAnsi="微软雅黑" w:eastAsia="微软雅黑"/>
+                <w:b w:val="0"/>
+                <w:sz w:val="19"/>
+              </w:rPr>
+              <w:t>IDS/IPS 设备运维</w:t>
+            </w:r>
+          </w:p>
+        </w:tc>
+      </w:tr>
+      <w:tr>
+        <w:tc>
+          <w:tcPr>
+            <w:tcW w:type="dxa" w:w="2880"/>
+          </w:tcPr>
+          <w:p>
+            <w:r/>
+            <w:r>
+              <w:rPr>
+                <w:rFonts w:ascii="微软雅黑" w:hAnsi="微软雅黑" w:eastAsia="微软雅黑"/>
+                <w:b w:val="0"/>
+                <w:sz w:val="19"/>
+              </w:rPr>
+              <w:t>排坑：代理 TUN 模式、DNS SERVFAIL</w:t>
+            </w:r>
+          </w:p>
+        </w:tc>
+        <w:tc>
+          <w:tcPr>
+            <w:tcW w:type="dxa" w:w="2880"/>
+          </w:tcPr>
+          <w:p>
+            <w:r/>
+            <w:r>
+              <w:rPr>
+                <w:rFonts w:ascii="微软雅黑" w:hAnsi="微软雅黑" w:eastAsia="微软雅黑"/>
+                <w:b w:val="0"/>
+                <w:sz w:val="19"/>
+              </w:rPr>
+              <w:t>代理原理、DNS 解析链路、pfSense Resolver 与 Forwarder 区别</w:t>
+            </w:r>
+          </w:p>
+        </w:tc>
+        <w:tc>
+          <w:tcPr>
+            <w:tcW w:type="dxa" w:w="2880"/>
+          </w:tcPr>
+          <w:p>
+            <w:r/>
+            <w:r>
+              <w:rPr>
+                <w:rFonts w:ascii="微软雅黑" w:hAnsi="微软雅黑" w:eastAsia="微软雅黑"/>
+                <w:b w:val="0"/>
+                <w:sz w:val="19"/>
+              </w:rPr>
+              <w:t>问题定位与解决</w:t>
+            </w:r>
+          </w:p>
+        </w:tc>
+      </w:tr>
+      <w:tr>
+        <w:tc>
+          <w:tcPr>
+            <w:tcW w:type="dxa" w:w="2880"/>
+          </w:tcPr>
+          <w:p>
+            <w:r/>
+            <w:r>
+              <w:rPr>
+                <w:rFonts w:ascii="微软雅黑" w:hAnsi="微软雅黑" w:eastAsia="微软雅黑"/>
+                <w:b w:val="0"/>
+                <w:sz w:val="19"/>
+              </w:rPr>
+              <w:t>文档加截图加 git 与 GitHub 上线</w:t>
+            </w:r>
+          </w:p>
+        </w:tc>
+        <w:tc>
+          <w:tcPr>
+            <w:tcW w:type="dxa" w:w="2880"/>
+          </w:tcPr>
+          <w:p>
+            <w:r/>
+            <w:r>
+              <w:rPr>
+                <w:rFonts w:ascii="微软雅黑" w:hAnsi="微软雅黑" w:eastAsia="微软雅黑"/>
+                <w:b w:val="0"/>
+                <w:sz w:val="19"/>
+              </w:rPr>
+              <w:t>文档化、版本管理、提交推送</w:t>
+            </w:r>
+          </w:p>
+        </w:tc>
+        <w:tc>
+          <w:tcPr>
+            <w:tcW w:type="dxa" w:w="2880"/>
+          </w:tcPr>
+          <w:p>
+            <w:r/>
+            <w:r>
+              <w:rPr>
+                <w:rFonts w:ascii="微软雅黑" w:hAnsi="微软雅黑" w:eastAsia="微软雅黑"/>
+                <w:b w:val="0"/>
+                <w:sz w:val="19"/>
+              </w:rPr>
+              <w:t>交付物留痕</w:t>
+            </w:r>
+          </w:p>
+        </w:tc>
+      </w:tr>
+    </w:tbl>
+    <w:p>
+      <w:pPr>
+        <w:spacing w:after="120"/>
+      </w:pPr>
+      <w:r>
+        <w:rPr>
+          <w:rFonts w:ascii="微软雅黑" w:hAnsi="微软雅黑" w:eastAsia="微软雅黑"/>
+          <w:b w:val="0"/>
+          <w:sz w:val="20"/>
+        </w:rPr>
+        <w:t>待巩固：__________________________________</w:t>
+      </w:r>
+    </w:p>
+    <w:p>
+      <w:pPr>
+        <w:pStyle w:val="Heading2"/>
+        <w:spacing w:before="200" w:after="80"/>
+      </w:pPr>
+      <w:r>
+        <w:rPr>
+          <w:rFonts w:ascii="微软雅黑" w:hAnsi="微软雅黑" w:eastAsia="微软雅黑"/>
+          <w:b/>
+          <w:sz w:val="26"/>
+        </w:rPr>
+        <w:t>1.4.2  第 2 周回顾：业务主机安全配置</w:t>
+      </w:r>
+    </w:p>
+    <w:tbl>
+      <w:tblPr>
+        <w:tblStyle w:val="TableGrid"/>
+        <w:tblW w:type="auto" w:w="0"/>
+        <w:tblLook w:firstColumn="1" w:firstRow="1" w:lastColumn="0" w:lastRow="0" w:noHBand="0" w:noVBand="1" w:val="04A0"/>
+      </w:tblPr>
+      <w:tblGrid>
+        <w:gridCol w:w="2880"/>
+        <w:gridCol w:w="2880"/>
+        <w:gridCol w:w="2880"/>
+      </w:tblGrid>
+      <w:tr>
+        <w:tc>
+          <w:tcPr>
+            <w:tcW w:type="dxa" w:w="2880"/>
+          </w:tcPr>
+          <w:p>
+            <w:r/>
+            <w:r>
+              <w:rPr>
+                <w:rFonts w:ascii="微软雅黑" w:hAnsi="微软雅黑" w:eastAsia="微软雅黑"/>
+                <w:b/>
+                <w:sz w:val="20"/>
+              </w:rPr>
+              <w:t>做了什么</w:t>
+            </w:r>
+          </w:p>
+        </w:tc>
+        <w:tc>
+          <w:tcPr>
+            <w:tcW w:type="dxa" w:w="2880"/>
+          </w:tcPr>
+          <w:p>
+            <w:r/>
+            <w:r>
+              <w:rPr>
+                <w:rFonts w:ascii="微软雅黑" w:hAnsi="微软雅黑" w:eastAsia="微软雅黑"/>
+                <w:b/>
+                <w:sz w:val="20"/>
+              </w:rPr>
+              <w:t>学了什么</w:t>
+            </w:r>
+          </w:p>
+        </w:tc>
+        <w:tc>
+          <w:tcPr>
+            <w:tcW w:type="dxa" w:w="2880"/>
+          </w:tcPr>
+          <w:p>
+            <w:r/>
+            <w:r>
+              <w:rPr>
+                <w:rFonts w:ascii="微软雅黑" w:hAnsi="微软雅黑" w:eastAsia="微软雅黑"/>
+                <w:b/>
+                <w:sz w:val="20"/>
+              </w:rPr>
+              <w:t>对应岗位能力</w:t>
+            </w:r>
+          </w:p>
+        </w:tc>
+      </w:tr>
+      <w:tr>
+        <w:tc>
+          <w:tcPr>
+            <w:tcW w:type="dxa" w:w="2880"/>
+          </w:tcPr>
+          <w:p>
+            <w:r/>
+            <w:r>
+              <w:rPr>
+                <w:rFonts w:ascii="微软雅黑" w:hAnsi="微软雅黑" w:eastAsia="微软雅黑"/>
+                <w:b w:val="0"/>
+                <w:sz w:val="19"/>
+              </w:rPr>
+              <w:t>基线盘点（看 SSH 配置、端口、服务、登录记录）</w:t>
+            </w:r>
+          </w:p>
+        </w:tc>
+        <w:tc>
+          <w:tcPr>
+            <w:tcW w:type="dxa" w:w="2880"/>
+          </w:tcPr>
+          <w:p>
+            <w:r/>
+            <w:r>
+              <w:rPr>
+                <w:rFonts w:ascii="微软雅黑" w:hAnsi="微软雅黑" w:eastAsia="微软雅黑"/>
+                <w:b w:val="0"/>
+                <w:sz w:val="19"/>
+              </w:rPr>
+              <w:t>sshd_config、ss -tlnp、systemctl、last 的读法</w:t>
+            </w:r>
+          </w:p>
+        </w:tc>
+        <w:tc>
+          <w:tcPr>
+            <w:tcW w:type="dxa" w:w="2880"/>
+          </w:tcPr>
+          <w:p>
+            <w:r/>
+            <w:r>
+              <w:rPr>
+                <w:rFonts w:ascii="微软雅黑" w:hAnsi="微软雅黑" w:eastAsia="微软雅黑"/>
+                <w:b w:val="0"/>
+                <w:sz w:val="19"/>
+              </w:rPr>
+              <w:t>基线核查</w:t>
+            </w:r>
+          </w:p>
+        </w:tc>
+      </w:tr>
+      <w:tr>
+        <w:tc>
+          <w:tcPr>
+            <w:tcW w:type="dxa" w:w="2880"/>
+          </w:tcPr>
+          <w:p>
+            <w:r/>
+            <w:r>
+              <w:rPr>
+                <w:rFonts w:ascii="微软雅黑" w:hAnsi="微软雅黑" w:eastAsia="微软雅黑"/>
+                <w:b w:val="0"/>
+                <w:sz w:val="19"/>
+              </w:rPr>
+              <w:t>SSH 加固（禁 root、MaxAuthTries 3、AllowUsers lab）</w:t>
+            </w:r>
+          </w:p>
+        </w:tc>
+        <w:tc>
+          <w:tcPr>
+            <w:tcW w:type="dxa" w:w="2880"/>
+          </w:tcPr>
+          <w:p>
+            <w:r/>
+            <w:r>
+              <w:rPr>
+                <w:rFonts w:ascii="微软雅黑" w:hAnsi="微软雅黑" w:eastAsia="微软雅黑"/>
+                <w:b w:val="0"/>
+                <w:sz w:val="19"/>
+              </w:rPr>
+              <w:t>SSH 原理（客户端 ssh 与服务端 sshd）、各加固项含义</w:t>
+            </w:r>
+          </w:p>
+        </w:tc>
+        <w:tc>
+          <w:tcPr>
+            <w:tcW w:type="dxa" w:w="2880"/>
+          </w:tcPr>
+          <w:p>
+            <w:r/>
+            <w:r>
+              <w:rPr>
+                <w:rFonts w:ascii="微软雅黑" w:hAnsi="微软雅黑" w:eastAsia="微软雅黑"/>
+                <w:b w:val="0"/>
+                <w:sz w:val="19"/>
+              </w:rPr>
+              <w:t>主机加固</w:t>
+            </w:r>
+          </w:p>
+        </w:tc>
+      </w:tr>
+      <w:tr>
+        <w:tc>
+          <w:tcPr>
+            <w:tcW w:type="dxa" w:w="2880"/>
+          </w:tcPr>
+          <w:p>
+            <w:r/>
+            <w:r>
+              <w:rPr>
+                <w:rFonts w:ascii="微软雅黑" w:hAnsi="微软雅黑" w:eastAsia="微软雅黑"/>
+                <w:b w:val="0"/>
+                <w:sz w:val="19"/>
+              </w:rPr>
+              <w:t>口令策略（pwquality minlen=12、d/u/l credit 负一）</w:t>
+            </w:r>
+          </w:p>
+        </w:tc>
+        <w:tc>
+          <w:tcPr>
+            <w:tcW w:type="dxa" w:w="2880"/>
+          </w:tcPr>
+          <w:p>
+            <w:r/>
+            <w:r>
+              <w:rPr>
+                <w:rFonts w:ascii="微软雅黑" w:hAnsi="微软雅黑" w:eastAsia="微软雅黑"/>
+                <w:b w:val="0"/>
+                <w:sz w:val="19"/>
+              </w:rPr>
+              <w:t>PAM 与密码复杂度；负数代表必答正数代表加分</w:t>
+            </w:r>
+          </w:p>
+        </w:tc>
+        <w:tc>
+          <w:tcPr>
+            <w:tcW w:type="dxa" w:w="2880"/>
+          </w:tcPr>
+          <w:p>
+            <w:r/>
+            <w:r>
+              <w:rPr>
+                <w:rFonts w:ascii="微软雅黑" w:hAnsi="微软雅黑" w:eastAsia="微软雅黑"/>
+                <w:b w:val="0"/>
+                <w:sz w:val="19"/>
+              </w:rPr>
+              <w:t>账号口令安全</w:t>
+            </w:r>
+          </w:p>
+        </w:tc>
+      </w:tr>
+      <w:tr>
+        <w:tc>
+          <w:tcPr>
+            <w:tcW w:type="dxa" w:w="2880"/>
+          </w:tcPr>
+          <w:p>
+            <w:r/>
+            <w:r>
+              <w:rPr>
+                <w:rFonts w:ascii="微软雅黑" w:hAnsi="微软雅黑" w:eastAsia="微软雅黑"/>
+                <w:b w:val="0"/>
+                <w:sz w:val="19"/>
+              </w:rPr>
+              <w:t>关闭无用服务并盘点 SUID 文件</w:t>
+            </w:r>
+          </w:p>
+        </w:tc>
+        <w:tc>
+          <w:tcPr>
+            <w:tcW w:type="dxa" w:w="2880"/>
+          </w:tcPr>
+          <w:p>
+            <w:r/>
+            <w:r>
+              <w:rPr>
+                <w:rFonts w:ascii="微软雅黑" w:hAnsi="微软雅黑" w:eastAsia="微软雅黑"/>
+                <w:b w:val="0"/>
+                <w:sz w:val="19"/>
+              </w:rPr>
+              <w:t>服务最小化 disable 加 now；SUID 原理与提权风险</w:t>
+            </w:r>
+          </w:p>
+        </w:tc>
+        <w:tc>
+          <w:tcPr>
+            <w:tcW w:type="dxa" w:w="2880"/>
+          </w:tcPr>
+          <w:p>
+            <w:r/>
+            <w:r>
+              <w:rPr>
+                <w:rFonts w:ascii="微软雅黑" w:hAnsi="微软雅黑" w:eastAsia="微软雅黑"/>
+                <w:b w:val="0"/>
+                <w:sz w:val="19"/>
+              </w:rPr>
+              <w:t>最小权限原则</w:t>
+            </w:r>
+          </w:p>
+        </w:tc>
+      </w:tr>
+      <w:tr>
+        <w:tc>
+          <w:tcPr>
+            <w:tcW w:type="dxa" w:w="2880"/>
+          </w:tcPr>
+          <w:p>
+            <w:r/>
+            <w:r>
+              <w:rPr>
+                <w:rFonts w:ascii="微软雅黑" w:hAnsi="微软雅黑" w:eastAsia="微软雅黑"/>
+                <w:b w:val="0"/>
+                <w:sz w:val="19"/>
+              </w:rPr>
+              <w:t>启用 auditd 审计并验证</w:t>
+            </w:r>
+          </w:p>
+        </w:tc>
+        <w:tc>
+          <w:tcPr>
+            <w:tcW w:type="dxa" w:w="2880"/>
+          </w:tcPr>
+          <w:p>
+            <w:r/>
+            <w:r>
+              <w:rPr>
+                <w:rFonts w:ascii="微软雅黑" w:hAnsi="微软雅黑" w:eastAsia="微软雅黑"/>
+                <w:b w:val="0"/>
+                <w:sz w:val="19"/>
+              </w:rPr>
+              <w:t>auditd、auditctl、ausearch 用法</w:t>
+            </w:r>
+          </w:p>
+        </w:tc>
+        <w:tc>
+          <w:tcPr>
+            <w:tcW w:type="dxa" w:w="2880"/>
+          </w:tcPr>
+          <w:p>
+            <w:r/>
+            <w:r>
+              <w:rPr>
+                <w:rFonts w:ascii="微软雅黑" w:hAnsi="微软雅黑" w:eastAsia="微软雅黑"/>
+                <w:b w:val="0"/>
+                <w:sz w:val="19"/>
+              </w:rPr>
+              <w:t>审计日志（等保要求）</w:t>
+            </w:r>
+          </w:p>
+        </w:tc>
+      </w:tr>
+      <w:tr>
+        <w:tc>
+          <w:tcPr>
+            <w:tcW w:type="dxa" w:w="2880"/>
+          </w:tcPr>
+          <w:p>
+            <w:r/>
+            <w:r>
+              <w:rPr>
+                <w:rFonts w:ascii="微软雅黑" w:hAnsi="微软雅黑" w:eastAsia="微软雅黑"/>
+                <w:b w:val="0"/>
+                <w:sz w:val="19"/>
+              </w:rPr>
+              <w:t>加固后复测加文档</w:t>
+            </w:r>
+          </w:p>
+        </w:tc>
+        <w:tc>
+          <w:tcPr>
+            <w:tcW w:type="dxa" w:w="2880"/>
+          </w:tcPr>
+          <w:p>
+            <w:r/>
+            <w:r>
+              <w:rPr>
+                <w:rFonts w:ascii="微软雅黑" w:hAnsi="微软雅黑" w:eastAsia="微软雅黑"/>
+                <w:b w:val="0"/>
+                <w:sz w:val="19"/>
+              </w:rPr>
+              <w:t>改配置先备份、sshd -t 语法测试、另开连接验证</w:t>
+            </w:r>
+          </w:p>
+        </w:tc>
+        <w:tc>
+          <w:tcPr>
+            <w:tcW w:type="dxa" w:w="2880"/>
+          </w:tcPr>
+          <w:p>
+            <w:r/>
+            <w:r>
+              <w:rPr>
+                <w:rFonts w:ascii="微软雅黑" w:hAnsi="微软雅黑" w:eastAsia="微软雅黑"/>
+                <w:b w:val="0"/>
+                <w:sz w:val="19"/>
+              </w:rPr>
+              <w:t>加固验收</w:t>
+            </w:r>
+          </w:p>
+        </w:tc>
+      </w:tr>
+    </w:tbl>
+    <w:p>
+      <w:pPr>
+        <w:spacing w:after="120"/>
+      </w:pPr>
+      <w:r>
+        <w:rPr>
+          <w:rFonts w:ascii="微软雅黑" w:hAnsi="微软雅黑" w:eastAsia="微软雅黑"/>
+          <w:b w:val="0"/>
+          <w:sz w:val="20"/>
+        </w:rPr>
+        <w:t>待巩固：__________________________________</w:t>
+      </w:r>
+    </w:p>
+    <w:p>
+      <w:pPr>
+        <w:pStyle w:val="Heading2"/>
+        <w:spacing w:before="200" w:after="80"/>
+      </w:pPr>
+      <w:r>
+        <w:rPr>
+          <w:rFonts w:ascii="微软雅黑" w:hAnsi="微软雅黑" w:eastAsia="微软雅黑"/>
+          <w:b/>
+          <w:sz w:val="26"/>
+        </w:rPr>
+        <w:t>1.4.3  第 3 周回顾：Wazuh 日志审计 + 雷池 WAF + Web 服务器</w:t>
+      </w:r>
+    </w:p>
+    <w:tbl>
+      <w:tblPr>
+        <w:tblStyle w:val="TableGrid"/>
+        <w:tblW w:type="auto" w:w="0"/>
+        <w:tblLook w:firstColumn="1" w:firstRow="1" w:lastColumn="0" w:lastRow="0" w:noHBand="0" w:noVBand="1" w:val="04A0"/>
+      </w:tblPr>
+      <w:tblGrid>
+        <w:gridCol w:w="2880"/>
+        <w:gridCol w:w="2880"/>
+        <w:gridCol w:w="2880"/>
+      </w:tblGrid>
+      <w:tr>
+        <w:tc>
+          <w:tcPr>
+            <w:tcW w:type="dxa" w:w="2880"/>
+          </w:tcPr>
+          <w:p>
+            <w:r/>
+            <w:r>
+              <w:rPr>
+                <w:rFonts w:ascii="微软雅黑" w:hAnsi="微软雅黑" w:eastAsia="微软雅黑"/>
+                <w:b/>
+                <w:sz w:val="20"/>
+              </w:rPr>
+              <w:t>做了什么</w:t>
+            </w:r>
+          </w:p>
+        </w:tc>
+        <w:tc>
+          <w:tcPr>
+            <w:tcW w:type="dxa" w:w="2880"/>
+          </w:tcPr>
+          <w:p>
+            <w:r/>
+            <w:r>
+              <w:rPr>
+                <w:rFonts w:ascii="微软雅黑" w:hAnsi="微软雅黑" w:eastAsia="微软雅黑"/>
+                <w:b/>
+                <w:sz w:val="20"/>
+              </w:rPr>
+              <w:t>学了什么</w:t>
+            </w:r>
+          </w:p>
+        </w:tc>
+        <w:tc>
+          <w:tcPr>
+            <w:tcW w:type="dxa" w:w="2880"/>
+          </w:tcPr>
+          <w:p>
+            <w:r/>
+            <w:r>
+              <w:rPr>
+                <w:rFonts w:ascii="微软雅黑" w:hAnsi="微软雅黑" w:eastAsia="微软雅黑"/>
+                <w:b/>
+                <w:sz w:val="20"/>
+              </w:rPr>
+              <w:t>对应岗位能力</w:t>
+            </w:r>
+          </w:p>
+        </w:tc>
+      </w:tr>
+      <w:tr>
+        <w:tc>
+          <w:tcPr>
+            <w:tcW w:type="dxa" w:w="2880"/>
+          </w:tcPr>
+          <w:p>
+            <w:r/>
+            <w:r>
+              <w:rPr>
+                <w:rFonts w:ascii="微软雅黑" w:hAnsi="微软雅黑" w:eastAsia="微软雅黑"/>
+                <w:b w:val="0"/>
+                <w:sz w:val="19"/>
+              </w:rPr>
+              <w:t>部署 Wazuh（磁盘扩到 60G、修复 dpkg、单节点安装）</w:t>
+            </w:r>
+          </w:p>
+        </w:tc>
+        <w:tc>
+          <w:tcPr>
+            <w:tcW w:type="dxa" w:w="2880"/>
+          </w:tcPr>
+          <w:p>
+            <w:r/>
+            <w:r>
+              <w:rPr>
+                <w:rFonts w:ascii="微软雅黑" w:hAnsi="微软雅黑" w:eastAsia="微软雅黑"/>
+                <w:b w:val="0"/>
+                <w:sz w:val="19"/>
+              </w:rPr>
+              <w:t>SIEM 架构（Agent、Manager、Indexer、Dashboard）、磁盘预留、包管理修复</w:t>
+            </w:r>
+          </w:p>
+        </w:tc>
+        <w:tc>
+          <w:tcPr>
+            <w:tcW w:type="dxa" w:w="2880"/>
+          </w:tcPr>
+          <w:p>
+            <w:r/>
+            <w:r>
+              <w:rPr>
+                <w:rFonts w:ascii="微软雅黑" w:hAnsi="微软雅黑" w:eastAsia="微软雅黑"/>
+                <w:b w:val="0"/>
+                <w:sz w:val="19"/>
+              </w:rPr>
+              <w:t>SIEM 平台部署运维</w:t>
+            </w:r>
+          </w:p>
+        </w:tc>
+      </w:tr>
+      <w:tr>
+        <w:tc>
+          <w:tcPr>
+            <w:tcW w:type="dxa" w:w="2880"/>
+          </w:tcPr>
+          <w:p>
+            <w:r/>
+            <w:r>
+              <w:rPr>
+                <w:rFonts w:ascii="微软雅黑" w:hAnsi="微软雅黑" w:eastAsia="微软雅黑"/>
+                <w:b w:val="0"/>
+                <w:sz w:val="19"/>
+              </w:rPr>
+              <w:t>客户端装 Agent、日志实时上传</w:t>
+            </w:r>
+          </w:p>
+        </w:tc>
+        <w:tc>
+          <w:tcPr>
+            <w:tcW w:type="dxa" w:w="2880"/>
+          </w:tcPr>
+          <w:p>
+            <w:r/>
+            <w:r>
+              <w:rPr>
+                <w:rFonts w:ascii="微软雅黑" w:hAnsi="微软雅黑" w:eastAsia="微软雅黑"/>
+                <w:b w:val="0"/>
+                <w:sz w:val="19"/>
+              </w:rPr>
+              <w:t>日志采集链路、Wazuh 告警级别分档（3 到 5 低危等）</w:t>
+            </w:r>
+          </w:p>
+        </w:tc>
+        <w:tc>
+          <w:tcPr>
+            <w:tcW w:type="dxa" w:w="2880"/>
+          </w:tcPr>
+          <w:p>
+            <w:r/>
+            <w:r>
+              <w:rPr>
+                <w:rFonts w:ascii="微软雅黑" w:hAnsi="微软雅黑" w:eastAsia="微软雅黑"/>
+                <w:b w:val="0"/>
+                <w:sz w:val="19"/>
+              </w:rPr>
+              <w:t>日志集中审计（安全管理中心）</w:t>
+            </w:r>
+          </w:p>
+        </w:tc>
+      </w:tr>
+      <w:tr>
+        <w:tc>
+          <w:tcPr>
+            <w:tcW w:type="dxa" w:w="2880"/>
+          </w:tcPr>
+          <w:p>
+            <w:r/>
+            <w:r>
+              <w:rPr>
+                <w:rFonts w:ascii="微软雅黑" w:hAnsi="微软雅黑" w:eastAsia="微软雅黑"/>
+                <w:b w:val="0"/>
+                <w:sz w:val="19"/>
+              </w:rPr>
+              <w:t>模拟 SSH 爆破触发告警</w:t>
+            </w:r>
+          </w:p>
+        </w:tc>
+        <w:tc>
+          <w:tcPr>
+            <w:tcW w:type="dxa" w:w="2880"/>
+          </w:tcPr>
+          <w:p>
+            <w:r/>
+            <w:r>
+              <w:rPr>
+                <w:rFonts w:ascii="微软雅黑" w:hAnsi="微软雅黑" w:eastAsia="微软雅黑"/>
+                <w:b w:val="0"/>
+                <w:sz w:val="19"/>
+              </w:rPr>
+              <w:t>从日志到告警的完整链路、告警字段读取</w:t>
+            </w:r>
+          </w:p>
+        </w:tc>
+        <w:tc>
+          <w:tcPr>
+            <w:tcW w:type="dxa" w:w="2880"/>
+          </w:tcPr>
+          <w:p>
+            <w:r/>
+            <w:r>
+              <w:rPr>
+                <w:rFonts w:ascii="微软雅黑" w:hAnsi="微软雅黑" w:eastAsia="微软雅黑"/>
+                <w:b w:val="0"/>
+                <w:sz w:val="19"/>
+              </w:rPr>
+              <w:t>告警监控与研判</w:t>
+            </w:r>
+          </w:p>
+        </w:tc>
+      </w:tr>
+      <w:tr>
+        <w:tc>
+          <w:tcPr>
+            <w:tcW w:type="dxa" w:w="2880"/>
+          </w:tcPr>
+          <w:p>
+            <w:r/>
+            <w:r>
+              <w:rPr>
+                <w:rFonts w:ascii="微软雅黑" w:hAnsi="微软雅黑" w:eastAsia="微软雅黑"/>
+                <w:b w:val="0"/>
+                <w:sz w:val="19"/>
+              </w:rPr>
+              <w:t>部署 Web 服务器 nginx 并重新生成克隆机 SSH 密钥</w:t>
+            </w:r>
+          </w:p>
+        </w:tc>
+        <w:tc>
+          <w:tcPr>
+            <w:tcW w:type="dxa" w:w="2880"/>
+          </w:tcPr>
+          <w:p>
+            <w:r/>
+            <w:r>
+              <w:rPr>
+                <w:rFonts w:ascii="微软雅黑" w:hAnsi="微软雅黑" w:eastAsia="微软雅黑"/>
+                <w:b w:val="0"/>
+                <w:sz w:val="19"/>
+              </w:rPr>
+              <w:t>nginx 基本使用；克隆机密钥唯一化</w:t>
+            </w:r>
+          </w:p>
+        </w:tc>
+        <w:tc>
+          <w:tcPr>
+            <w:tcW w:type="dxa" w:w="2880"/>
+          </w:tcPr>
+          <w:p>
+            <w:r/>
+            <w:r>
+              <w:rPr>
+                <w:rFonts w:ascii="微软雅黑" w:hAnsi="微软雅黑" w:eastAsia="微软雅黑"/>
+                <w:b w:val="0"/>
+                <w:sz w:val="19"/>
+              </w:rPr>
+              <w:t>Web 服务运维</w:t>
+            </w:r>
+          </w:p>
+        </w:tc>
+      </w:tr>
+      <w:tr>
+        <w:tc>
+          <w:tcPr>
+            <w:tcW w:type="dxa" w:w="2880"/>
+          </w:tcPr>
+          <w:p>
+            <w:r/>
+            <w:r>
+              <w:rPr>
+                <w:rFonts w:ascii="微软雅黑" w:hAnsi="微软雅黑" w:eastAsia="微软雅黑"/>
+                <w:b w:val="0"/>
+                <w:sz w:val="19"/>
+              </w:rPr>
+              <w:t>部署雷池 WAF 并配置防护应用</w:t>
+            </w:r>
+          </w:p>
+        </w:tc>
+        <w:tc>
+          <w:tcPr>
+            <w:tcW w:type="dxa" w:w="2880"/>
+          </w:tcPr>
+          <w:p>
+            <w:r/>
+            <w:r>
+              <w:rPr>
+                <w:rFonts w:ascii="微软雅黑" w:hAnsi="微软雅黑" w:eastAsia="微软雅黑"/>
+                <w:b w:val="0"/>
+                <w:sz w:val="19"/>
+              </w:rPr>
+              <w:t>WAF 与网络防火墙区别、上游服务器格式、观察与拦截模式</w:t>
+            </w:r>
+          </w:p>
+        </w:tc>
+        <w:tc>
+          <w:tcPr>
+            <w:tcW w:type="dxa" w:w="2880"/>
+          </w:tcPr>
+          <w:p>
+            <w:r/>
+            <w:r>
+              <w:rPr>
+                <w:rFonts w:ascii="微软雅黑" w:hAnsi="微软雅黑" w:eastAsia="微软雅黑"/>
+                <w:b w:val="0"/>
+                <w:sz w:val="19"/>
+              </w:rPr>
+              <w:t>WAF 设备运维</w:t>
+            </w:r>
+          </w:p>
+        </w:tc>
+      </w:tr>
+      <w:tr>
+        <w:tc>
+          <w:tcPr>
+            <w:tcW w:type="dxa" w:w="2880"/>
+          </w:tcPr>
+          <w:p>
+            <w:r/>
+            <w:r>
+              <w:rPr>
+                <w:rFonts w:ascii="微软雅黑" w:hAnsi="微软雅黑" w:eastAsia="微软雅黑"/>
+                <w:b w:val="0"/>
+                <w:sz w:val="19"/>
+              </w:rPr>
+              <w:t>SQL 注入攻击被拦截（403 加攻击事件）</w:t>
+            </w:r>
+          </w:p>
+        </w:tc>
+        <w:tc>
+          <w:tcPr>
+            <w:tcW w:type="dxa" w:w="2880"/>
+          </w:tcPr>
+          <w:p>
+            <w:r/>
+            <w:r>
+              <w:rPr>
+                <w:rFonts w:ascii="微软雅黑" w:hAnsi="微软雅黑" w:eastAsia="微软雅黑"/>
+                <w:b w:val="0"/>
+                <w:sz w:val="19"/>
+              </w:rPr>
+              <w:t>SQL 注入原理（or 1 等于 1 这类载荷）</w:t>
+            </w:r>
+          </w:p>
+        </w:tc>
+        <w:tc>
+          <w:tcPr>
+            <w:tcW w:type="dxa" w:w="2880"/>
+          </w:tcPr>
+          <w:p>
+            <w:r/>
+            <w:r>
+              <w:rPr>
+                <w:rFonts w:ascii="微软雅黑" w:hAnsi="微软雅黑" w:eastAsia="微软雅黑"/>
+                <w:b w:val="0"/>
+                <w:sz w:val="19"/>
+              </w:rPr>
+              <w:t>Web 攻击防护验证</w:t>
+            </w:r>
+          </w:p>
+        </w:tc>
+      </w:tr>
+    </w:tbl>
+    <w:p>
+      <w:pPr>
+        <w:spacing w:after="120"/>
+      </w:pPr>
+      <w:r>
+        <w:rPr>
+          <w:rFonts w:ascii="微软雅黑" w:hAnsi="微软雅黑" w:eastAsia="微软雅黑"/>
+          <w:b w:val="0"/>
+          <w:sz w:val="20"/>
+        </w:rPr>
+        <w:t>待巩固：__________________________________</w:t>
+      </w:r>
+    </w:p>
+    <w:p>
+      <w:pPr>
+        <w:pStyle w:val="Heading2"/>
+        <w:spacing w:before="200" w:after="80"/>
+      </w:pPr>
+      <w:r>
+        <w:rPr>
+          <w:rFonts w:ascii="微软雅黑" w:hAnsi="微软雅黑" w:eastAsia="微软雅黑"/>
+          <w:b/>
+          <w:sz w:val="26"/>
+        </w:rPr>
+        <w:t>1.4.4  后续周回顾（待完成后补充）</w:t>
+      </w:r>
+    </w:p>
+    <w:p>
+      <w:pPr>
+        <w:spacing w:after="120"/>
+      </w:pPr>
+      <w:r>
+        <w:rPr>
+          <w:rFonts w:ascii="微软雅黑" w:hAnsi="微软雅黑" w:eastAsia="微软雅黑"/>
+          <w:b w:val="0"/>
+          <w:sz w:val="20"/>
+        </w:rPr>
+        <w:t>第 4 周（等保差距整改、Kali 攻击机、Suricata 告警实测）、第 5 周（事件演练与报告）、P2（漏洞扫描与基线加固）、P3（SOC 与护网蓝队），每完成一段把做了什么、学了什么、对应岗位能力补到这里。</w:t>
       </w:r>
     </w:p>
     <w:p>

--- a/docs/网安实战项目学习手册.docx
+++ b/docs/网安实战项目学习手册.docx
@@ -8167,6 +8167,1310 @@
                 <w:sz w:val="20"/>
               </w:rPr>
               <w:t>忘了选项查一下</w:t>
+            </w:r>
+          </w:p>
+        </w:tc>
+      </w:tr>
+    </w:tbl>
+    <w:p>
+      <w:pPr>
+        <w:pStyle w:val="Heading2"/>
+        <w:spacing w:before="200" w:after="80"/>
+      </w:pPr>
+      <w:r>
+        <w:rPr>
+          <w:rFonts w:ascii="微软雅黑" w:hAnsi="微软雅黑" w:eastAsia="微软雅黑"/>
+          <w:b/>
+          <w:sz w:val="26"/>
+        </w:rPr>
+        <w:t>2.5  命令学习方法（复制粘贴没问题版）</w:t>
+      </w:r>
+    </w:p>
+    <w:p>
+      <w:pPr>
+        <w:spacing w:after="100"/>
+      </w:pPr>
+      <w:r>
+        <w:rPr>
+          <w:rFonts w:ascii="微软雅黑" w:hAnsi="微软雅黑" w:eastAsia="微软雅黑"/>
+          <w:b w:val="0"/>
+          <w:sz w:val="20"/>
+        </w:rPr>
+        <w:t>结论：不用背命令。工作里大家也是复制加改，关键是看懂结构、会改参数、知道去哪查。</w:t>
+      </w:r>
+    </w:p>
+    <w:p>
+      <w:pPr>
+        <w:pStyle w:val="ListBullet"/>
+        <w:spacing w:after="40"/>
+      </w:pPr>
+      <w:r>
+        <w:rPr>
+          <w:rFonts w:ascii="微软雅黑" w:hAnsi="微软雅黑" w:eastAsia="微软雅黑"/>
+          <w:b w:val="0"/>
+          <w:sz w:val="20"/>
+        </w:rPr>
+        <w:t>复述习惯：粘贴执行前，用一句中文说出它在干什么（能说出来就记住了 80%）。</w:t>
+      </w:r>
+    </w:p>
+    <w:p>
+      <w:pPr>
+        <w:pStyle w:val="ListBullet"/>
+        <w:spacing w:after="40"/>
+      </w:pPr>
+      <w:r>
+        <w:rPr>
+          <w:rFonts w:ascii="微软雅黑" w:hAnsi="微软雅黑" w:eastAsia="微软雅黑"/>
+          <w:b w:val="0"/>
+          <w:sz w:val="20"/>
+        </w:rPr>
+        <w:t>背模式不背整条：身份加工具加动作加选项加对象（例：sudo apt install -y fail2ban）。高频工具就十几个，选项临时查。</w:t>
+      </w:r>
+    </w:p>
+    <w:p>
+      <w:pPr>
+        <w:pStyle w:val="ListBullet"/>
+        <w:spacing w:after="40"/>
+      </w:pPr>
+      <w:r>
+        <w:rPr>
+          <w:rFonts w:ascii="微软雅黑" w:hAnsi="微软雅黑" w:eastAsia="微软雅黑"/>
+          <w:b w:val="0"/>
+          <w:sz w:val="20"/>
+        </w:rPr>
+        <w:t>改参数练习：不默写整条，改成改数字（如 maxretry 5 改 3、bantime 600 改 300），观察现象变化，记忆靠场景。</w:t>
+      </w:r>
+    </w:p>
+    <w:p>
+      <w:pPr>
+        <w:pStyle w:val="ListBullet"/>
+        <w:spacing w:after="40"/>
+      </w:pPr>
+      <w:r>
+        <w:rPr>
+          <w:rFonts w:ascii="微软雅黑" w:hAnsi="微软雅黑" w:eastAsia="微软雅黑"/>
+          <w:b w:val="0"/>
+          <w:sz w:val="20"/>
+        </w:rPr>
+        <w:t>三招自学法：猜（先猜作用再看解释）；半默写（跑通后凭记忆敲一遍，可用 Tab）；建小抄（亲手写一遍比看记得牢）。</w:t>
+      </w:r>
+    </w:p>
+    <w:p>
+      <w:pPr>
+        <w:pStyle w:val="ListBullet"/>
+        <w:spacing w:after="40"/>
+      </w:pPr>
+      <w:r>
+        <w:rPr>
+          <w:rFonts w:ascii="微软雅黑" w:hAnsi="微软雅黑" w:eastAsia="微软雅黑"/>
+          <w:b w:val="0"/>
+          <w:sz w:val="20"/>
+        </w:rPr>
+        <w:t>善用工具：Tab 自动补全、上箭头翻历史、命令加 --help 查选项、man 命令看手册、history 加 grep 找敲过的命令。</w:t>
+      </w:r>
+    </w:p>
+    <w:p>
+      <w:pPr>
+        <w:pStyle w:val="Heading2"/>
+        <w:spacing w:before="200" w:after="80"/>
+      </w:pPr>
+      <w:r>
+        <w:rPr>
+          <w:rFonts w:ascii="微软雅黑" w:hAnsi="微软雅黑" w:eastAsia="微软雅黑"/>
+          <w:b/>
+          <w:sz w:val="26"/>
+        </w:rPr>
+        <w:t>2.5.1  P1 分阶段命令清单（每完成一周回来读一遍）</w:t>
+      </w:r>
+    </w:p>
+    <w:tbl>
+      <w:tblPr>
+        <w:tblStyle w:val="TableGrid"/>
+        <w:tblW w:type="auto" w:w="0"/>
+        <w:tblLook w:firstColumn="1" w:firstRow="1" w:lastColumn="0" w:lastRow="0" w:noHBand="0" w:noVBand="1" w:val="04A0"/>
+      </w:tblPr>
+      <w:tblGrid>
+        <w:gridCol w:w="2880"/>
+        <w:gridCol w:w="2880"/>
+        <w:gridCol w:w="2880"/>
+      </w:tblGrid>
+      <w:tr>
+        <w:tc>
+          <w:tcPr>
+            <w:tcW w:type="dxa" w:w="2880"/>
+          </w:tcPr>
+          <w:p>
+            <w:r/>
+            <w:r>
+              <w:rPr>
+                <w:rFonts w:ascii="微软雅黑" w:hAnsi="微软雅黑" w:eastAsia="微软雅黑"/>
+                <w:b/>
+                <w:sz w:val="20"/>
+              </w:rPr>
+              <w:t>阶段</w:t>
+            </w:r>
+          </w:p>
+        </w:tc>
+        <w:tc>
+          <w:tcPr>
+            <w:tcW w:type="dxa" w:w="2880"/>
+          </w:tcPr>
+          <w:p>
+            <w:r/>
+            <w:r>
+              <w:rPr>
+                <w:rFonts w:ascii="微软雅黑" w:hAnsi="微软雅黑" w:eastAsia="微软雅黑"/>
+                <w:b/>
+                <w:sz w:val="20"/>
+              </w:rPr>
+              <w:t>常用命令</w:t>
+            </w:r>
+          </w:p>
+        </w:tc>
+        <w:tc>
+          <w:tcPr>
+            <w:tcW w:type="dxa" w:w="2880"/>
+          </w:tcPr>
+          <w:p>
+            <w:r/>
+            <w:r>
+              <w:rPr>
+                <w:rFonts w:ascii="微软雅黑" w:hAnsi="微软雅黑" w:eastAsia="微软雅黑"/>
+                <w:b/>
+                <w:sz w:val="20"/>
+              </w:rPr>
+              <w:t>一句话作用</w:t>
+            </w:r>
+          </w:p>
+        </w:tc>
+      </w:tr>
+      <w:tr>
+        <w:tc>
+          <w:tcPr>
+            <w:tcW w:type="dxa" w:w="2880"/>
+          </w:tcPr>
+          <w:p>
+            <w:r/>
+            <w:r>
+              <w:rPr>
+                <w:rFonts w:ascii="微软雅黑" w:hAnsi="微软雅黑" w:eastAsia="微软雅黑"/>
+                <w:b w:val="0"/>
+                <w:sz w:val="18"/>
+              </w:rPr>
+              <w:t>第 1 周 网络与防火墙</w:t>
+            </w:r>
+          </w:p>
+        </w:tc>
+        <w:tc>
+          <w:tcPr>
+            <w:tcW w:type="dxa" w:w="2880"/>
+          </w:tcPr>
+          <w:p>
+            <w:r/>
+            <w:r>
+              <w:rPr>
+                <w:rFonts w:ascii="微软雅黑" w:hAnsi="微软雅黑" w:eastAsia="微软雅黑"/>
+                <w:b w:val="0"/>
+                <w:sz w:val="18"/>
+              </w:rPr>
+              <w:t>ip a / ip route</w:t>
+            </w:r>
+          </w:p>
+        </w:tc>
+        <w:tc>
+          <w:tcPr>
+            <w:tcW w:type="dxa" w:w="2880"/>
+          </w:tcPr>
+          <w:p>
+            <w:r/>
+            <w:r>
+              <w:rPr>
+                <w:rFonts w:ascii="微软雅黑" w:hAnsi="微软雅黑" w:eastAsia="微软雅黑"/>
+                <w:b w:val="0"/>
+                <w:sz w:val="18"/>
+              </w:rPr>
+              <w:t>看 IP、网关与网卡</w:t>
+            </w:r>
+          </w:p>
+        </w:tc>
+      </w:tr>
+      <w:tr>
+        <w:tc>
+          <w:tcPr>
+            <w:tcW w:type="dxa" w:w="2880"/>
+          </w:tcPr>
+          <w:p>
+            <w:r/>
+            <w:r>
+              <w:rPr>
+                <w:rFonts w:ascii="微软雅黑" w:hAnsi="微软雅黑" w:eastAsia="微软雅黑"/>
+                <w:b w:val="0"/>
+                <w:sz w:val="18"/>
+              </w:rPr>
+            </w:r>
+          </w:p>
+        </w:tc>
+        <w:tc>
+          <w:tcPr>
+            <w:tcW w:type="dxa" w:w="2880"/>
+          </w:tcPr>
+          <w:p>
+            <w:r/>
+            <w:r>
+              <w:rPr>
+                <w:rFonts w:ascii="微软雅黑" w:hAnsi="微软雅黑" w:eastAsia="微软雅黑"/>
+                <w:b w:val="0"/>
+                <w:sz w:val="18"/>
+              </w:rPr>
+              <w:t>ping -c 3 目标</w:t>
+            </w:r>
+          </w:p>
+        </w:tc>
+        <w:tc>
+          <w:tcPr>
+            <w:tcW w:type="dxa" w:w="2880"/>
+          </w:tcPr>
+          <w:p>
+            <w:r/>
+            <w:r>
+              <w:rPr>
+                <w:rFonts w:ascii="微软雅黑" w:hAnsi="微软雅黑" w:eastAsia="微软雅黑"/>
+                <w:b w:val="0"/>
+                <w:sz w:val="18"/>
+              </w:rPr>
+              <w:t>测试连通性（发 3 个包）</w:t>
+            </w:r>
+          </w:p>
+        </w:tc>
+      </w:tr>
+      <w:tr>
+        <w:tc>
+          <w:tcPr>
+            <w:tcW w:type="dxa" w:w="2880"/>
+          </w:tcPr>
+          <w:p>
+            <w:r/>
+            <w:r>
+              <w:rPr>
+                <w:rFonts w:ascii="微软雅黑" w:hAnsi="微软雅黑" w:eastAsia="微软雅黑"/>
+                <w:b w:val="0"/>
+                <w:sz w:val="18"/>
+              </w:rPr>
+            </w:r>
+          </w:p>
+        </w:tc>
+        <w:tc>
+          <w:tcPr>
+            <w:tcW w:type="dxa" w:w="2880"/>
+          </w:tcPr>
+          <w:p>
+            <w:r/>
+            <w:r>
+              <w:rPr>
+                <w:rFonts w:ascii="微软雅黑" w:hAnsi="微软雅黑" w:eastAsia="微软雅黑"/>
+                <w:b w:val="0"/>
+                <w:sz w:val="18"/>
+              </w:rPr>
+              <w:t>ss -tlnp</w:t>
+            </w:r>
+          </w:p>
+        </w:tc>
+        <w:tc>
+          <w:tcPr>
+            <w:tcW w:type="dxa" w:w="2880"/>
+          </w:tcPr>
+          <w:p>
+            <w:r/>
+            <w:r>
+              <w:rPr>
+                <w:rFonts w:ascii="微软雅黑" w:hAnsi="微软雅黑" w:eastAsia="微软雅黑"/>
+                <w:b w:val="0"/>
+                <w:sz w:val="18"/>
+              </w:rPr>
+              <w:t>看本机监听的端口和进程</w:t>
+            </w:r>
+          </w:p>
+        </w:tc>
+      </w:tr>
+      <w:tr>
+        <w:tc>
+          <w:tcPr>
+            <w:tcW w:type="dxa" w:w="2880"/>
+          </w:tcPr>
+          <w:p>
+            <w:r/>
+            <w:r>
+              <w:rPr>
+                <w:rFonts w:ascii="微软雅黑" w:hAnsi="微软雅黑" w:eastAsia="微软雅黑"/>
+                <w:b w:val="0"/>
+                <w:sz w:val="18"/>
+              </w:rPr>
+            </w:r>
+          </w:p>
+        </w:tc>
+        <w:tc>
+          <w:tcPr>
+            <w:tcW w:type="dxa" w:w="2880"/>
+          </w:tcPr>
+          <w:p>
+            <w:r/>
+            <w:r>
+              <w:rPr>
+                <w:rFonts w:ascii="微软雅黑" w:hAnsi="微软雅黑" w:eastAsia="微软雅黑"/>
+                <w:b w:val="0"/>
+                <w:sz w:val="18"/>
+              </w:rPr>
+              <w:t>systemctl status/list-units</w:t>
+            </w:r>
+          </w:p>
+        </w:tc>
+        <w:tc>
+          <w:tcPr>
+            <w:tcW w:type="dxa" w:w="2880"/>
+          </w:tcPr>
+          <w:p>
+            <w:r/>
+            <w:r>
+              <w:rPr>
+                <w:rFonts w:ascii="微软雅黑" w:hAnsi="微软雅黑" w:eastAsia="微软雅黑"/>
+                <w:b w:val="0"/>
+                <w:sz w:val="18"/>
+              </w:rPr>
+              <w:t>看服务运行状态</w:t>
+            </w:r>
+          </w:p>
+        </w:tc>
+      </w:tr>
+      <w:tr>
+        <w:tc>
+          <w:tcPr>
+            <w:tcW w:type="dxa" w:w="2880"/>
+          </w:tcPr>
+          <w:p>
+            <w:r/>
+            <w:r>
+              <w:rPr>
+                <w:rFonts w:ascii="微软雅黑" w:hAnsi="微软雅黑" w:eastAsia="微软雅黑"/>
+                <w:b w:val="0"/>
+                <w:sz w:val="18"/>
+              </w:rPr>
+            </w:r>
+          </w:p>
+        </w:tc>
+        <w:tc>
+          <w:tcPr>
+            <w:tcW w:type="dxa" w:w="2880"/>
+          </w:tcPr>
+          <w:p>
+            <w:r/>
+            <w:r>
+              <w:rPr>
+                <w:rFonts w:ascii="微软雅黑" w:hAnsi="微软雅黑" w:eastAsia="微软雅黑"/>
+                <w:b w:val="0"/>
+                <w:sz w:val="18"/>
+              </w:rPr>
+              <w:t>nmap -sS -Pn -p 1-100 目标</w:t>
+            </w:r>
+          </w:p>
+        </w:tc>
+        <w:tc>
+          <w:tcPr>
+            <w:tcW w:type="dxa" w:w="2880"/>
+          </w:tcPr>
+          <w:p>
+            <w:r/>
+            <w:r>
+              <w:rPr>
+                <w:rFonts w:ascii="微软雅黑" w:hAnsi="微软雅黑" w:eastAsia="微软雅黑"/>
+                <w:b w:val="0"/>
+                <w:sz w:val="18"/>
+              </w:rPr>
+              <w:t>端口扫描（攻击方视角）</w:t>
+            </w:r>
+          </w:p>
+        </w:tc>
+      </w:tr>
+      <w:tr>
+        <w:tc>
+          <w:tcPr>
+            <w:tcW w:type="dxa" w:w="2880"/>
+          </w:tcPr>
+          <w:p>
+            <w:r/>
+            <w:r>
+              <w:rPr>
+                <w:rFonts w:ascii="微软雅黑" w:hAnsi="微软雅黑" w:eastAsia="微软雅黑"/>
+                <w:b w:val="0"/>
+                <w:sz w:val="18"/>
+              </w:rPr>
+              <w:t>第 2 周 主机加固</w:t>
+            </w:r>
+          </w:p>
+        </w:tc>
+        <w:tc>
+          <w:tcPr>
+            <w:tcW w:type="dxa" w:w="2880"/>
+          </w:tcPr>
+          <w:p>
+            <w:r/>
+            <w:r>
+              <w:rPr>
+                <w:rFonts w:ascii="微软雅黑" w:hAnsi="微软雅黑" w:eastAsia="微软雅黑"/>
+                <w:b w:val="0"/>
+                <w:sz w:val="18"/>
+              </w:rPr>
+              <w:t>cp 原文件 备份文件</w:t>
+            </w:r>
+          </w:p>
+        </w:tc>
+        <w:tc>
+          <w:tcPr>
+            <w:tcW w:type="dxa" w:w="2880"/>
+          </w:tcPr>
+          <w:p>
+            <w:r/>
+            <w:r>
+              <w:rPr>
+                <w:rFonts w:ascii="微软雅黑" w:hAnsi="微软雅黑" w:eastAsia="微软雅黑"/>
+                <w:b w:val="0"/>
+                <w:sz w:val="18"/>
+              </w:rPr>
+              <w:t>改配置前先备份</w:t>
+            </w:r>
+          </w:p>
+        </w:tc>
+      </w:tr>
+      <w:tr>
+        <w:tc>
+          <w:tcPr>
+            <w:tcW w:type="dxa" w:w="2880"/>
+          </w:tcPr>
+          <w:p>
+            <w:r/>
+            <w:r>
+              <w:rPr>
+                <w:rFonts w:ascii="微软雅黑" w:hAnsi="微软雅黑" w:eastAsia="微软雅黑"/>
+                <w:b w:val="0"/>
+                <w:sz w:val="18"/>
+              </w:rPr>
+            </w:r>
+          </w:p>
+        </w:tc>
+        <w:tc>
+          <w:tcPr>
+            <w:tcW w:type="dxa" w:w="2880"/>
+          </w:tcPr>
+          <w:p>
+            <w:r/>
+            <w:r>
+              <w:rPr>
+                <w:rFonts w:ascii="微软雅黑" w:hAnsi="微软雅黑" w:eastAsia="微软雅黑"/>
+                <w:b w:val="0"/>
+                <w:sz w:val="18"/>
+              </w:rPr>
+              <w:t>tee 文件 / tee -a 文件</w:t>
+            </w:r>
+          </w:p>
+        </w:tc>
+        <w:tc>
+          <w:tcPr>
+            <w:tcW w:type="dxa" w:w="2880"/>
+          </w:tcPr>
+          <w:p>
+            <w:r/>
+            <w:r>
+              <w:rPr>
+                <w:rFonts w:ascii="微软雅黑" w:hAnsi="微软雅黑" w:eastAsia="微软雅黑"/>
+                <w:b w:val="0"/>
+                <w:sz w:val="18"/>
+              </w:rPr>
+              <w:t>写入 / 追加配置文件内容</w:t>
+            </w:r>
+          </w:p>
+        </w:tc>
+      </w:tr>
+      <w:tr>
+        <w:tc>
+          <w:tcPr>
+            <w:tcW w:type="dxa" w:w="2880"/>
+          </w:tcPr>
+          <w:p>
+            <w:r/>
+            <w:r>
+              <w:rPr>
+                <w:rFonts w:ascii="微软雅黑" w:hAnsi="微软雅黑" w:eastAsia="微软雅黑"/>
+                <w:b w:val="0"/>
+                <w:sz w:val="18"/>
+              </w:rPr>
+            </w:r>
+          </w:p>
+        </w:tc>
+        <w:tc>
+          <w:tcPr>
+            <w:tcW w:type="dxa" w:w="2880"/>
+          </w:tcPr>
+          <w:p>
+            <w:r/>
+            <w:r>
+              <w:rPr>
+                <w:rFonts w:ascii="微软雅黑" w:hAnsi="微软雅黑" w:eastAsia="微软雅黑"/>
+                <w:b w:val="0"/>
+                <w:sz w:val="18"/>
+              </w:rPr>
+              <w:t>sshd -t</w:t>
+            </w:r>
+          </w:p>
+        </w:tc>
+        <w:tc>
+          <w:tcPr>
+            <w:tcW w:type="dxa" w:w="2880"/>
+          </w:tcPr>
+          <w:p>
+            <w:r/>
+            <w:r>
+              <w:rPr>
+                <w:rFonts w:ascii="微软雅黑" w:hAnsi="微软雅黑" w:eastAsia="微软雅黑"/>
+                <w:b w:val="0"/>
+                <w:sz w:val="18"/>
+              </w:rPr>
+              <w:t>检查 SSH 配置语法（无输出=正确）</w:t>
+            </w:r>
+          </w:p>
+        </w:tc>
+      </w:tr>
+      <w:tr>
+        <w:tc>
+          <w:tcPr>
+            <w:tcW w:type="dxa" w:w="2880"/>
+          </w:tcPr>
+          <w:p>
+            <w:r/>
+            <w:r>
+              <w:rPr>
+                <w:rFonts w:ascii="微软雅黑" w:hAnsi="微软雅黑" w:eastAsia="微软雅黑"/>
+                <w:b w:val="0"/>
+                <w:sz w:val="18"/>
+              </w:rPr>
+            </w:r>
+          </w:p>
+        </w:tc>
+        <w:tc>
+          <w:tcPr>
+            <w:tcW w:type="dxa" w:w="2880"/>
+          </w:tcPr>
+          <w:p>
+            <w:r/>
+            <w:r>
+              <w:rPr>
+                <w:rFonts w:ascii="微软雅黑" w:hAnsi="微软雅黑" w:eastAsia="微软雅黑"/>
+                <w:b w:val="0"/>
+                <w:sz w:val="18"/>
+              </w:rPr>
+              <w:t>systemctl restart 服务名</w:t>
+            </w:r>
+          </w:p>
+        </w:tc>
+        <w:tc>
+          <w:tcPr>
+            <w:tcW w:type="dxa" w:w="2880"/>
+          </w:tcPr>
+          <w:p>
+            <w:r/>
+            <w:r>
+              <w:rPr>
+                <w:rFonts w:ascii="微软雅黑" w:hAnsi="微软雅黑" w:eastAsia="微软雅黑"/>
+                <w:b w:val="0"/>
+                <w:sz w:val="18"/>
+              </w:rPr>
+              <w:t>重启服务使配置生效</w:t>
+            </w:r>
+          </w:p>
+        </w:tc>
+      </w:tr>
+      <w:tr>
+        <w:tc>
+          <w:tcPr>
+            <w:tcW w:type="dxa" w:w="2880"/>
+          </w:tcPr>
+          <w:p>
+            <w:r/>
+            <w:r>
+              <w:rPr>
+                <w:rFonts w:ascii="微软雅黑" w:hAnsi="微软雅黑" w:eastAsia="微软雅黑"/>
+                <w:b w:val="0"/>
+                <w:sz w:val="18"/>
+              </w:rPr>
+            </w:r>
+          </w:p>
+        </w:tc>
+        <w:tc>
+          <w:tcPr>
+            <w:tcW w:type="dxa" w:w="2880"/>
+          </w:tcPr>
+          <w:p>
+            <w:r/>
+            <w:r>
+              <w:rPr>
+                <w:rFonts w:ascii="微软雅黑" w:hAnsi="微软雅黑" w:eastAsia="微软雅黑"/>
+                <w:b w:val="0"/>
+                <w:sz w:val="18"/>
+              </w:rPr>
+              <w:t>auditctl -w 文件 -p wa -k 标签</w:t>
+            </w:r>
+          </w:p>
+        </w:tc>
+        <w:tc>
+          <w:tcPr>
+            <w:tcW w:type="dxa" w:w="2880"/>
+          </w:tcPr>
+          <w:p>
+            <w:r/>
+            <w:r>
+              <w:rPr>
+                <w:rFonts w:ascii="微软雅黑" w:hAnsi="微软雅黑" w:eastAsia="微软雅黑"/>
+                <w:b w:val="0"/>
+                <w:sz w:val="18"/>
+              </w:rPr>
+              <w:t>给关键文件加审计监视</w:t>
+            </w:r>
+          </w:p>
+        </w:tc>
+      </w:tr>
+      <w:tr>
+        <w:tc>
+          <w:tcPr>
+            <w:tcW w:type="dxa" w:w="2880"/>
+          </w:tcPr>
+          <w:p>
+            <w:r/>
+            <w:r>
+              <w:rPr>
+                <w:rFonts w:ascii="微软雅黑" w:hAnsi="微软雅黑" w:eastAsia="微软雅黑"/>
+                <w:b w:val="0"/>
+                <w:sz w:val="18"/>
+              </w:rPr>
+            </w:r>
+          </w:p>
+        </w:tc>
+        <w:tc>
+          <w:tcPr>
+            <w:tcW w:type="dxa" w:w="2880"/>
+          </w:tcPr>
+          <w:p>
+            <w:r/>
+            <w:r>
+              <w:rPr>
+                <w:rFonts w:ascii="微软雅黑" w:hAnsi="微软雅黑" w:eastAsia="微软雅黑"/>
+                <w:b w:val="0"/>
+                <w:sz w:val="18"/>
+              </w:rPr>
+              <w:t>ausearch -k 标签</w:t>
+            </w:r>
+          </w:p>
+        </w:tc>
+        <w:tc>
+          <w:tcPr>
+            <w:tcW w:type="dxa" w:w="2880"/>
+          </w:tcPr>
+          <w:p>
+            <w:r/>
+            <w:r>
+              <w:rPr>
+                <w:rFonts w:ascii="微软雅黑" w:hAnsi="微软雅黑" w:eastAsia="微软雅黑"/>
+                <w:b w:val="0"/>
+                <w:sz w:val="18"/>
+              </w:rPr>
+              <w:t>查询审计记录</w:t>
+            </w:r>
+          </w:p>
+        </w:tc>
+      </w:tr>
+      <w:tr>
+        <w:tc>
+          <w:tcPr>
+            <w:tcW w:type="dxa" w:w="2880"/>
+          </w:tcPr>
+          <w:p>
+            <w:r/>
+            <w:r>
+              <w:rPr>
+                <w:rFonts w:ascii="微软雅黑" w:hAnsi="微软雅黑" w:eastAsia="微软雅黑"/>
+                <w:b w:val="0"/>
+                <w:sz w:val="18"/>
+              </w:rPr>
+            </w:r>
+          </w:p>
+        </w:tc>
+        <w:tc>
+          <w:tcPr>
+            <w:tcW w:type="dxa" w:w="2880"/>
+          </w:tcPr>
+          <w:p>
+            <w:r/>
+            <w:r>
+              <w:rPr>
+                <w:rFonts w:ascii="微软雅黑" w:hAnsi="微软雅黑" w:eastAsia="微软雅黑"/>
+                <w:b w:val="0"/>
+                <w:sz w:val="18"/>
+              </w:rPr>
+              <w:t>find / -perm -4000 -type f</w:t>
+            </w:r>
+          </w:p>
+        </w:tc>
+        <w:tc>
+          <w:tcPr>
+            <w:tcW w:type="dxa" w:w="2880"/>
+          </w:tcPr>
+          <w:p>
+            <w:r/>
+            <w:r>
+              <w:rPr>
+                <w:rFonts w:ascii="微软雅黑" w:hAnsi="微软雅黑" w:eastAsia="微软雅黑"/>
+                <w:b w:val="0"/>
+                <w:sz w:val="18"/>
+              </w:rPr>
+              <w:t>盘点 SUID 文件</w:t>
+            </w:r>
+          </w:p>
+        </w:tc>
+      </w:tr>
+      <w:tr>
+        <w:tc>
+          <w:tcPr>
+            <w:tcW w:type="dxa" w:w="2880"/>
+          </w:tcPr>
+          <w:p>
+            <w:r/>
+            <w:r>
+              <w:rPr>
+                <w:rFonts w:ascii="微软雅黑" w:hAnsi="微软雅黑" w:eastAsia="微软雅黑"/>
+                <w:b w:val="0"/>
+                <w:sz w:val="18"/>
+              </w:rPr>
+              <w:t>第 3 周 日志与 WAF</w:t>
+            </w:r>
+          </w:p>
+        </w:tc>
+        <w:tc>
+          <w:tcPr>
+            <w:tcW w:type="dxa" w:w="2880"/>
+          </w:tcPr>
+          <w:p>
+            <w:r/>
+            <w:r>
+              <w:rPr>
+                <w:rFonts w:ascii="微软雅黑" w:hAnsi="微软雅黑" w:eastAsia="微软雅黑"/>
+                <w:b w:val="0"/>
+                <w:sz w:val="18"/>
+              </w:rPr>
+              <w:t>curl -sO 网址</w:t>
+            </w:r>
+          </w:p>
+        </w:tc>
+        <w:tc>
+          <w:tcPr>
+            <w:tcW w:type="dxa" w:w="2880"/>
+          </w:tcPr>
+          <w:p>
+            <w:r/>
+            <w:r>
+              <w:rPr>
+                <w:rFonts w:ascii="微软雅黑" w:hAnsi="微软雅黑" w:eastAsia="微软雅黑"/>
+                <w:b w:val="0"/>
+                <w:sz w:val="18"/>
+              </w:rPr>
+              <w:t>下载文件</w:t>
+            </w:r>
+          </w:p>
+        </w:tc>
+      </w:tr>
+      <w:tr>
+        <w:tc>
+          <w:tcPr>
+            <w:tcW w:type="dxa" w:w="2880"/>
+          </w:tcPr>
+          <w:p>
+            <w:r/>
+            <w:r>
+              <w:rPr>
+                <w:rFonts w:ascii="微软雅黑" w:hAnsi="微软雅黑" w:eastAsia="微软雅黑"/>
+                <w:b w:val="0"/>
+                <w:sz w:val="18"/>
+              </w:rPr>
+            </w:r>
+          </w:p>
+        </w:tc>
+        <w:tc>
+          <w:tcPr>
+            <w:tcW w:type="dxa" w:w="2880"/>
+          </w:tcPr>
+          <w:p>
+            <w:r/>
+            <w:r>
+              <w:rPr>
+                <w:rFonts w:ascii="微软雅黑" w:hAnsi="微软雅黑" w:eastAsia="微软雅黑"/>
+                <w:b w:val="0"/>
+                <w:sz w:val="18"/>
+              </w:rPr>
+              <w:t>bash 脚本.sh</w:t>
+            </w:r>
+          </w:p>
+        </w:tc>
+        <w:tc>
+          <w:tcPr>
+            <w:tcW w:type="dxa" w:w="2880"/>
+          </w:tcPr>
+          <w:p>
+            <w:r/>
+            <w:r>
+              <w:rPr>
+                <w:rFonts w:ascii="微软雅黑" w:hAnsi="微软雅黑" w:eastAsia="微软雅黑"/>
+                <w:b w:val="0"/>
+                <w:sz w:val="18"/>
+              </w:rPr>
+              <w:t>执行安装脚本</w:t>
+            </w:r>
+          </w:p>
+        </w:tc>
+      </w:tr>
+      <w:tr>
+        <w:tc>
+          <w:tcPr>
+            <w:tcW w:type="dxa" w:w="2880"/>
+          </w:tcPr>
+          <w:p>
+            <w:r/>
+            <w:r>
+              <w:rPr>
+                <w:rFonts w:ascii="微软雅黑" w:hAnsi="微软雅黑" w:eastAsia="微软雅黑"/>
+                <w:b w:val="0"/>
+                <w:sz w:val="18"/>
+              </w:rPr>
+            </w:r>
+          </w:p>
+        </w:tc>
+        <w:tc>
+          <w:tcPr>
+            <w:tcW w:type="dxa" w:w="2880"/>
+          </w:tcPr>
+          <w:p>
+            <w:r/>
+            <w:r>
+              <w:rPr>
+                <w:rFonts w:ascii="微软雅黑" w:hAnsi="微软雅黑" w:eastAsia="微软雅黑"/>
+                <w:b w:val="0"/>
+                <w:sz w:val="18"/>
+              </w:rPr>
+              <w:t>df -h / lsblk</w:t>
+            </w:r>
+          </w:p>
+        </w:tc>
+        <w:tc>
+          <w:tcPr>
+            <w:tcW w:type="dxa" w:w="2880"/>
+          </w:tcPr>
+          <w:p>
+            <w:r/>
+            <w:r>
+              <w:rPr>
+                <w:rFonts w:ascii="微软雅黑" w:hAnsi="微软雅黑" w:eastAsia="微软雅黑"/>
+                <w:b w:val="0"/>
+                <w:sz w:val="18"/>
+              </w:rPr>
+              <w:t>看磁盘容量与分区结构</w:t>
+            </w:r>
+          </w:p>
+        </w:tc>
+      </w:tr>
+      <w:tr>
+        <w:tc>
+          <w:tcPr>
+            <w:tcW w:type="dxa" w:w="2880"/>
+          </w:tcPr>
+          <w:p>
+            <w:r/>
+            <w:r>
+              <w:rPr>
+                <w:rFonts w:ascii="微软雅黑" w:hAnsi="微软雅黑" w:eastAsia="微软雅黑"/>
+                <w:b w:val="0"/>
+                <w:sz w:val="18"/>
+              </w:rPr>
+            </w:r>
+          </w:p>
+        </w:tc>
+        <w:tc>
+          <w:tcPr>
+            <w:tcW w:type="dxa" w:w="2880"/>
+          </w:tcPr>
+          <w:p>
+            <w:r/>
+            <w:r>
+              <w:rPr>
+                <w:rFonts w:ascii="微软雅黑" w:hAnsi="微软雅黑" w:eastAsia="微软雅黑"/>
+                <w:b w:val="0"/>
+                <w:sz w:val="18"/>
+              </w:rPr>
+              <w:t>growpart / pvresize / lvextend / resize2fs</w:t>
+            </w:r>
+          </w:p>
+        </w:tc>
+        <w:tc>
+          <w:tcPr>
+            <w:tcW w:type="dxa" w:w="2880"/>
+          </w:tcPr>
+          <w:p>
+            <w:r/>
+            <w:r>
+              <w:rPr>
+                <w:rFonts w:ascii="微软雅黑" w:hAnsi="微软雅黑" w:eastAsia="微软雅黑"/>
+                <w:b w:val="0"/>
+                <w:sz w:val="18"/>
+              </w:rPr>
+              <w:t>LVM 磁盘在线扩容四步</w:t>
+            </w:r>
+          </w:p>
+        </w:tc>
+      </w:tr>
+      <w:tr>
+        <w:tc>
+          <w:tcPr>
+            <w:tcW w:type="dxa" w:w="2880"/>
+          </w:tcPr>
+          <w:p>
+            <w:r/>
+            <w:r>
+              <w:rPr>
+                <w:rFonts w:ascii="微软雅黑" w:hAnsi="微软雅黑" w:eastAsia="微软雅黑"/>
+                <w:b w:val="0"/>
+                <w:sz w:val="18"/>
+              </w:rPr>
+            </w:r>
+          </w:p>
+        </w:tc>
+        <w:tc>
+          <w:tcPr>
+            <w:tcW w:type="dxa" w:w="2880"/>
+          </w:tcPr>
+          <w:p>
+            <w:r/>
+            <w:r>
+              <w:rPr>
+                <w:rFonts w:ascii="微软雅黑" w:hAnsi="微软雅黑" w:eastAsia="微软雅黑"/>
+                <w:b w:val="0"/>
+                <w:sz w:val="18"/>
+              </w:rPr>
+              <w:t>systemctl enable --now 服务名</w:t>
+            </w:r>
+          </w:p>
+        </w:tc>
+        <w:tc>
+          <w:tcPr>
+            <w:tcW w:type="dxa" w:w="2880"/>
+          </w:tcPr>
+          <w:p>
+            <w:r/>
+            <w:r>
+              <w:rPr>
+                <w:rFonts w:ascii="微软雅黑" w:hAnsi="微软雅黑" w:eastAsia="微软雅黑"/>
+                <w:b w:val="0"/>
+                <w:sz w:val="18"/>
+              </w:rPr>
+              <w:t>开机自启并立即启动</w:t>
+            </w:r>
+          </w:p>
+        </w:tc>
+      </w:tr>
+      <w:tr>
+        <w:tc>
+          <w:tcPr>
+            <w:tcW w:type="dxa" w:w="2880"/>
+          </w:tcPr>
+          <w:p>
+            <w:r/>
+            <w:r>
+              <w:rPr>
+                <w:rFonts w:ascii="微软雅黑" w:hAnsi="微软雅黑" w:eastAsia="微软雅黑"/>
+                <w:b w:val="0"/>
+                <w:sz w:val="18"/>
+              </w:rPr>
+            </w:r>
+          </w:p>
+        </w:tc>
+        <w:tc>
+          <w:tcPr>
+            <w:tcW w:type="dxa" w:w="2880"/>
+          </w:tcPr>
+          <w:p>
+            <w:r/>
+            <w:r>
+              <w:rPr>
+                <w:rFonts w:ascii="微软雅黑" w:hAnsi="微软雅黑" w:eastAsia="微软雅黑"/>
+                <w:b w:val="0"/>
+                <w:sz w:val="18"/>
+              </w:rPr>
+              <w:t>fail2ban-client status sshd</w:t>
+            </w:r>
+          </w:p>
+        </w:tc>
+        <w:tc>
+          <w:tcPr>
+            <w:tcW w:type="dxa" w:w="2880"/>
+          </w:tcPr>
+          <w:p>
+            <w:r/>
+            <w:r>
+              <w:rPr>
+                <w:rFonts w:ascii="微软雅黑" w:hAnsi="微软雅黑" w:eastAsia="微软雅黑"/>
+                <w:b w:val="0"/>
+                <w:sz w:val="18"/>
+              </w:rPr>
+              <w:t>查看封禁状态</w:t>
+            </w:r>
+          </w:p>
+        </w:tc>
+      </w:tr>
+      <w:tr>
+        <w:tc>
+          <w:tcPr>
+            <w:tcW w:type="dxa" w:w="2880"/>
+          </w:tcPr>
+          <w:p>
+            <w:r/>
+            <w:r>
+              <w:rPr>
+                <w:rFonts w:ascii="微软雅黑" w:hAnsi="微软雅黑" w:eastAsia="微软雅黑"/>
+                <w:b w:val="0"/>
+                <w:sz w:val="18"/>
+              </w:rPr>
+              <w:t>第 4 周 攻击与合规</w:t>
+            </w:r>
+          </w:p>
+        </w:tc>
+        <w:tc>
+          <w:tcPr>
+            <w:tcW w:type="dxa" w:w="2880"/>
+          </w:tcPr>
+          <w:p>
+            <w:r/>
+            <w:r>
+              <w:rPr>
+                <w:rFonts w:ascii="微软雅黑" w:hAnsi="微软雅黑" w:eastAsia="微软雅黑"/>
+                <w:b w:val="0"/>
+                <w:sz w:val="18"/>
+              </w:rPr>
+              <w:t>wget 网址</w:t>
+            </w:r>
+          </w:p>
+        </w:tc>
+        <w:tc>
+          <w:tcPr>
+            <w:tcW w:type="dxa" w:w="2880"/>
+          </w:tcPr>
+          <w:p>
+            <w:r/>
+            <w:r>
+              <w:rPr>
+                <w:rFonts w:ascii="微软雅黑" w:hAnsi="微软雅黑" w:eastAsia="微软雅黑"/>
+                <w:b w:val="0"/>
+                <w:sz w:val="18"/>
+              </w:rPr>
+              <w:t>下载文件（另一种工具）</w:t>
+            </w:r>
+          </w:p>
+        </w:tc>
+      </w:tr>
+      <w:tr>
+        <w:tc>
+          <w:tcPr>
+            <w:tcW w:type="dxa" w:w="2880"/>
+          </w:tcPr>
+          <w:p>
+            <w:r/>
+            <w:r>
+              <w:rPr>
+                <w:rFonts w:ascii="微软雅黑" w:hAnsi="微软雅黑" w:eastAsia="微软雅黑"/>
+                <w:b w:val="0"/>
+                <w:sz w:val="18"/>
+              </w:rPr>
+            </w:r>
+          </w:p>
+        </w:tc>
+        <w:tc>
+          <w:tcPr>
+            <w:tcW w:type="dxa" w:w="2880"/>
+          </w:tcPr>
+          <w:p>
+            <w:r/>
+            <w:r>
+              <w:rPr>
+                <w:rFonts w:ascii="微软雅黑" w:hAnsi="微软雅黑" w:eastAsia="微软雅黑"/>
+                <w:b w:val="0"/>
+                <w:sz w:val="18"/>
+              </w:rPr>
+              <w:t>dpkg -i 包.deb</w:t>
+            </w:r>
+          </w:p>
+        </w:tc>
+        <w:tc>
+          <w:tcPr>
+            <w:tcW w:type="dxa" w:w="2880"/>
+          </w:tcPr>
+          <w:p>
+            <w:r/>
+            <w:r>
+              <w:rPr>
+                <w:rFonts w:ascii="微软雅黑" w:hAnsi="微软雅黑" w:eastAsia="微软雅黑"/>
+                <w:b w:val="0"/>
+                <w:sz w:val="18"/>
+              </w:rPr>
+              <w:t>安装 deb 软件包</w:t>
+            </w:r>
+          </w:p>
+        </w:tc>
+      </w:tr>
+      <w:tr>
+        <w:tc>
+          <w:tcPr>
+            <w:tcW w:type="dxa" w:w="2880"/>
+          </w:tcPr>
+          <w:p>
+            <w:r/>
+            <w:r>
+              <w:rPr>
+                <w:rFonts w:ascii="微软雅黑" w:hAnsi="微软雅黑" w:eastAsia="微软雅黑"/>
+                <w:b w:val="0"/>
+                <w:sz w:val="18"/>
+              </w:rPr>
+            </w:r>
+          </w:p>
+        </w:tc>
+        <w:tc>
+          <w:tcPr>
+            <w:tcW w:type="dxa" w:w="2880"/>
+          </w:tcPr>
+          <w:p>
+            <w:r/>
+            <w:r>
+              <w:rPr>
+                <w:rFonts w:ascii="微软雅黑" w:hAnsi="微软雅黑" w:eastAsia="微软雅黑"/>
+                <w:b w:val="0"/>
+                <w:sz w:val="18"/>
+              </w:rPr>
+              <w:t>sudo du -sh 目录 / df -h</w:t>
+            </w:r>
+          </w:p>
+        </w:tc>
+        <w:tc>
+          <w:tcPr>
+            <w:tcW w:type="dxa" w:w="2880"/>
+          </w:tcPr>
+          <w:p>
+            <w:r/>
+            <w:r>
+              <w:rPr>
+                <w:rFonts w:ascii="微软雅黑" w:hAnsi="微软雅黑" w:eastAsia="微软雅黑"/>
+                <w:b w:val="0"/>
+                <w:sz w:val="18"/>
+              </w:rPr>
+              <w:t>看占用与剩余空间</w:t>
+            </w:r>
+          </w:p>
+        </w:tc>
+      </w:tr>
+      <w:tr>
+        <w:tc>
+          <w:tcPr>
+            <w:tcW w:type="dxa" w:w="2880"/>
+          </w:tcPr>
+          <w:p>
+            <w:r/>
+            <w:r>
+              <w:rPr>
+                <w:rFonts w:ascii="微软雅黑" w:hAnsi="微软雅黑" w:eastAsia="微软雅黑"/>
+                <w:b w:val="0"/>
+                <w:sz w:val="18"/>
+              </w:rPr>
+            </w:r>
+          </w:p>
+        </w:tc>
+        <w:tc>
+          <w:tcPr>
+            <w:tcW w:type="dxa" w:w="2880"/>
+          </w:tcPr>
+          <w:p>
+            <w:r/>
+            <w:r>
+              <w:rPr>
+                <w:rFonts w:ascii="微软雅黑" w:hAnsi="微软雅黑" w:eastAsia="微软雅黑"/>
+                <w:b w:val="0"/>
+                <w:sz w:val="18"/>
+              </w:rPr>
+              <w:t>fail2ban-client unban IP</w:t>
+            </w:r>
+          </w:p>
+        </w:tc>
+        <w:tc>
+          <w:tcPr>
+            <w:tcW w:type="dxa" w:w="2880"/>
+          </w:tcPr>
+          <w:p>
+            <w:r/>
+            <w:r>
+              <w:rPr>
+                <w:rFonts w:ascii="微软雅黑" w:hAnsi="微软雅黑" w:eastAsia="微软雅黑"/>
+                <w:b w:val="0"/>
+                <w:sz w:val="18"/>
+              </w:rPr>
+              <w:t>解除对某 IP 的封禁</w:t>
+            </w:r>
+          </w:p>
+        </w:tc>
+      </w:tr>
+      <w:tr>
+        <w:tc>
+          <w:tcPr>
+            <w:tcW w:type="dxa" w:w="2880"/>
+          </w:tcPr>
+          <w:p>
+            <w:r/>
+            <w:r>
+              <w:rPr>
+                <w:rFonts w:ascii="微软雅黑" w:hAnsi="微软雅黑" w:eastAsia="微软雅黑"/>
+                <w:b w:val="0"/>
+                <w:sz w:val="18"/>
+              </w:rPr>
+            </w:r>
+          </w:p>
+        </w:tc>
+        <w:tc>
+          <w:tcPr>
+            <w:tcW w:type="dxa" w:w="2880"/>
+          </w:tcPr>
+          <w:p>
+            <w:r/>
+            <w:r>
+              <w:rPr>
+                <w:rFonts w:ascii="微软雅黑" w:hAnsi="微软雅黑" w:eastAsia="微软雅黑"/>
+                <w:b w:val="0"/>
+                <w:sz w:val="18"/>
+              </w:rPr>
+              <w:t>grep -n 关键字 文件</w:t>
+            </w:r>
+          </w:p>
+        </w:tc>
+        <w:tc>
+          <w:tcPr>
+            <w:tcW w:type="dxa" w:w="2880"/>
+          </w:tcPr>
+          <w:p>
+            <w:r/>
+            <w:r>
+              <w:rPr>
+                <w:rFonts w:ascii="微软雅黑" w:hAnsi="微软雅黑" w:eastAsia="微软雅黑"/>
+                <w:b w:val="0"/>
+                <w:sz w:val="18"/>
+              </w:rPr>
+              <w:t>在文件里找某行（带行号）</w:t>
             </w:r>
           </w:p>
         </w:tc>
@@ -8442,6 +9746,20 @@
           <w:sz w:val="22"/>
         </w:rPr>
         <w:t>克隆机注意事项：从模板克隆的机器 SSH 主机密钥相同，需重新生成（sudo rm -f /etc/ssh/ssh_host_* &amp;&amp; sudo ssh-keygen -A &amp;&amp; sudo systemctl restart ssh）；终端粘贴中文易乱码，测试内容先用英文。</w:t>
+      </w:r>
+    </w:p>
+    <w:p>
+      <w:pPr>
+        <w:pStyle w:val="ListBullet"/>
+        <w:spacing w:after="60"/>
+      </w:pPr>
+      <w:r>
+        <w:rPr>
+          <w:rFonts w:ascii="微软雅黑" w:hAnsi="微软雅黑" w:eastAsia="微软雅黑"/>
+          <w:b w:val="0"/>
+          <w:sz w:val="22"/>
+        </w:rPr>
+        <w:t>fail2ban 自我保护规则 ignoreself（第 4 周 B 遇到）：fail2ban 会忽略来自本机自身/回环地址（127.0.0.1）的失败记录，日志会显示 Ignore 127.0.0.1 by ignoreself rule。因此测试封禁效果必须从另一台机器发起（例如 p1-web 打 p1-lan-client），本机自测永远不会触发封禁。</w:t>
       </w:r>
     </w:p>
     <w:p>

--- a/docs/网安实战项目学习手册.docx
+++ b/docs/网安实战项目学习手册.docx
@@ -9760,6 +9760,34 @@
           <w:sz w:val="22"/>
         </w:rPr>
         <w:t>fail2ban 自我保护规则 ignoreself（第 4 周 B 遇到）：fail2ban 会忽略来自本机自身/回环地址（127.0.0.1）的失败记录，日志会显示 Ignore 127.0.0.1 by ignoreself rule。因此测试封禁效果必须从另一台机器发起（例如 p1-web 打 p1-lan-client），本机自测永远不会触发封禁。</w:t>
+      </w:r>
+    </w:p>
+    <w:p>
+      <w:pPr>
+        <w:pStyle w:val="ListBullet"/>
+        <w:spacing w:after="60"/>
+      </w:pPr>
+      <w:r>
+        <w:rPr>
+          <w:rFonts w:ascii="微软雅黑" w:hAnsi="微软雅黑" w:eastAsia="微软雅黑"/>
+          <w:b w:val="0"/>
+          <w:sz w:val="22"/>
+        </w:rPr>
+        <w:t>实验网络层次（第 5 周）：真实链路是 你的电脑 到 家用路由器 到 真实互联网。实验里用 VirtualBox 在你电脑内部造了两层虚拟网络：① host-only 192.168.20.0/24 = 内网（Windows 主机 .254、pfSense LAN .1、客户端 .100、Wazuh .101、Web .102、WAF .103）；② NAT 网络 p1-wan 10.0.2.0/24 = 模拟外网（pfSense WAN .10、Kali .4），再通过真实电脑网卡访问真实互联网。私网地址（10.x、172.16-31.x、192.168.x）只在局域网有效，公网地址才是互联网上唯一的。</w:t>
+      </w:r>
+    </w:p>
+    <w:p>
+      <w:pPr>
+        <w:pStyle w:val="ListBullet"/>
+        <w:spacing w:after="60"/>
+      </w:pPr>
+      <w:r>
+        <w:rPr>
+          <w:rFonts w:ascii="微软雅黑" w:hAnsi="微软雅黑" w:eastAsia="微软雅黑"/>
+          <w:b w:val="0"/>
+          <w:sz w:val="22"/>
+        </w:rPr>
+        <w:t>端口映射（Port Forwarding）与演练意义（第 5 周）：默认外网访问 pfSense WAN 端口会被拒绝；加端口映射后，外网访问 WAN:2222 会转发到内网 192.168.20.100:22，并自动生成放行规则。这正是企业对外提供服务（网站/SSH）的原理，也是攻击面来源。本次演练故意暴露 SSH，用于模拟外网爆破，进而触发 Wazuh 告警与 fail2ban 封禁，完成研判、处置与报告闭环。踩坑：pfSense WAN 默认勾选 Block private networks，会把来自私网(10.x)的模拟外网流量当 bogon 丢弃，实验环境需关闭该选项。</w:t>
       </w:r>
     </w:p>
     <w:p>

--- a/docs/网安实战项目学习手册.docx
+++ b/docs/网安实战项目学习手册.docx
@@ -2571,7 +2571,773 @@
           <w:b w:val="0"/>
           <w:sz w:val="20"/>
         </w:rPr>
-        <w:t>第 4 周（等保差距整改、Kali 攻击机、Suricata 告警实测）、第 5 周（事件演练与报告）、P2（漏洞扫描与基线加固）、P3（SOC 与护网蓝队），每完成一段把做了什么、学了什么、对应岗位能力补到这里。</w:t>
+        <w:t>第 4、5 周回顾已补充（见上）。</w:t>
+      </w:r>
+    </w:p>
+    <w:p>
+      <w:pPr>
+        <w:pStyle w:val="Heading2"/>
+        <w:spacing w:before="200" w:after="80"/>
+      </w:pPr>
+      <w:r>
+        <w:rPr>
+          <w:rFonts w:ascii="微软雅黑" w:hAnsi="微软雅黑" w:eastAsia="微软雅黑"/>
+          <w:b/>
+          <w:sz w:val="26"/>
+        </w:rPr>
+        <w:t>1.4.5  第 4 周回顾：等保差距分析与整改</w:t>
+      </w:r>
+    </w:p>
+    <w:tbl>
+      <w:tblPr>
+        <w:tblStyle w:val="TableGrid"/>
+        <w:tblW w:type="auto" w:w="0"/>
+        <w:tblLook w:firstColumn="1" w:firstRow="1" w:lastColumn="0" w:lastRow="0" w:noHBand="0" w:noVBand="1" w:val="04A0"/>
+      </w:tblPr>
+      <w:tblGrid>
+        <w:gridCol w:w="2880"/>
+        <w:gridCol w:w="2880"/>
+        <w:gridCol w:w="2880"/>
+      </w:tblGrid>
+      <w:tr>
+        <w:tc>
+          <w:tcPr>
+            <w:tcW w:type="dxa" w:w="2880"/>
+          </w:tcPr>
+          <w:p>
+            <w:r/>
+            <w:r>
+              <w:rPr>
+                <w:rFonts w:ascii="微软雅黑" w:hAnsi="微软雅黑" w:eastAsia="微软雅黑"/>
+                <w:b/>
+                <w:sz w:val="20"/>
+              </w:rPr>
+              <w:t>做了什么</w:t>
+            </w:r>
+          </w:p>
+        </w:tc>
+        <w:tc>
+          <w:tcPr>
+            <w:tcW w:type="dxa" w:w="2880"/>
+          </w:tcPr>
+          <w:p>
+            <w:r/>
+            <w:r>
+              <w:rPr>
+                <w:rFonts w:ascii="微软雅黑" w:hAnsi="微软雅黑" w:eastAsia="微软雅黑"/>
+                <w:b/>
+                <w:sz w:val="20"/>
+              </w:rPr>
+              <w:t>学了什么</w:t>
+            </w:r>
+          </w:p>
+        </w:tc>
+        <w:tc>
+          <w:tcPr>
+            <w:tcW w:type="dxa" w:w="2880"/>
+          </w:tcPr>
+          <w:p>
+            <w:r/>
+            <w:r>
+              <w:rPr>
+                <w:rFonts w:ascii="微软雅黑" w:hAnsi="微软雅黑" w:eastAsia="微软雅黑"/>
+                <w:b/>
+                <w:sz w:val="20"/>
+              </w:rPr>
+              <w:t>对应岗位能力</w:t>
+            </w:r>
+          </w:p>
+        </w:tc>
+      </w:tr>
+      <w:tr>
+        <w:tc>
+          <w:tcPr>
+            <w:tcW w:type="dxa" w:w="2880"/>
+          </w:tcPr>
+          <w:p>
+            <w:r/>
+            <w:r>
+              <w:rPr>
+                <w:rFonts w:ascii="微软雅黑" w:hAnsi="微软雅黑" w:eastAsia="微软雅黑"/>
+                <w:b w:val="0"/>
+                <w:sz w:val="18"/>
+              </w:rPr>
+              <w:t>部署 Kali 攻击机并完成端口扫描验证</w:t>
+            </w:r>
+          </w:p>
+        </w:tc>
+        <w:tc>
+          <w:tcPr>
+            <w:tcW w:type="dxa" w:w="2880"/>
+          </w:tcPr>
+          <w:p>
+            <w:r/>
+            <w:r>
+              <w:rPr>
+                <w:rFonts w:ascii="微软雅黑" w:hAnsi="微软雅黑" w:eastAsia="微软雅黑"/>
+                <w:b w:val="0"/>
+                <w:sz w:val="18"/>
+              </w:rPr>
+              <w:t>攻击机使用、nmap 扫描、防火墙默认阻断效果</w:t>
+            </w:r>
+          </w:p>
+        </w:tc>
+        <w:tc>
+          <w:tcPr>
+            <w:tcW w:type="dxa" w:w="2880"/>
+          </w:tcPr>
+          <w:p>
+            <w:r/>
+            <w:r>
+              <w:rPr>
+                <w:rFonts w:ascii="微软雅黑" w:hAnsi="微软雅黑" w:eastAsia="微软雅黑"/>
+                <w:b w:val="0"/>
+                <w:sz w:val="18"/>
+              </w:rPr>
+              <w:t>攻击模拟与防御验证</w:t>
+            </w:r>
+          </w:p>
+        </w:tc>
+      </w:tr>
+      <w:tr>
+        <w:tc>
+          <w:tcPr>
+            <w:tcW w:type="dxa" w:w="2880"/>
+          </w:tcPr>
+          <w:p>
+            <w:r/>
+            <w:r>
+              <w:rPr>
+                <w:rFonts w:ascii="微软雅黑" w:hAnsi="微软雅黑" w:eastAsia="微软雅黑"/>
+                <w:b w:val="0"/>
+                <w:sz w:val="18"/>
+              </w:rPr>
+              <w:t>按等保五层做差距分析（通信网络/区域边界/计算环境/管理中心/物理环境）</w:t>
+            </w:r>
+          </w:p>
+        </w:tc>
+        <w:tc>
+          <w:tcPr>
+            <w:tcW w:type="dxa" w:w="2880"/>
+          </w:tcPr>
+          <w:p>
+            <w:r/>
+            <w:r>
+              <w:rPr>
+                <w:rFonts w:ascii="微软雅黑" w:hAnsi="微软雅黑" w:eastAsia="微软雅黑"/>
+                <w:b w:val="0"/>
+                <w:sz w:val="18"/>
+              </w:rPr>
+              <w:t>等保 2.0 框架、控制点、满足度判定</w:t>
+            </w:r>
+          </w:p>
+        </w:tc>
+        <w:tc>
+          <w:tcPr>
+            <w:tcW w:type="dxa" w:w="2880"/>
+          </w:tcPr>
+          <w:p>
+            <w:r/>
+            <w:r>
+              <w:rPr>
+                <w:rFonts w:ascii="微软雅黑" w:hAnsi="微软雅黑" w:eastAsia="微软雅黑"/>
+                <w:b w:val="0"/>
+                <w:sz w:val="18"/>
+              </w:rPr>
+              <w:t>合规自查</w:t>
+            </w:r>
+          </w:p>
+        </w:tc>
+      </w:tr>
+      <w:tr>
+        <w:tc>
+          <w:tcPr>
+            <w:tcW w:type="dxa" w:w="2880"/>
+          </w:tcPr>
+          <w:p>
+            <w:r/>
+            <w:r>
+              <w:rPr>
+                <w:rFonts w:ascii="微软雅黑" w:hAnsi="微软雅黑" w:eastAsia="微软雅黑"/>
+                <w:b w:val="0"/>
+                <w:sz w:val="18"/>
+              </w:rPr>
+              <w:t>R1 扩大集中审计：Web 服务器接入 Wazuh</w:t>
+            </w:r>
+          </w:p>
+        </w:tc>
+        <w:tc>
+          <w:tcPr>
+            <w:tcW w:type="dxa" w:w="2880"/>
+          </w:tcPr>
+          <w:p>
+            <w:r/>
+            <w:r>
+              <w:rPr>
+                <w:rFonts w:ascii="微软雅黑" w:hAnsi="微软雅黑" w:eastAsia="微软雅黑"/>
+                <w:b w:val="0"/>
+                <w:sz w:val="18"/>
+              </w:rPr>
+              <w:t>Agent 部署、日志上传验证</w:t>
+            </w:r>
+          </w:p>
+        </w:tc>
+        <w:tc>
+          <w:tcPr>
+            <w:tcW w:type="dxa" w:w="2880"/>
+          </w:tcPr>
+          <w:p>
+            <w:r/>
+            <w:r>
+              <w:rPr>
+                <w:rFonts w:ascii="微软雅黑" w:hAnsi="微软雅黑" w:eastAsia="微软雅黑"/>
+                <w:b w:val="0"/>
+                <w:sz w:val="18"/>
+              </w:rPr>
+              <w:t>集中审计运维</w:t>
+            </w:r>
+          </w:p>
+        </w:tc>
+      </w:tr>
+      <w:tr>
+        <w:tc>
+          <w:tcPr>
+            <w:tcW w:type="dxa" w:w="2880"/>
+          </w:tcPr>
+          <w:p>
+            <w:r/>
+            <w:r>
+              <w:rPr>
+                <w:rFonts w:ascii="微软雅黑" w:hAnsi="微软雅黑" w:eastAsia="微软雅黑"/>
+                <w:b w:val="0"/>
+                <w:sz w:val="18"/>
+              </w:rPr>
+              <w:t>R2 SSH 增强：会话超时 + fail2ban 封禁</w:t>
+            </w:r>
+          </w:p>
+        </w:tc>
+        <w:tc>
+          <w:tcPr>
+            <w:tcW w:type="dxa" w:w="2880"/>
+          </w:tcPr>
+          <w:p>
+            <w:r/>
+            <w:r>
+              <w:rPr>
+                <w:rFonts w:ascii="微软雅黑" w:hAnsi="微软雅黑" w:eastAsia="微软雅黑"/>
+                <w:b w:val="0"/>
+                <w:sz w:val="18"/>
+              </w:rPr>
+              <w:t>fail2ban 原理、ignoreself 规则、从其他主机测试</w:t>
+            </w:r>
+          </w:p>
+        </w:tc>
+        <w:tc>
+          <w:tcPr>
+            <w:tcW w:type="dxa" w:w="2880"/>
+          </w:tcPr>
+          <w:p>
+            <w:r/>
+            <w:r>
+              <w:rPr>
+                <w:rFonts w:ascii="微软雅黑" w:hAnsi="微软雅黑" w:eastAsia="微软雅黑"/>
+                <w:b w:val="0"/>
+                <w:sz w:val="18"/>
+              </w:rPr>
+              <w:t>主机加固与入侵防范</w:t>
+            </w:r>
+          </w:p>
+        </w:tc>
+      </w:tr>
+      <w:tr>
+        <w:tc>
+          <w:tcPr>
+            <w:tcW w:type="dxa" w:w="2880"/>
+          </w:tcPr>
+          <w:p>
+            <w:r/>
+            <w:r>
+              <w:rPr>
+                <w:rFonts w:ascii="微软雅黑" w:hAnsi="微软雅黑" w:eastAsia="微软雅黑"/>
+                <w:b w:val="0"/>
+                <w:sz w:val="18"/>
+              </w:rPr>
+              <w:t>R3 时间同步整改（客户端/Web/pfSense）</w:t>
+            </w:r>
+          </w:p>
+        </w:tc>
+        <w:tc>
+          <w:tcPr>
+            <w:tcW w:type="dxa" w:w="2880"/>
+          </w:tcPr>
+          <w:p>
+            <w:r/>
+            <w:r>
+              <w:rPr>
+                <w:rFonts w:ascii="微软雅黑" w:hAnsi="微软雅黑" w:eastAsia="微软雅黑"/>
+                <w:b w:val="0"/>
+                <w:sz w:val="18"/>
+              </w:rPr>
+              <w:t>NTP 原理、stratum/reach/offset 含义</w:t>
+            </w:r>
+          </w:p>
+        </w:tc>
+        <w:tc>
+          <w:tcPr>
+            <w:tcW w:type="dxa" w:w="2880"/>
+          </w:tcPr>
+          <w:p>
+            <w:r/>
+            <w:r>
+              <w:rPr>
+                <w:rFonts w:ascii="微软雅黑" w:hAnsi="微软雅黑" w:eastAsia="微软雅黑"/>
+                <w:b w:val="0"/>
+                <w:sz w:val="18"/>
+              </w:rPr>
+              <w:t>安全管理中心</w:t>
+            </w:r>
+          </w:p>
+        </w:tc>
+      </w:tr>
+      <w:tr>
+        <w:tc>
+          <w:tcPr>
+            <w:tcW w:type="dxa" w:w="2880"/>
+          </w:tcPr>
+          <w:p>
+            <w:r/>
+            <w:r>
+              <w:rPr>
+                <w:rFonts w:ascii="微软雅黑" w:hAnsi="微软雅黑" w:eastAsia="微软雅黑"/>
+                <w:b w:val="0"/>
+                <w:sz w:val="18"/>
+              </w:rPr>
+              <w:t>输出整改报告（问题到整改到复测到留证）</w:t>
+            </w:r>
+          </w:p>
+        </w:tc>
+        <w:tc>
+          <w:tcPr>
+            <w:tcW w:type="dxa" w:w="2880"/>
+          </w:tcPr>
+          <w:p>
+            <w:r/>
+            <w:r>
+              <w:rPr>
+                <w:rFonts w:ascii="微软雅黑" w:hAnsi="微软雅黑" w:eastAsia="微软雅黑"/>
+                <w:b w:val="0"/>
+                <w:sz w:val="18"/>
+              </w:rPr>
+              <w:t>整改闭环方法与报告结构</w:t>
+            </w:r>
+          </w:p>
+        </w:tc>
+        <w:tc>
+          <w:tcPr>
+            <w:tcW w:type="dxa" w:w="2880"/>
+          </w:tcPr>
+          <w:p>
+            <w:r/>
+            <w:r>
+              <w:rPr>
+                <w:rFonts w:ascii="微软雅黑" w:hAnsi="微软雅黑" w:eastAsia="微软雅黑"/>
+                <w:b w:val="0"/>
+                <w:sz w:val="18"/>
+              </w:rPr>
+              <w:t>合规报告能力</w:t>
+            </w:r>
+          </w:p>
+        </w:tc>
+      </w:tr>
+    </w:tbl>
+    <w:p>
+      <w:pPr>
+        <w:pStyle w:val="Heading2"/>
+        <w:spacing w:before="200" w:after="80"/>
+      </w:pPr>
+      <w:r>
+        <w:rPr>
+          <w:rFonts w:ascii="微软雅黑" w:hAnsi="微软雅黑" w:eastAsia="微软雅黑"/>
+          <w:b/>
+          <w:sz w:val="26"/>
+        </w:rPr>
+        <w:t>1.4.6  第 5 周回顾：安全事件演练（应急响应闭环）</w:t>
+      </w:r>
+    </w:p>
+    <w:tbl>
+      <w:tblPr>
+        <w:tblStyle w:val="TableGrid"/>
+        <w:tblW w:type="auto" w:w="0"/>
+        <w:tblLook w:firstColumn="1" w:firstRow="1" w:lastColumn="0" w:lastRow="0" w:noHBand="0" w:noVBand="1" w:val="04A0"/>
+      </w:tblPr>
+      <w:tblGrid>
+        <w:gridCol w:w="2880"/>
+        <w:gridCol w:w="2880"/>
+        <w:gridCol w:w="2880"/>
+      </w:tblGrid>
+      <w:tr>
+        <w:tc>
+          <w:tcPr>
+            <w:tcW w:type="dxa" w:w="2880"/>
+          </w:tcPr>
+          <w:p>
+            <w:r/>
+            <w:r>
+              <w:rPr>
+                <w:rFonts w:ascii="微软雅黑" w:hAnsi="微软雅黑" w:eastAsia="微软雅黑"/>
+                <w:b/>
+                <w:sz w:val="20"/>
+              </w:rPr>
+              <w:t>做了什么</w:t>
+            </w:r>
+          </w:p>
+        </w:tc>
+        <w:tc>
+          <w:tcPr>
+            <w:tcW w:type="dxa" w:w="2880"/>
+          </w:tcPr>
+          <w:p>
+            <w:r/>
+            <w:r>
+              <w:rPr>
+                <w:rFonts w:ascii="微软雅黑" w:hAnsi="微软雅黑" w:eastAsia="微软雅黑"/>
+                <w:b/>
+                <w:sz w:val="20"/>
+              </w:rPr>
+              <w:t>学了什么</w:t>
+            </w:r>
+          </w:p>
+        </w:tc>
+        <w:tc>
+          <w:tcPr>
+            <w:tcW w:type="dxa" w:w="2880"/>
+          </w:tcPr>
+          <w:p>
+            <w:r/>
+            <w:r>
+              <w:rPr>
+                <w:rFonts w:ascii="微软雅黑" w:hAnsi="微软雅黑" w:eastAsia="微软雅黑"/>
+                <w:b/>
+                <w:sz w:val="20"/>
+              </w:rPr>
+              <w:t>对应岗位能力</w:t>
+            </w:r>
+          </w:p>
+        </w:tc>
+      </w:tr>
+      <w:tr>
+        <w:tc>
+          <w:tcPr>
+            <w:tcW w:type="dxa" w:w="2880"/>
+          </w:tcPr>
+          <w:p>
+            <w:r/>
+            <w:r>
+              <w:rPr>
+                <w:rFonts w:ascii="微软雅黑" w:hAnsi="微软雅黑" w:eastAsia="微软雅黑"/>
+                <w:b w:val="0"/>
+                <w:sz w:val="18"/>
+              </w:rPr>
+              <w:t>端口映射暴露 SSH，设计攻击链</w:t>
+            </w:r>
+          </w:p>
+        </w:tc>
+        <w:tc>
+          <w:tcPr>
+            <w:tcW w:type="dxa" w:w="2880"/>
+          </w:tcPr>
+          <w:p>
+            <w:r/>
+            <w:r>
+              <w:rPr>
+                <w:rFonts w:ascii="微软雅黑" w:hAnsi="微软雅黑" w:eastAsia="微软雅黑"/>
+                <w:b w:val="0"/>
+                <w:sz w:val="18"/>
+              </w:rPr>
+              <w:t>端口映射作用、攻击面、私网与公网区别</w:t>
+            </w:r>
+          </w:p>
+        </w:tc>
+        <w:tc>
+          <w:tcPr>
+            <w:tcW w:type="dxa" w:w="2880"/>
+          </w:tcPr>
+          <w:p>
+            <w:r/>
+            <w:r>
+              <w:rPr>
+                <w:rFonts w:ascii="微软雅黑" w:hAnsi="微软雅黑" w:eastAsia="微软雅黑"/>
+                <w:b w:val="0"/>
+                <w:sz w:val="18"/>
+              </w:rPr>
+              <w:t>边界暴露面评估</w:t>
+            </w:r>
+          </w:p>
+        </w:tc>
+      </w:tr>
+      <w:tr>
+        <w:tc>
+          <w:tcPr>
+            <w:tcW w:type="dxa" w:w="2880"/>
+          </w:tcPr>
+          <w:p>
+            <w:r/>
+            <w:r>
+              <w:rPr>
+                <w:rFonts w:ascii="微软雅黑" w:hAnsi="微软雅黑" w:eastAsia="微软雅黑"/>
+                <w:b w:val="0"/>
+                <w:sz w:val="18"/>
+              </w:rPr>
+              <w:t>场景一：Kali 爆破 SSH 到 fail2ban 封禁到 Wazuh 告警</w:t>
+            </w:r>
+          </w:p>
+        </w:tc>
+        <w:tc>
+          <w:tcPr>
+            <w:tcW w:type="dxa" w:w="2880"/>
+          </w:tcPr>
+          <w:p>
+            <w:r/>
+            <w:r>
+              <w:rPr>
+                <w:rFonts w:ascii="微软雅黑" w:hAnsi="微软雅黑" w:eastAsia="微软雅黑"/>
+                <w:b w:val="0"/>
+                <w:sz w:val="18"/>
+              </w:rPr>
+              <w:t>暴力破解原理、日志到告警链路、IOC 提取</w:t>
+            </w:r>
+          </w:p>
+        </w:tc>
+        <w:tc>
+          <w:tcPr>
+            <w:tcW w:type="dxa" w:w="2880"/>
+          </w:tcPr>
+          <w:p>
+            <w:r/>
+            <w:r>
+              <w:rPr>
+                <w:rFonts w:ascii="微软雅黑" w:hAnsi="微软雅黑" w:eastAsia="微软雅黑"/>
+                <w:b w:val="0"/>
+                <w:sz w:val="18"/>
+              </w:rPr>
+              <w:t>应急响应与告警研判</w:t>
+            </w:r>
+          </w:p>
+        </w:tc>
+      </w:tr>
+      <w:tr>
+        <w:tc>
+          <w:tcPr>
+            <w:tcW w:type="dxa" w:w="2880"/>
+          </w:tcPr>
+          <w:p>
+            <w:r/>
+            <w:r>
+              <w:rPr>
+                <w:rFonts w:ascii="微软雅黑" w:hAnsi="微软雅黑" w:eastAsia="微软雅黑"/>
+                <w:b w:val="0"/>
+                <w:sz w:val="18"/>
+              </w:rPr>
+              <w:t>场景一：痕迹检查（Accepted/last/auditd）</w:t>
+            </w:r>
+          </w:p>
+        </w:tc>
+        <w:tc>
+          <w:tcPr>
+            <w:tcW w:type="dxa" w:w="2880"/>
+          </w:tcPr>
+          <w:p>
+            <w:r/>
+            <w:r>
+              <w:rPr>
+                <w:rFonts w:ascii="微软雅黑" w:hAnsi="微软雅黑" w:eastAsia="微软雅黑"/>
+                <w:b w:val="0"/>
+                <w:sz w:val="18"/>
+              </w:rPr>
+              <w:t>主机入侵痕迹排查方法</w:t>
+            </w:r>
+          </w:p>
+        </w:tc>
+        <w:tc>
+          <w:tcPr>
+            <w:tcW w:type="dxa" w:w="2880"/>
+          </w:tcPr>
+          <w:p>
+            <w:r/>
+            <w:r>
+              <w:rPr>
+                <w:rFonts w:ascii="微软雅黑" w:hAnsi="微软雅黑" w:eastAsia="微软雅黑"/>
+                <w:b w:val="0"/>
+                <w:sz w:val="18"/>
+              </w:rPr>
+              <w:t>入侵排查</w:t>
+            </w:r>
+          </w:p>
+        </w:tc>
+      </w:tr>
+      <w:tr>
+        <w:tc>
+          <w:tcPr>
+            <w:tcW w:type="dxa" w:w="2880"/>
+          </w:tcPr>
+          <w:p>
+            <w:r/>
+            <w:r>
+              <w:rPr>
+                <w:rFonts w:ascii="微软雅黑" w:hAnsi="微软雅黑" w:eastAsia="微软雅黑"/>
+                <w:b w:val="0"/>
+                <w:sz w:val="18"/>
+              </w:rPr>
+              <w:t>场景二：SQL 注入被 WAF 拦截</w:t>
+            </w:r>
+          </w:p>
+        </w:tc>
+        <w:tc>
+          <w:tcPr>
+            <w:tcW w:type="dxa" w:w="2880"/>
+          </w:tcPr>
+          <w:p>
+            <w:r/>
+            <w:r>
+              <w:rPr>
+                <w:rFonts w:ascii="微软雅黑" w:hAnsi="微软雅黑" w:eastAsia="微软雅黑"/>
+                <w:b w:val="0"/>
+                <w:sz w:val="18"/>
+              </w:rPr>
+              <w:t>WAF 检测与拦截原理</w:t>
+            </w:r>
+          </w:p>
+        </w:tc>
+        <w:tc>
+          <w:tcPr>
+            <w:tcW w:type="dxa" w:w="2880"/>
+          </w:tcPr>
+          <w:p>
+            <w:r/>
+            <w:r>
+              <w:rPr>
+                <w:rFonts w:ascii="微软雅黑" w:hAnsi="微软雅黑" w:eastAsia="微软雅黑"/>
+                <w:b w:val="0"/>
+                <w:sz w:val="18"/>
+              </w:rPr>
+              <w:t>Web 攻击防护</w:t>
+            </w:r>
+          </w:p>
+        </w:tc>
+      </w:tr>
+      <w:tr>
+        <w:tc>
+          <w:tcPr>
+            <w:tcW w:type="dxa" w:w="2880"/>
+          </w:tcPr>
+          <w:p>
+            <w:r/>
+            <w:r>
+              <w:rPr>
+                <w:rFonts w:ascii="微软雅黑" w:hAnsi="微软雅黑" w:eastAsia="微软雅黑"/>
+                <w:b w:val="0"/>
+                <w:sz w:val="18"/>
+              </w:rPr>
+              <w:t>场景二：攻击源拉黑并验证到恢复</w:t>
+            </w:r>
+          </w:p>
+        </w:tc>
+        <w:tc>
+          <w:tcPr>
+            <w:tcW w:type="dxa" w:w="2880"/>
+          </w:tcPr>
+          <w:p>
+            <w:r/>
+            <w:r>
+              <w:rPr>
+                <w:rFonts w:ascii="微软雅黑" w:hAnsi="微软雅黑" w:eastAsia="微软雅黑"/>
+                <w:b w:val="0"/>
+                <w:sz w:val="18"/>
+              </w:rPr>
+              <w:t>WAF 黑名单处置、处置后复测</w:t>
+            </w:r>
+          </w:p>
+        </w:tc>
+        <w:tc>
+          <w:tcPr>
+            <w:tcW w:type="dxa" w:w="2880"/>
+          </w:tcPr>
+          <w:p>
+            <w:r/>
+            <w:r>
+              <w:rPr>
+                <w:rFonts w:ascii="微软雅黑" w:hAnsi="微软雅黑" w:eastAsia="微软雅黑"/>
+                <w:b w:val="0"/>
+                <w:sz w:val="18"/>
+              </w:rPr>
+              <w:t>安全事件处置</w:t>
+            </w:r>
+          </w:p>
+        </w:tc>
+      </w:tr>
+      <w:tr>
+        <w:tc>
+          <w:tcPr>
+            <w:tcW w:type="dxa" w:w="2880"/>
+          </w:tcPr>
+          <w:p>
+            <w:r/>
+            <w:r>
+              <w:rPr>
+                <w:rFonts w:ascii="微软雅黑" w:hAnsi="微软雅黑" w:eastAsia="微软雅黑"/>
+                <w:b w:val="0"/>
+                <w:sz w:val="18"/>
+              </w:rPr>
+              <w:t>输出事件报告 01/02</w:t>
+            </w:r>
+          </w:p>
+        </w:tc>
+        <w:tc>
+          <w:tcPr>
+            <w:tcW w:type="dxa" w:w="2880"/>
+          </w:tcPr>
+          <w:p>
+            <w:r/>
+            <w:r>
+              <w:rPr>
+                <w:rFonts w:ascii="微软雅黑" w:hAnsi="微软雅黑" w:eastAsia="微软雅黑"/>
+                <w:b w:val="0"/>
+                <w:sz w:val="18"/>
+              </w:rPr>
+              <w:t>标准化事件报告结构（概述/时间线/路径/IOC/影响/处置/复盘）</w:t>
+            </w:r>
+          </w:p>
+        </w:tc>
+        <w:tc>
+          <w:tcPr>
+            <w:tcW w:type="dxa" w:w="2880"/>
+          </w:tcPr>
+          <w:p>
+            <w:r/>
+            <w:r>
+              <w:rPr>
+                <w:rFonts w:ascii="微软雅黑" w:hAnsi="微软雅黑" w:eastAsia="微软雅黑"/>
+                <w:b w:val="0"/>
+                <w:sz w:val="18"/>
+              </w:rPr>
+              <w:t>报告与复盘能力</w:t>
+            </w:r>
+          </w:p>
+        </w:tc>
+      </w:tr>
+    </w:tbl>
+    <w:p>
+      <w:pPr>
+        <w:pStyle w:val="ListBullet"/>
+        <w:spacing w:after="60"/>
+      </w:pPr>
+      <w:r>
+        <w:rPr>
+          <w:rFonts w:ascii="微软雅黑" w:hAnsi="微软雅黑" w:eastAsia="微软雅黑"/>
+          <w:b w:val="0"/>
+          <w:sz w:val="20"/>
+        </w:rPr>
+        <w:t>应急响应闭环流程（第 5 周）：暴露面与攻击（端口映射暴露 SSH / Web 注入请求）到检测（Wazuh 规则 / WAF 引擎）到告警（rule 5760 level 5 / SQL 注入事件）到研判（核对来源、次数、时间窗、是否成功）到处置（fail2ban 封禁 / WAF 黑名单）到恢复（解封、验证 200）到复盘报告（时间线、IOC、影响、改进建议）。</w:t>
       </w:r>
     </w:p>
     <w:p>
